--- a/docs/ApêndiceC-VisãoFuncional/3.FluxosdeEvento/ModuloDoUsuario-v.1.2.docx
+++ b/docs/ApêndiceC-VisãoFuncional/3.FluxosdeEvento/ModuloDoUsuario-v.1.2.docx
@@ -153,7 +153,26 @@
                 <w:sz w:val="20"/>
                 <w:szCs w:val="20"/>
               </w:rPr>
-              <w:t>Visualizar dashboard de pacientes</w:t>
+              <w:t xml:space="preserve">Visualizar dashboard de </w:t>
+            </w:r>
+            <w:r>
+              <w:rPr>
+                <w:rFonts w:hint="default" w:ascii="Times New Roman" w:hAnsi="Times New Roman" w:eastAsia="Times New Roman" w:cs="Times New Roman"/>
+                <w:color w:val="000000"/>
+                <w:sz w:val="20"/>
+                <w:szCs w:val="20"/>
+                <w:lang w:val="pt-BR"/>
+              </w:rPr>
+              <w:t>residente</w:t>
+            </w:r>
+            <w:r>
+              <w:rPr>
+                <w:rFonts w:ascii="Times New Roman" w:hAnsi="Times New Roman" w:eastAsia="Times New Roman" w:cs="Times New Roman"/>
+                <w:color w:val="000000"/>
+                <w:sz w:val="20"/>
+                <w:szCs w:val="20"/>
+              </w:rPr>
+              <w:t>s</w:t>
             </w:r>
           </w:p>
         </w:tc>
@@ -321,7 +340,7 @@
                 <w:szCs w:val="20"/>
                 <w:lang w:val="pt-BR"/>
               </w:rPr>
-              <w:t>Ao menos um paciente cadastrado</w:t>
+              <w:t>Ao menos um residente cadastrado</w:t>
             </w:r>
           </w:p>
         </w:tc>
@@ -404,7 +423,26 @@
                 <w:sz w:val="20"/>
                 <w:szCs w:val="20"/>
               </w:rPr>
-              <w:t>Dashboard de pacientes exibido.</w:t>
+              <w:t xml:space="preserve">Dashboard de </w:t>
+            </w:r>
+            <w:r>
+              <w:rPr>
+                <w:rFonts w:ascii="Times New Roman" w:hAnsi="Times New Roman" w:eastAsia="Times New Roman" w:cs="Times New Roman"/>
+                <w:color w:val="000000"/>
+                <w:sz w:val="20"/>
+                <w:szCs w:val="20"/>
+                <w:lang w:val="pt-BR"/>
+              </w:rPr>
+              <w:t>residente</w:t>
+            </w:r>
+            <w:r>
+              <w:rPr>
+                <w:rFonts w:ascii="Times New Roman" w:hAnsi="Times New Roman" w:eastAsia="Times New Roman" w:cs="Times New Roman"/>
+                <w:color w:val="000000"/>
+                <w:sz w:val="20"/>
+                <w:szCs w:val="20"/>
+              </w:rPr>
+              <w:t>s exibido.</w:t>
             </w:r>
           </w:p>
         </w:tc>
@@ -617,6 +655,7 @@
               <w:bottom w:val="single" w:color="000000" w:sz="4" w:space="0"/>
               <w:right w:val="single" w:color="000000" w:sz="4" w:space="0"/>
             </w:tcBorders>
+            <w:shd w:val="clear"/>
             <w:vAlign w:val="top"/>
           </w:tcPr>
           <w:p>
@@ -628,9 +667,19 @@
                 <w:color w:val="000000"/>
                 <w:sz w:val="20"/>
                 <w:szCs w:val="20"/>
-                <w:lang w:val="pt-BR"/>
-              </w:rPr>
-            </w:pPr>
+                <w:lang w:val="pt-BR" w:eastAsia="pt-BR" w:bidi="ar-SA"/>
+              </w:rPr>
+            </w:pPr>
+            <w:r>
+              <w:rPr>
+                <w:rFonts w:hint="default" w:ascii="Times New Roman" w:hAnsi="Times New Roman" w:eastAsia="Times New Roman" w:cs="Times New Roman"/>
+                <w:color w:val="000000"/>
+                <w:sz w:val="20"/>
+                <w:szCs w:val="20"/>
+                <w:lang w:val="pt-BR"/>
+              </w:rPr>
+              <w:t>Fluxo de acerto</w:t>
+            </w:r>
           </w:p>
         </w:tc>
         <w:tc>
@@ -655,15 +704,6 @@
                 <w:lang w:val="pt-BR"/>
               </w:rPr>
             </w:pPr>
-            <w:r>
-              <w:rPr>
-                <w:rFonts w:ascii="Times New Roman" w:hAnsi="Times New Roman" w:eastAsia="Times New Roman" w:cs="Times New Roman"/>
-                <w:color w:val="000000"/>
-                <w:sz w:val="20"/>
-                <w:szCs w:val="20"/>
-              </w:rPr>
-              <w:t>2. O sistema exibe o painel com informações e status dos pacientes.</w:t>
-            </w:r>
           </w:p>
         </w:tc>
       </w:tr>
@@ -693,28 +733,123 @@
               <w:bottom w:val="single" w:color="000000" w:sz="4" w:space="0"/>
               <w:right w:val="single" w:color="000000" w:sz="4" w:space="0"/>
             </w:tcBorders>
-          </w:tcPr>
-          <w:p>
-            <w:pPr>
-              <w:pStyle w:val="3"/>
-              <w:spacing w:line="276" w:lineRule="auto"/>
-              <w:rPr>
-                <w:rFonts w:hint="default" w:ascii="Times New Roman" w:hAnsi="Times New Roman" w:eastAsia="Times New Roman" w:cs="Times New Roman"/>
-                <w:color w:val="000000"/>
-                <w:sz w:val="20"/>
-                <w:szCs w:val="20"/>
-                <w:lang w:val="pt-BR"/>
-              </w:rPr>
-            </w:pPr>
-            <w:r>
-              <w:rPr>
-                <w:rFonts w:hint="default" w:ascii="Times New Roman" w:hAnsi="Times New Roman" w:eastAsia="Times New Roman" w:cs="Times New Roman"/>
-                <w:color w:val="000000"/>
-                <w:sz w:val="20"/>
-                <w:szCs w:val="20"/>
-                <w:lang w:val="pt-BR"/>
-              </w:rPr>
-              <w:t>Fluxo Alternativo</w:t>
+            <w:vAlign w:val="top"/>
+          </w:tcPr>
+          <w:p>
+            <w:pPr>
+              <w:pStyle w:val="3"/>
+              <w:spacing w:line="276" w:lineRule="auto"/>
+              <w:rPr>
+                <w:rFonts w:hint="default" w:ascii="Times New Roman" w:hAnsi="Times New Roman" w:eastAsia="Times New Roman" w:cs="Times New Roman"/>
+                <w:color w:val="000000"/>
+                <w:sz w:val="20"/>
+                <w:szCs w:val="20"/>
+                <w:lang w:val="pt-BR"/>
+              </w:rPr>
+            </w:pPr>
+          </w:p>
+        </w:tc>
+        <w:tc>
+          <w:tcPr>
+            <w:tcW w:w="6641" w:type="dxa"/>
+            <w:tcBorders>
+              <w:top w:val="single" w:color="000000" w:sz="4" w:space="0"/>
+              <w:left w:val="single" w:color="000000" w:sz="4" w:space="0"/>
+              <w:bottom w:val="single" w:color="000000" w:sz="4" w:space="0"/>
+              <w:right w:val="single" w:color="000000" w:sz="4" w:space="0"/>
+            </w:tcBorders>
+          </w:tcPr>
+          <w:p>
+            <w:pPr>
+              <w:pStyle w:val="3"/>
+              <w:spacing w:line="276" w:lineRule="auto"/>
+              <w:rPr>
+                <w:rFonts w:hint="default" w:ascii="Times New Roman" w:hAnsi="Times New Roman" w:eastAsia="Times New Roman" w:cs="Times New Roman"/>
+                <w:color w:val="000000"/>
+                <w:sz w:val="20"/>
+                <w:szCs w:val="20"/>
+                <w:lang w:val="pt-BR"/>
+              </w:rPr>
+            </w:pPr>
+            <w:r>
+              <w:rPr>
+                <w:rFonts w:ascii="Times New Roman" w:hAnsi="Times New Roman" w:eastAsia="Times New Roman" w:cs="Times New Roman"/>
+                <w:color w:val="000000"/>
+                <w:sz w:val="20"/>
+                <w:szCs w:val="20"/>
+              </w:rPr>
+              <w:t xml:space="preserve">2. O sistema exibe o painel com informações e status dos </w:t>
+            </w:r>
+            <w:r>
+              <w:rPr>
+                <w:rFonts w:ascii="Times New Roman" w:hAnsi="Times New Roman" w:eastAsia="Times New Roman" w:cs="Times New Roman"/>
+                <w:color w:val="000000"/>
+                <w:sz w:val="20"/>
+                <w:szCs w:val="20"/>
+                <w:lang w:val="pt-BR"/>
+              </w:rPr>
+              <w:t>residente</w:t>
+            </w:r>
+            <w:r>
+              <w:rPr>
+                <w:rFonts w:ascii="Times New Roman" w:hAnsi="Times New Roman" w:eastAsia="Times New Roman" w:cs="Times New Roman"/>
+                <w:color w:val="000000"/>
+                <w:sz w:val="20"/>
+                <w:szCs w:val="20"/>
+              </w:rPr>
+              <w:t>s.</w:t>
+            </w:r>
+          </w:p>
+        </w:tc>
+      </w:tr>
+      <w:tr>
+        <w:tblPrEx>
+          <w:tblBorders>
+            <w:top w:val="single" w:color="000000" w:sz="4" w:space="0"/>
+            <w:left w:val="single" w:color="000000" w:sz="4" w:space="0"/>
+            <w:bottom w:val="single" w:color="000000" w:sz="4" w:space="0"/>
+            <w:right w:val="single" w:color="000000" w:sz="4" w:space="0"/>
+            <w:insideH w:val="single" w:color="000000" w:sz="4" w:space="0"/>
+            <w:insideV w:val="single" w:color="000000" w:sz="4" w:space="0"/>
+          </w:tblBorders>
+          <w:tblCellMar>
+            <w:top w:w="0" w:type="dxa"/>
+            <w:left w:w="108" w:type="dxa"/>
+            <w:bottom w:w="0" w:type="dxa"/>
+            <w:right w:w="108" w:type="dxa"/>
+          </w:tblCellMar>
+        </w:tblPrEx>
+        <w:tc>
+          <w:tcPr>
+            <w:tcW w:w="2381" w:type="dxa"/>
+            <w:tcBorders>
+              <w:top w:val="single" w:color="000000" w:sz="4" w:space="0"/>
+              <w:left w:val="single" w:color="000000" w:sz="4" w:space="0"/>
+              <w:bottom w:val="single" w:color="000000" w:sz="4" w:space="0"/>
+              <w:right w:val="single" w:color="000000" w:sz="4" w:space="0"/>
+            </w:tcBorders>
+          </w:tcPr>
+          <w:p>
+            <w:pPr>
+              <w:pStyle w:val="3"/>
+              <w:spacing w:line="276" w:lineRule="auto"/>
+              <w:rPr>
+                <w:rFonts w:hint="default" w:ascii="Times New Roman" w:hAnsi="Times New Roman" w:eastAsia="Times New Roman" w:cs="Times New Roman"/>
+                <w:color w:val="000000"/>
+                <w:sz w:val="20"/>
+                <w:szCs w:val="20"/>
+                <w:lang w:val="pt-BR"/>
+              </w:rPr>
+            </w:pPr>
+            <w:r>
+              <w:rPr>
+                <w:rFonts w:hint="default" w:ascii="Times New Roman" w:hAnsi="Times New Roman" w:eastAsia="Times New Roman" w:cs="Times New Roman"/>
+                <w:color w:val="000000"/>
+                <w:sz w:val="20"/>
+                <w:szCs w:val="20"/>
+                <w:lang w:val="pt-BR"/>
+              </w:rPr>
+              <w:t>Fluxo de erro</w:t>
             </w:r>
           </w:p>
         </w:tc>
@@ -935,7 +1070,7 @@
                 <w:szCs w:val="20"/>
                 <w:lang w:val="pt-BR"/>
               </w:rPr>
-              <w:t>Cadastrar Paciente</w:t>
+              <w:t>Cadastrar residente</w:t>
             </w:r>
           </w:p>
         </w:tc>
@@ -1097,13 +1232,13 @@
             </w:pPr>
             <w:r>
               <w:rPr>
-                <w:rFonts w:hint="default" w:ascii="Times New Roman" w:hAnsi="Times New Roman" w:eastAsia="Times New Roman" w:cs="Times New Roman"/>
-                <w:color w:val="000000"/>
-                <w:sz w:val="20"/>
-                <w:szCs w:val="20"/>
-                <w:lang w:val="pt-BR"/>
-              </w:rPr>
-              <w:t>Possuir matrícula</w:t>
+                <w:rFonts w:hint="default" w:ascii="Times New Roman" w:hAnsi="Times New Roman" w:eastAsia="Times New Roman"/>
+                <w:color w:val="000000"/>
+                <w:sz w:val="20"/>
+                <w:szCs w:val="20"/>
+                <w:lang w:val="pt-BR"/>
+              </w:rPr>
+              <w:t>Nenhuma</w:t>
             </w:r>
           </w:p>
         </w:tc>
@@ -1181,12 +1316,32 @@
             </w:pPr>
             <w:r>
               <w:rPr>
-                <w:rFonts w:ascii="Times New Roman" w:hAnsi="Times New Roman" w:eastAsia="Times New Roman" w:cs="Times New Roman"/>
-                <w:color w:val="000000"/>
-                <w:sz w:val="20"/>
-                <w:szCs w:val="20"/>
-              </w:rPr>
-              <w:t>Paciente cadastrado no sistema.</w:t>
+                <w:rFonts w:hint="default" w:ascii="Times New Roman" w:hAnsi="Times New Roman" w:eastAsia="Times New Roman" w:cs="Times New Roman"/>
+                <w:color w:val="000000"/>
+                <w:sz w:val="20"/>
+                <w:szCs w:val="20"/>
+                <w:lang w:val="pt-BR"/>
+              </w:rPr>
+              <w:t>R</w:t>
+            </w:r>
+            <w:r>
+              <w:rPr>
+                <w:rFonts w:ascii="Times New Roman" w:hAnsi="Times New Roman" w:eastAsia="Times New Roman" w:cs="Times New Roman"/>
+                <w:color w:val="000000"/>
+                <w:sz w:val="20"/>
+                <w:szCs w:val="20"/>
+                <w:lang w:val="pt-BR"/>
+              </w:rPr>
+              <w:t>esidente</w:t>
+            </w:r>
+            <w:r>
+              <w:rPr>
+                <w:rFonts w:ascii="Times New Roman" w:hAnsi="Times New Roman" w:eastAsia="Times New Roman" w:cs="Times New Roman"/>
+                <w:color w:val="000000"/>
+                <w:sz w:val="20"/>
+                <w:szCs w:val="20"/>
+              </w:rPr>
+              <w:t xml:space="preserve"> cadastrado no sistema.</w:t>
             </w:r>
           </w:p>
         </w:tc>
@@ -1325,7 +1480,26 @@
                 <w:sz w:val="20"/>
                 <w:szCs w:val="20"/>
               </w:rPr>
-              <w:t>1. O profissional de saúde acessa a funcionalidade de cadastro de paciente.</w:t>
+              <w:t xml:space="preserve">1. O profissional de saúde acessa a funcionalidade de cadastro de </w:t>
+            </w:r>
+            <w:r>
+              <w:rPr>
+                <w:rFonts w:ascii="Times New Roman" w:hAnsi="Times New Roman" w:eastAsia="Times New Roman" w:cs="Times New Roman"/>
+                <w:color w:val="000000"/>
+                <w:sz w:val="20"/>
+                <w:szCs w:val="20"/>
+                <w:lang w:val="pt-BR"/>
+              </w:rPr>
+              <w:t>residente</w:t>
+            </w:r>
+            <w:r>
+              <w:rPr>
+                <w:rFonts w:ascii="Times New Roman" w:hAnsi="Times New Roman" w:eastAsia="Times New Roman" w:cs="Times New Roman"/>
+                <w:color w:val="000000"/>
+                <w:sz w:val="20"/>
+                <w:szCs w:val="20"/>
+              </w:rPr>
+              <w:t>.</w:t>
             </w:r>
           </w:p>
         </w:tc>
@@ -1401,7 +1575,26 @@
                 <w:sz w:val="20"/>
                 <w:szCs w:val="20"/>
               </w:rPr>
-              <w:t>2. O profissional preenche os dados do paciente.</w:t>
+              <w:t xml:space="preserve">2. O profissional preenche os dados do </w:t>
+            </w:r>
+            <w:r>
+              <w:rPr>
+                <w:rFonts w:ascii="Times New Roman" w:hAnsi="Times New Roman" w:eastAsia="Times New Roman" w:cs="Times New Roman"/>
+                <w:color w:val="000000"/>
+                <w:sz w:val="20"/>
+                <w:szCs w:val="20"/>
+                <w:lang w:val="pt-BR"/>
+              </w:rPr>
+              <w:t>residente</w:t>
+            </w:r>
+            <w:r>
+              <w:rPr>
+                <w:rFonts w:ascii="Times New Roman" w:hAnsi="Times New Roman" w:eastAsia="Times New Roman" w:cs="Times New Roman"/>
+                <w:color w:val="000000"/>
+                <w:sz w:val="20"/>
+                <w:szCs w:val="20"/>
+              </w:rPr>
+              <w:t>.</w:t>
             </w:r>
           </w:p>
         </w:tc>
@@ -1456,19 +1649,29 @@
               <w:bottom w:val="single" w:color="000000" w:sz="4" w:space="0"/>
               <w:right w:val="single" w:color="000000" w:sz="4" w:space="0"/>
             </w:tcBorders>
-          </w:tcPr>
-          <w:p>
-            <w:pPr>
-              <w:pStyle w:val="3"/>
-              <w:spacing w:line="276" w:lineRule="auto"/>
-              <w:rPr>
-                <w:rFonts w:hint="default" w:ascii="Times New Roman" w:hAnsi="Times New Roman" w:eastAsia="Times New Roman" w:cs="Times New Roman"/>
-                <w:color w:val="000000"/>
-                <w:sz w:val="20"/>
-                <w:szCs w:val="20"/>
-                <w:lang w:val="pt-BR"/>
-              </w:rPr>
-            </w:pPr>
+            <w:vAlign w:val="top"/>
+          </w:tcPr>
+          <w:p>
+            <w:pPr>
+              <w:pStyle w:val="3"/>
+              <w:spacing w:line="276" w:lineRule="auto"/>
+              <w:rPr>
+                <w:rFonts w:ascii="Times New Roman" w:hAnsi="Times New Roman" w:eastAsia="Times New Roman" w:cs="Times New Roman"/>
+                <w:color w:val="000000"/>
+                <w:sz w:val="20"/>
+                <w:szCs w:val="20"/>
+              </w:rPr>
+            </w:pPr>
+            <w:r>
+              <w:rPr>
+                <w:rFonts w:hint="default" w:ascii="Times New Roman" w:hAnsi="Times New Roman" w:eastAsia="Times New Roman" w:cs="Times New Roman"/>
+                <w:color w:val="000000"/>
+                <w:sz w:val="20"/>
+                <w:szCs w:val="20"/>
+                <w:lang w:val="pt-BR"/>
+              </w:rPr>
+              <w:t>Fluxo de acerto</w:t>
+            </w:r>
           </w:p>
         </w:tc>
         <w:tc>
@@ -1493,15 +1696,6 @@
                 <w:lang w:val="pt-BR"/>
               </w:rPr>
             </w:pPr>
-            <w:r>
-              <w:rPr>
-                <w:rFonts w:ascii="Times New Roman" w:hAnsi="Times New Roman" w:eastAsia="Times New Roman" w:cs="Times New Roman"/>
-                <w:color w:val="000000"/>
-                <w:sz w:val="20"/>
-                <w:szCs w:val="20"/>
-              </w:rPr>
-              <w:t>3. O sistema valida e registra o paciente.</w:t>
-            </w:r>
           </w:p>
         </w:tc>
       </w:tr>
@@ -1544,16 +1738,6 @@
                 <w:lang w:val="pt-BR"/>
               </w:rPr>
             </w:pPr>
-            <w:r>
-              <w:rPr>
-                <w:rFonts w:hint="default" w:ascii="Times New Roman" w:hAnsi="Times New Roman" w:eastAsia="Times New Roman" w:cs="Times New Roman"/>
-                <w:color w:val="000000"/>
-                <w:sz w:val="20"/>
-                <w:szCs w:val="20"/>
-                <w:lang w:val="pt-BR"/>
-              </w:rPr>
-              <w:t>Fluxo Alternativo</w:t>
-            </w:r>
           </w:p>
         </w:tc>
         <w:tc>
@@ -1569,20 +1753,43 @@
           <w:p>
             <w:pPr>
               <w:pStyle w:val="3"/>
-              <w:numPr>
-                <w:ilvl w:val="0"/>
-                <w:numId w:val="0"/>
-              </w:numPr>
-              <w:spacing w:line="276" w:lineRule="auto"/>
-              <w:ind w:leftChars="0"/>
-              <w:rPr>
-                <w:rFonts w:hint="default" w:ascii="Times New Roman" w:hAnsi="Times New Roman" w:eastAsia="Times New Roman" w:cs="Times New Roman"/>
-                <w:color w:val="000000"/>
-                <w:sz w:val="20"/>
-                <w:szCs w:val="20"/>
-                <w:lang w:val="pt-BR"/>
-              </w:rPr>
-            </w:pPr>
+              <w:spacing w:line="276" w:lineRule="auto"/>
+              <w:rPr>
+                <w:rFonts w:hint="default" w:ascii="Times New Roman" w:hAnsi="Times New Roman" w:eastAsia="Times New Roman" w:cs="Times New Roman"/>
+                <w:color w:val="000000"/>
+                <w:sz w:val="20"/>
+                <w:szCs w:val="20"/>
+                <w:lang w:val="pt-BR"/>
+              </w:rPr>
+            </w:pPr>
+            <w:r>
+              <w:rPr>
+                <w:rFonts w:ascii="Times New Roman" w:hAnsi="Times New Roman" w:eastAsia="Times New Roman" w:cs="Times New Roman"/>
+                <w:color w:val="000000"/>
+                <w:sz w:val="20"/>
+                <w:szCs w:val="20"/>
+              </w:rPr>
+              <w:t xml:space="preserve">3. O sistema valida e registra o </w:t>
+            </w:r>
+            <w:r>
+              <w:rPr>
+                <w:rFonts w:ascii="Times New Roman" w:hAnsi="Times New Roman" w:eastAsia="Times New Roman" w:cs="Times New Roman"/>
+                <w:color w:val="000000"/>
+                <w:sz w:val="20"/>
+                <w:szCs w:val="20"/>
+                <w:lang w:val="pt-BR"/>
+              </w:rPr>
+              <w:t>residente</w:t>
+            </w:r>
+            <w:r>
+              <w:rPr>
+                <w:rFonts w:ascii="Times New Roman" w:hAnsi="Times New Roman" w:eastAsia="Times New Roman" w:cs="Times New Roman"/>
+                <w:color w:val="000000"/>
+                <w:sz w:val="20"/>
+                <w:szCs w:val="20"/>
+              </w:rPr>
+              <w:t>.</w:t>
+            </w:r>
           </w:p>
         </w:tc>
       </w:tr>
@@ -1625,6 +1832,16 @@
                 <w:lang w:val="pt-BR"/>
               </w:rPr>
             </w:pPr>
+            <w:r>
+              <w:rPr>
+                <w:rFonts w:hint="default" w:ascii="Times New Roman" w:hAnsi="Times New Roman" w:eastAsia="Times New Roman" w:cs="Times New Roman"/>
+                <w:color w:val="000000"/>
+                <w:sz w:val="20"/>
+                <w:szCs w:val="20"/>
+                <w:lang w:val="pt-BR"/>
+              </w:rPr>
+              <w:t>Fluxo de erro</w:t>
+            </w:r>
           </w:p>
         </w:tc>
         <w:tc>
@@ -1640,139 +1857,20 @@
           <w:p>
             <w:pPr>
               <w:pStyle w:val="3"/>
-              <w:spacing w:line="276" w:lineRule="auto"/>
-              <w:rPr>
-                <w:rFonts w:hint="default" w:ascii="Times New Roman" w:hAnsi="Times New Roman" w:eastAsia="Times New Roman" w:cs="Times New Roman"/>
-                <w:color w:val="000000"/>
-                <w:sz w:val="20"/>
-                <w:szCs w:val="20"/>
-                <w:lang w:val="pt-BR"/>
-              </w:rPr>
-            </w:pPr>
-            <w:r>
-              <w:rPr>
-                <w:rFonts w:ascii="Times New Roman" w:hAnsi="Times New Roman" w:eastAsia="Times New Roman" w:cs="Times New Roman"/>
-                <w:color w:val="000000"/>
-                <w:sz w:val="20"/>
-                <w:szCs w:val="20"/>
-              </w:rPr>
-              <w:t>3a. Dados inválidos: O sistema exibe mensagem de erro e solicita correção.</w:t>
-            </w:r>
-          </w:p>
-        </w:tc>
-      </w:tr>
-    </w:tbl>
-    <w:p>
-      <w:pPr>
-        <w:pStyle w:val="3"/>
-        <w:spacing w:after="180" w:line="288" w:lineRule="auto"/>
-        <w:rPr>
-          <w:rFonts w:ascii="Times New Roman" w:hAnsi="Times New Roman" w:eastAsia="Times New Roman" w:cs="Times New Roman"/>
-          <w:sz w:val="24"/>
-          <w:szCs w:val="24"/>
-        </w:rPr>
-      </w:pPr>
-    </w:p>
-    <w:tbl>
-      <w:tblPr>
-        <w:tblStyle w:val="50"/>
-        <w:tblW w:w="9022" w:type="dxa"/>
-        <w:tblInd w:w="-5" w:type="dxa"/>
-        <w:tblBorders>
-          <w:top w:val="single" w:color="000000" w:sz="4" w:space="0"/>
-          <w:left w:val="single" w:color="000000" w:sz="4" w:space="0"/>
-          <w:bottom w:val="single" w:color="000000" w:sz="4" w:space="0"/>
-          <w:right w:val="single" w:color="000000" w:sz="4" w:space="0"/>
-          <w:insideH w:val="single" w:color="000000" w:sz="4" w:space="0"/>
-          <w:insideV w:val="single" w:color="000000" w:sz="4" w:space="0"/>
-        </w:tblBorders>
-        <w:tblLayout w:type="fixed"/>
-        <w:tblCellMar>
-          <w:top w:w="0" w:type="dxa"/>
-          <w:left w:w="108" w:type="dxa"/>
-          <w:bottom w:w="0" w:type="dxa"/>
-          <w:right w:w="108" w:type="dxa"/>
-        </w:tblCellMar>
-      </w:tblPr>
-      <w:tblGrid>
-        <w:gridCol w:w="2381"/>
-        <w:gridCol w:w="6641"/>
-      </w:tblGrid>
-      <w:tr>
-        <w:tblPrEx>
-          <w:tblBorders>
-            <w:top w:val="single" w:color="000000" w:sz="4" w:space="0"/>
-            <w:left w:val="single" w:color="000000" w:sz="4" w:space="0"/>
-            <w:bottom w:val="single" w:color="000000" w:sz="4" w:space="0"/>
-            <w:right w:val="single" w:color="000000" w:sz="4" w:space="0"/>
-            <w:insideH w:val="single" w:color="000000" w:sz="4" w:space="0"/>
-            <w:insideV w:val="single" w:color="000000" w:sz="4" w:space="0"/>
-          </w:tblBorders>
-        </w:tblPrEx>
-        <w:tc>
-          <w:tcPr>
-            <w:tcW w:w="2381" w:type="dxa"/>
-            <w:tcBorders>
-              <w:top w:val="single" w:color="000000" w:sz="4" w:space="0"/>
-              <w:left w:val="single" w:color="000000" w:sz="4" w:space="0"/>
-              <w:bottom w:val="single" w:color="000000" w:sz="4" w:space="0"/>
-              <w:right w:val="single" w:color="000000" w:sz="4" w:space="0"/>
-            </w:tcBorders>
-          </w:tcPr>
-          <w:p>
-            <w:pPr>
-              <w:pStyle w:val="3"/>
-              <w:spacing w:line="276" w:lineRule="auto"/>
-              <w:rPr>
-                <w:rFonts w:ascii="Times New Roman" w:hAnsi="Times New Roman" w:eastAsia="Times New Roman" w:cs="Times New Roman"/>
-                <w:color w:val="000000"/>
-                <w:sz w:val="20"/>
-                <w:szCs w:val="20"/>
-              </w:rPr>
-            </w:pPr>
-            <w:r>
-              <w:rPr>
-                <w:rFonts w:ascii="Times New Roman" w:hAnsi="Times New Roman" w:eastAsia="Times New Roman" w:cs="Times New Roman"/>
-                <w:color w:val="000000"/>
-                <w:sz w:val="20"/>
-                <w:szCs w:val="20"/>
-              </w:rPr>
-              <w:t>Nome do caso de uso:</w:t>
-            </w:r>
-          </w:p>
-        </w:tc>
-        <w:tc>
-          <w:tcPr>
-            <w:tcW w:w="6641" w:type="dxa"/>
-            <w:tcBorders>
-              <w:top w:val="single" w:color="000000" w:sz="4" w:space="0"/>
-              <w:left w:val="single" w:color="000000" w:sz="4" w:space="0"/>
-              <w:bottom w:val="single" w:color="000000" w:sz="4" w:space="0"/>
-              <w:right w:val="single" w:color="000000" w:sz="4" w:space="0"/>
-            </w:tcBorders>
-          </w:tcPr>
-          <w:p>
-            <w:pPr>
-              <w:pStyle w:val="3"/>
-              <w:spacing w:line="276" w:lineRule="auto"/>
-              <w:rPr>
-                <w:rFonts w:hint="default" w:ascii="Times New Roman" w:hAnsi="Times New Roman" w:eastAsia="Times New Roman" w:cs="Times New Roman"/>
-                <w:color w:val="000000"/>
-                <w:sz w:val="20"/>
-                <w:szCs w:val="20"/>
-                <w:lang w:val="pt-BR"/>
-              </w:rPr>
-            </w:pPr>
-            <w:r>
-              <w:rPr>
-                <w:rFonts w:hint="default" w:ascii="Times New Roman" w:hAnsi="Times New Roman" w:eastAsia="Times New Roman" w:cs="Times New Roman"/>
-                <w:color w:val="000000"/>
-                <w:sz w:val="20"/>
-                <w:szCs w:val="20"/>
-                <w:lang w:val="pt-BR"/>
-              </w:rPr>
-              <w:t>Desativar Paciente</w:t>
-            </w:r>
+              <w:numPr>
+                <w:ilvl w:val="0"/>
+                <w:numId w:val="0"/>
+              </w:numPr>
+              <w:spacing w:line="276" w:lineRule="auto"/>
+              <w:ind w:leftChars="0"/>
+              <w:rPr>
+                <w:rFonts w:hint="default" w:ascii="Times New Roman" w:hAnsi="Times New Roman" w:eastAsia="Times New Roman" w:cs="Times New Roman"/>
+                <w:color w:val="000000"/>
+                <w:sz w:val="20"/>
+                <w:szCs w:val="20"/>
+                <w:lang w:val="pt-BR"/>
+              </w:rPr>
+            </w:pPr>
           </w:p>
         </w:tc>
       </w:tr>
@@ -1808,21 +1906,13 @@
               <w:pStyle w:val="3"/>
               <w:spacing w:line="276" w:lineRule="auto"/>
               <w:rPr>
-                <w:rFonts w:ascii="Times New Roman" w:hAnsi="Times New Roman" w:eastAsia="Times New Roman" w:cs="Times New Roman"/>
-                <w:color w:val="000000"/>
-                <w:sz w:val="20"/>
-                <w:szCs w:val="20"/>
-              </w:rPr>
-            </w:pPr>
-            <w:r>
-              <w:rPr>
-                <w:rFonts w:ascii="Times New Roman" w:hAnsi="Times New Roman" w:eastAsia="Times New Roman" w:cs="Times New Roman"/>
-                <w:color w:val="000000"/>
-                <w:sz w:val="20"/>
-                <w:szCs w:val="20"/>
-              </w:rPr>
-              <w:t>Ator(es) envolvido(s):</w:t>
-            </w:r>
+                <w:rFonts w:hint="default" w:ascii="Times New Roman" w:hAnsi="Times New Roman" w:eastAsia="Times New Roman" w:cs="Times New Roman"/>
+                <w:color w:val="000000"/>
+                <w:sz w:val="20"/>
+                <w:szCs w:val="20"/>
+                <w:lang w:val="pt-BR"/>
+              </w:rPr>
+            </w:pPr>
           </w:p>
         </w:tc>
         <w:tc>
@@ -1849,726 +1939,12 @@
             </w:pPr>
             <w:r>
               <w:rPr>
-                <w:rFonts w:hint="default" w:ascii="Times New Roman" w:hAnsi="Times New Roman" w:eastAsia="Times New Roman" w:cs="Times New Roman"/>
-                <w:color w:val="000000"/>
-                <w:sz w:val="20"/>
-                <w:szCs w:val="20"/>
-                <w:lang w:val="pt-BR"/>
-              </w:rPr>
-              <w:t>Técnico(a) de Enfermagem</w:t>
-            </w:r>
-          </w:p>
-        </w:tc>
-      </w:tr>
-      <w:tr>
-        <w:tblPrEx>
-          <w:tblBorders>
-            <w:top w:val="single" w:color="000000" w:sz="4" w:space="0"/>
-            <w:left w:val="single" w:color="000000" w:sz="4" w:space="0"/>
-            <w:bottom w:val="single" w:color="000000" w:sz="4" w:space="0"/>
-            <w:right w:val="single" w:color="000000" w:sz="4" w:space="0"/>
-            <w:insideH w:val="single" w:color="000000" w:sz="4" w:space="0"/>
-            <w:insideV w:val="single" w:color="000000" w:sz="4" w:space="0"/>
-          </w:tblBorders>
-          <w:tblCellMar>
-            <w:top w:w="0" w:type="dxa"/>
-            <w:left w:w="108" w:type="dxa"/>
-            <w:bottom w:w="0" w:type="dxa"/>
-            <w:right w:w="108" w:type="dxa"/>
-          </w:tblCellMar>
-        </w:tblPrEx>
-        <w:tc>
-          <w:tcPr>
-            <w:tcW w:w="2381" w:type="dxa"/>
-            <w:tcBorders>
-              <w:top w:val="single" w:color="000000" w:sz="4" w:space="0"/>
-              <w:left w:val="single" w:color="000000" w:sz="4" w:space="0"/>
-              <w:bottom w:val="single" w:color="000000" w:sz="4" w:space="0"/>
-              <w:right w:val="single" w:color="000000" w:sz="4" w:space="0"/>
-            </w:tcBorders>
-          </w:tcPr>
-          <w:p>
-            <w:pPr>
-              <w:pStyle w:val="3"/>
-              <w:spacing w:line="276" w:lineRule="auto"/>
-              <w:rPr>
-                <w:rFonts w:ascii="Times New Roman" w:hAnsi="Times New Roman" w:eastAsia="Times New Roman" w:cs="Times New Roman"/>
-                <w:color w:val="000000"/>
-                <w:sz w:val="20"/>
-                <w:szCs w:val="20"/>
-              </w:rPr>
-            </w:pPr>
-            <w:r>
-              <w:rPr>
-                <w:rFonts w:ascii="Times New Roman" w:hAnsi="Times New Roman" w:eastAsia="Times New Roman" w:cs="Times New Roman"/>
-                <w:color w:val="000000"/>
-                <w:sz w:val="20"/>
-                <w:szCs w:val="20"/>
-              </w:rPr>
-              <w:t>Pré-condição:</w:t>
-            </w:r>
-          </w:p>
-        </w:tc>
-        <w:tc>
-          <w:tcPr>
-            <w:tcW w:w="6641" w:type="dxa"/>
-            <w:tcBorders>
-              <w:top w:val="single" w:color="000000" w:sz="4" w:space="0"/>
-              <w:left w:val="single" w:color="000000" w:sz="4" w:space="0"/>
-              <w:bottom w:val="single" w:color="000000" w:sz="4" w:space="0"/>
-              <w:right w:val="single" w:color="000000" w:sz="4" w:space="0"/>
-            </w:tcBorders>
-          </w:tcPr>
-          <w:p>
-            <w:pPr>
-              <w:pStyle w:val="3"/>
-              <w:spacing w:line="276" w:lineRule="auto"/>
-              <w:rPr>
-                <w:rFonts w:hint="default" w:ascii="Times New Roman" w:hAnsi="Times New Roman" w:eastAsia="Times New Roman" w:cs="Times New Roman"/>
-                <w:color w:val="000000"/>
-                <w:sz w:val="20"/>
-                <w:szCs w:val="20"/>
-                <w:lang w:val="pt-BR"/>
-              </w:rPr>
-            </w:pPr>
-            <w:r>
-              <w:rPr>
-                <w:rFonts w:hint="default" w:ascii="Times New Roman" w:hAnsi="Times New Roman" w:eastAsia="Times New Roman" w:cs="Times New Roman"/>
-                <w:color w:val="000000"/>
-                <w:sz w:val="20"/>
-                <w:szCs w:val="20"/>
-                <w:lang w:val="pt-BR"/>
-              </w:rPr>
-              <w:t>Paciente cadastrado no sistema e o profissional deve possuir matrícula.</w:t>
-            </w:r>
-          </w:p>
-        </w:tc>
-      </w:tr>
-      <w:tr>
-        <w:tblPrEx>
-          <w:tblBorders>
-            <w:top w:val="single" w:color="000000" w:sz="4" w:space="0"/>
-            <w:left w:val="single" w:color="000000" w:sz="4" w:space="0"/>
-            <w:bottom w:val="single" w:color="000000" w:sz="4" w:space="0"/>
-            <w:right w:val="single" w:color="000000" w:sz="4" w:space="0"/>
-            <w:insideH w:val="single" w:color="000000" w:sz="4" w:space="0"/>
-            <w:insideV w:val="single" w:color="000000" w:sz="4" w:space="0"/>
-          </w:tblBorders>
-          <w:tblCellMar>
-            <w:top w:w="0" w:type="dxa"/>
-            <w:left w:w="108" w:type="dxa"/>
-            <w:bottom w:w="0" w:type="dxa"/>
-            <w:right w:w="108" w:type="dxa"/>
-          </w:tblCellMar>
-        </w:tblPrEx>
-        <w:tc>
-          <w:tcPr>
-            <w:tcW w:w="2381" w:type="dxa"/>
-            <w:tcBorders>
-              <w:top w:val="single" w:color="000000" w:sz="4" w:space="0"/>
-              <w:left w:val="single" w:color="000000" w:sz="4" w:space="0"/>
-              <w:bottom w:val="single" w:color="000000" w:sz="4" w:space="0"/>
-              <w:right w:val="single" w:color="000000" w:sz="4" w:space="0"/>
-            </w:tcBorders>
-          </w:tcPr>
-          <w:p>
-            <w:pPr>
-              <w:pStyle w:val="3"/>
-              <w:spacing w:line="276" w:lineRule="auto"/>
-              <w:rPr>
-                <w:rFonts w:ascii="Times New Roman" w:hAnsi="Times New Roman" w:eastAsia="Times New Roman" w:cs="Times New Roman"/>
-                <w:color w:val="000000"/>
-                <w:sz w:val="20"/>
-                <w:szCs w:val="20"/>
-              </w:rPr>
-            </w:pPr>
-            <w:r>
-              <w:rPr>
-                <w:rFonts w:ascii="Times New Roman" w:hAnsi="Times New Roman" w:eastAsia="Times New Roman" w:cs="Times New Roman"/>
-                <w:color w:val="000000"/>
-                <w:sz w:val="20"/>
-                <w:szCs w:val="20"/>
-              </w:rPr>
-              <w:t>Pós-condição:</w:t>
-            </w:r>
-          </w:p>
-        </w:tc>
-        <w:tc>
-          <w:tcPr>
-            <w:tcW w:w="6641" w:type="dxa"/>
-            <w:tcBorders>
-              <w:top w:val="single" w:color="000000" w:sz="4" w:space="0"/>
-              <w:left w:val="single" w:color="000000" w:sz="4" w:space="0"/>
-              <w:bottom w:val="single" w:color="000000" w:sz="4" w:space="0"/>
-              <w:right w:val="single" w:color="000000" w:sz="4" w:space="0"/>
-            </w:tcBorders>
-          </w:tcPr>
-          <w:p>
-            <w:pPr>
-              <w:pStyle w:val="3"/>
-              <w:spacing w:line="276" w:lineRule="auto"/>
-              <w:rPr>
-                <w:rFonts w:hint="default" w:ascii="Times New Roman" w:hAnsi="Times New Roman" w:eastAsia="Times New Roman" w:cs="Times New Roman"/>
-                <w:color w:val="000000"/>
-                <w:sz w:val="20"/>
-                <w:szCs w:val="20"/>
-                <w:lang w:val="pt-BR"/>
-              </w:rPr>
-            </w:pPr>
-            <w:r>
-              <w:rPr>
-                <w:rFonts w:hint="default" w:ascii="Times New Roman" w:hAnsi="Times New Roman" w:eastAsia="Times New Roman" w:cs="Times New Roman"/>
-                <w:color w:val="000000"/>
-                <w:sz w:val="20"/>
-                <w:szCs w:val="20"/>
-                <w:lang w:val="pt-BR"/>
-              </w:rPr>
-              <w:t>Paciente desativado do sistema.</w:t>
-            </w:r>
-          </w:p>
-        </w:tc>
-      </w:tr>
-      <w:tr>
-        <w:tblPrEx>
-          <w:tblBorders>
-            <w:top w:val="single" w:color="000000" w:sz="4" w:space="0"/>
-            <w:left w:val="single" w:color="000000" w:sz="4" w:space="0"/>
-            <w:bottom w:val="single" w:color="000000" w:sz="4" w:space="0"/>
-            <w:right w:val="single" w:color="000000" w:sz="4" w:space="0"/>
-            <w:insideH w:val="single" w:color="000000" w:sz="4" w:space="0"/>
-            <w:insideV w:val="single" w:color="000000" w:sz="4" w:space="0"/>
-          </w:tblBorders>
-          <w:tblCellMar>
-            <w:top w:w="0" w:type="dxa"/>
-            <w:left w:w="108" w:type="dxa"/>
-            <w:bottom w:w="0" w:type="dxa"/>
-            <w:right w:w="108" w:type="dxa"/>
-          </w:tblCellMar>
-        </w:tblPrEx>
-        <w:tc>
-          <w:tcPr>
-            <w:tcW w:w="2381" w:type="dxa"/>
-            <w:tcBorders>
-              <w:top w:val="single" w:color="000000" w:sz="4" w:space="0"/>
-              <w:left w:val="single" w:color="000000" w:sz="4" w:space="0"/>
-              <w:bottom w:val="single" w:color="000000" w:sz="4" w:space="0"/>
-              <w:right w:val="single" w:color="000000" w:sz="4" w:space="0"/>
-            </w:tcBorders>
-          </w:tcPr>
-          <w:p>
-            <w:pPr>
-              <w:pStyle w:val="3"/>
-              <w:spacing w:line="276" w:lineRule="auto"/>
-              <w:jc w:val="center"/>
-              <w:rPr>
-                <w:rFonts w:ascii="Times New Roman" w:hAnsi="Times New Roman" w:eastAsia="Times New Roman" w:cs="Times New Roman"/>
-                <w:b/>
-                <w:color w:val="000000"/>
-                <w:sz w:val="20"/>
-                <w:szCs w:val="20"/>
-              </w:rPr>
-            </w:pPr>
-            <w:r>
-              <w:rPr>
-                <w:rFonts w:ascii="Times New Roman" w:hAnsi="Times New Roman" w:eastAsia="Times New Roman" w:cs="Times New Roman"/>
-                <w:b/>
-                <w:color w:val="000000"/>
-                <w:sz w:val="20"/>
-                <w:szCs w:val="20"/>
-              </w:rPr>
-              <w:t>Ator</w:t>
-            </w:r>
-          </w:p>
-        </w:tc>
-        <w:tc>
-          <w:tcPr>
-            <w:tcW w:w="6641" w:type="dxa"/>
-            <w:tcBorders>
-              <w:top w:val="single" w:color="000000" w:sz="4" w:space="0"/>
-              <w:left w:val="single" w:color="000000" w:sz="4" w:space="0"/>
-              <w:bottom w:val="single" w:color="000000" w:sz="4" w:space="0"/>
-              <w:right w:val="single" w:color="000000" w:sz="4" w:space="0"/>
-            </w:tcBorders>
-          </w:tcPr>
-          <w:p>
-            <w:pPr>
-              <w:pStyle w:val="3"/>
-              <w:spacing w:line="276" w:lineRule="auto"/>
-              <w:jc w:val="center"/>
-              <w:rPr>
-                <w:rFonts w:ascii="Times New Roman" w:hAnsi="Times New Roman" w:eastAsia="Times New Roman" w:cs="Times New Roman"/>
-                <w:b/>
-                <w:color w:val="000000"/>
-                <w:sz w:val="20"/>
-                <w:szCs w:val="20"/>
-              </w:rPr>
-            </w:pPr>
-            <w:r>
-              <w:rPr>
-                <w:rFonts w:ascii="Times New Roman" w:hAnsi="Times New Roman" w:eastAsia="Times New Roman" w:cs="Times New Roman"/>
-                <w:b/>
-                <w:color w:val="000000"/>
-                <w:sz w:val="20"/>
-                <w:szCs w:val="20"/>
-              </w:rPr>
-              <w:t>Sistema</w:t>
-            </w:r>
-          </w:p>
-        </w:tc>
-      </w:tr>
-      <w:tr>
-        <w:tblPrEx>
-          <w:tblBorders>
-            <w:top w:val="single" w:color="000000" w:sz="4" w:space="0"/>
-            <w:left w:val="single" w:color="000000" w:sz="4" w:space="0"/>
-            <w:bottom w:val="single" w:color="000000" w:sz="4" w:space="0"/>
-            <w:right w:val="single" w:color="000000" w:sz="4" w:space="0"/>
-            <w:insideH w:val="single" w:color="000000" w:sz="4" w:space="0"/>
-            <w:insideV w:val="single" w:color="000000" w:sz="4" w:space="0"/>
-          </w:tblBorders>
-          <w:tblCellMar>
-            <w:top w:w="0" w:type="dxa"/>
-            <w:left w:w="108" w:type="dxa"/>
-            <w:bottom w:w="0" w:type="dxa"/>
-            <w:right w:w="108" w:type="dxa"/>
-          </w:tblCellMar>
-        </w:tblPrEx>
-        <w:tc>
-          <w:tcPr>
-            <w:tcW w:w="2381" w:type="dxa"/>
-            <w:tcBorders>
-              <w:top w:val="single" w:color="000000" w:sz="4" w:space="0"/>
-              <w:left w:val="single" w:color="000000" w:sz="4" w:space="0"/>
-              <w:bottom w:val="single" w:color="000000" w:sz="4" w:space="0"/>
-              <w:right w:val="single" w:color="000000" w:sz="4" w:space="0"/>
-            </w:tcBorders>
-          </w:tcPr>
-          <w:p>
-            <w:pPr>
-              <w:pStyle w:val="3"/>
-              <w:spacing w:line="276" w:lineRule="auto"/>
-              <w:rPr>
-                <w:rFonts w:hint="default" w:ascii="Times New Roman" w:hAnsi="Times New Roman" w:eastAsia="Times New Roman" w:cs="Times New Roman"/>
-                <w:color w:val="000000"/>
-                <w:sz w:val="20"/>
-                <w:szCs w:val="20"/>
-                <w:lang w:val="pt-BR"/>
-              </w:rPr>
-            </w:pPr>
-            <w:r>
-              <w:rPr>
-                <w:rFonts w:hint="default" w:ascii="Times New Roman" w:hAnsi="Times New Roman" w:eastAsia="Times New Roman" w:cs="Times New Roman"/>
-                <w:color w:val="000000"/>
-                <w:sz w:val="20"/>
-                <w:szCs w:val="20"/>
-                <w:lang w:val="pt-BR"/>
-              </w:rPr>
-              <w:t>1. O profissional de saúde seleciona um paciente para desativar.</w:t>
-            </w:r>
-          </w:p>
-        </w:tc>
-        <w:tc>
-          <w:tcPr>
-            <w:tcW w:w="6641" w:type="dxa"/>
-            <w:tcBorders>
-              <w:top w:val="single" w:color="000000" w:sz="4" w:space="0"/>
-              <w:left w:val="single" w:color="000000" w:sz="4" w:space="0"/>
-              <w:bottom w:val="single" w:color="000000" w:sz="4" w:space="0"/>
-              <w:right w:val="single" w:color="000000" w:sz="4" w:space="0"/>
-            </w:tcBorders>
-          </w:tcPr>
-          <w:p>
-            <w:pPr>
-              <w:pStyle w:val="3"/>
-              <w:spacing w:line="276" w:lineRule="auto"/>
-              <w:rPr>
-                <w:rFonts w:hint="default" w:ascii="Times New Roman" w:hAnsi="Times New Roman" w:eastAsia="Times New Roman" w:cs="Times New Roman"/>
-                <w:color w:val="000000"/>
-                <w:sz w:val="20"/>
-                <w:szCs w:val="20"/>
-                <w:lang w:val="pt-BR"/>
-              </w:rPr>
-            </w:pPr>
-          </w:p>
-        </w:tc>
-      </w:tr>
-      <w:tr>
-        <w:tblPrEx>
-          <w:tblBorders>
-            <w:top w:val="single" w:color="000000" w:sz="4" w:space="0"/>
-            <w:left w:val="single" w:color="000000" w:sz="4" w:space="0"/>
-            <w:bottom w:val="single" w:color="000000" w:sz="4" w:space="0"/>
-            <w:right w:val="single" w:color="000000" w:sz="4" w:space="0"/>
-            <w:insideH w:val="single" w:color="000000" w:sz="4" w:space="0"/>
-            <w:insideV w:val="single" w:color="000000" w:sz="4" w:space="0"/>
-          </w:tblBorders>
-          <w:tblCellMar>
-            <w:top w:w="0" w:type="dxa"/>
-            <w:left w:w="108" w:type="dxa"/>
-            <w:bottom w:w="0" w:type="dxa"/>
-            <w:right w:w="108" w:type="dxa"/>
-          </w:tblCellMar>
-        </w:tblPrEx>
-        <w:tc>
-          <w:tcPr>
-            <w:tcW w:w="2381" w:type="dxa"/>
-            <w:tcBorders>
-              <w:top w:val="single" w:color="000000" w:sz="4" w:space="0"/>
-              <w:left w:val="single" w:color="000000" w:sz="4" w:space="0"/>
-              <w:bottom w:val="single" w:color="000000" w:sz="4" w:space="0"/>
-              <w:right w:val="single" w:color="000000" w:sz="4" w:space="0"/>
-            </w:tcBorders>
-            <w:vAlign w:val="top"/>
-          </w:tcPr>
-          <w:p>
-            <w:pPr>
-              <w:pStyle w:val="3"/>
-              <w:spacing w:line="276" w:lineRule="auto"/>
-              <w:rPr>
-                <w:rFonts w:hint="default" w:ascii="Times New Roman" w:hAnsi="Times New Roman" w:eastAsia="Times New Roman" w:cs="Times New Roman"/>
-                <w:color w:val="000000"/>
-                <w:sz w:val="20"/>
-                <w:szCs w:val="20"/>
-                <w:lang w:val="pt-BR"/>
-              </w:rPr>
-            </w:pPr>
-          </w:p>
-        </w:tc>
-        <w:tc>
-          <w:tcPr>
-            <w:tcW w:w="6641" w:type="dxa"/>
-            <w:tcBorders>
-              <w:top w:val="single" w:color="000000" w:sz="4" w:space="0"/>
-              <w:left w:val="single" w:color="000000" w:sz="4" w:space="0"/>
-              <w:bottom w:val="single" w:color="000000" w:sz="4" w:space="0"/>
-              <w:right w:val="single" w:color="000000" w:sz="4" w:space="0"/>
-            </w:tcBorders>
-          </w:tcPr>
-          <w:p>
-            <w:pPr>
-              <w:pStyle w:val="3"/>
-              <w:spacing w:line="276" w:lineRule="auto"/>
-              <w:rPr>
-                <w:rFonts w:hint="default" w:ascii="Times New Roman" w:hAnsi="Times New Roman" w:eastAsia="Times New Roman" w:cs="Times New Roman"/>
-                <w:color w:val="000000"/>
-                <w:sz w:val="20"/>
-                <w:szCs w:val="20"/>
-                <w:lang w:val="pt-BR"/>
-              </w:rPr>
-            </w:pPr>
-            <w:r>
-              <w:rPr>
-                <w:rFonts w:hint="default" w:ascii="Times New Roman" w:hAnsi="Times New Roman" w:eastAsia="Times New Roman" w:cs="Times New Roman"/>
-                <w:color w:val="000000"/>
-                <w:sz w:val="20"/>
-                <w:szCs w:val="20"/>
-                <w:lang w:val="pt-BR"/>
-              </w:rPr>
-              <w:t>2. O sistema solicita confirmação.</w:t>
-            </w:r>
-          </w:p>
-        </w:tc>
-      </w:tr>
-      <w:tr>
-        <w:tblPrEx>
-          <w:tblBorders>
-            <w:top w:val="single" w:color="000000" w:sz="4" w:space="0"/>
-            <w:left w:val="single" w:color="000000" w:sz="4" w:space="0"/>
-            <w:bottom w:val="single" w:color="000000" w:sz="4" w:space="0"/>
-            <w:right w:val="single" w:color="000000" w:sz="4" w:space="0"/>
-            <w:insideH w:val="single" w:color="000000" w:sz="4" w:space="0"/>
-            <w:insideV w:val="single" w:color="000000" w:sz="4" w:space="0"/>
-          </w:tblBorders>
-          <w:tblCellMar>
-            <w:top w:w="0" w:type="dxa"/>
-            <w:left w:w="108" w:type="dxa"/>
-            <w:bottom w:w="0" w:type="dxa"/>
-            <w:right w:w="108" w:type="dxa"/>
-          </w:tblCellMar>
-        </w:tblPrEx>
-        <w:tc>
-          <w:tcPr>
-            <w:tcW w:w="2381" w:type="dxa"/>
-            <w:tcBorders>
-              <w:top w:val="single" w:color="000000" w:sz="4" w:space="0"/>
-              <w:left w:val="single" w:color="000000" w:sz="4" w:space="0"/>
-              <w:bottom w:val="single" w:color="000000" w:sz="4" w:space="0"/>
-              <w:right w:val="single" w:color="000000" w:sz="4" w:space="0"/>
-            </w:tcBorders>
-          </w:tcPr>
-          <w:p>
-            <w:pPr>
-              <w:pStyle w:val="3"/>
-              <w:spacing w:line="276" w:lineRule="auto"/>
-              <w:rPr>
-                <w:rFonts w:hint="default" w:ascii="Times New Roman" w:hAnsi="Times New Roman" w:eastAsia="Times New Roman" w:cs="Times New Roman"/>
-                <w:color w:val="000000"/>
-                <w:sz w:val="20"/>
-                <w:szCs w:val="20"/>
-                <w:lang w:val="pt-BR"/>
-              </w:rPr>
-            </w:pPr>
-            <w:r>
-              <w:rPr>
-                <w:rFonts w:hint="default" w:ascii="Times New Roman" w:hAnsi="Times New Roman" w:eastAsia="Times New Roman" w:cs="Times New Roman"/>
-                <w:color w:val="000000"/>
-                <w:sz w:val="20"/>
-                <w:szCs w:val="20"/>
-                <w:lang w:val="pt-BR"/>
-              </w:rPr>
-              <w:t>3. O profissional confirma a desativação.</w:t>
-            </w:r>
-          </w:p>
-        </w:tc>
-        <w:tc>
-          <w:tcPr>
-            <w:tcW w:w="6641" w:type="dxa"/>
-            <w:tcBorders>
-              <w:top w:val="single" w:color="000000" w:sz="4" w:space="0"/>
-              <w:left w:val="single" w:color="000000" w:sz="4" w:space="0"/>
-              <w:bottom w:val="single" w:color="000000" w:sz="4" w:space="0"/>
-              <w:right w:val="single" w:color="000000" w:sz="4" w:space="0"/>
-            </w:tcBorders>
-          </w:tcPr>
-          <w:p>
-            <w:pPr>
-              <w:pStyle w:val="3"/>
-              <w:spacing w:line="276" w:lineRule="auto"/>
-              <w:rPr>
-                <w:rFonts w:hint="default" w:ascii="Times New Roman" w:hAnsi="Times New Roman" w:eastAsia="Times New Roman" w:cs="Times New Roman"/>
-                <w:color w:val="000000"/>
-                <w:sz w:val="20"/>
-                <w:szCs w:val="20"/>
-                <w:lang w:val="pt-BR"/>
-              </w:rPr>
-            </w:pPr>
-          </w:p>
-        </w:tc>
-      </w:tr>
-      <w:tr>
-        <w:tblPrEx>
-          <w:tblBorders>
-            <w:top w:val="single" w:color="000000" w:sz="4" w:space="0"/>
-            <w:left w:val="single" w:color="000000" w:sz="4" w:space="0"/>
-            <w:bottom w:val="single" w:color="000000" w:sz="4" w:space="0"/>
-            <w:right w:val="single" w:color="000000" w:sz="4" w:space="0"/>
-            <w:insideH w:val="single" w:color="000000" w:sz="4" w:space="0"/>
-            <w:insideV w:val="single" w:color="000000" w:sz="4" w:space="0"/>
-          </w:tblBorders>
-          <w:tblCellMar>
-            <w:top w:w="0" w:type="dxa"/>
-            <w:left w:w="108" w:type="dxa"/>
-            <w:bottom w:w="0" w:type="dxa"/>
-            <w:right w:w="108" w:type="dxa"/>
-          </w:tblCellMar>
-        </w:tblPrEx>
-        <w:tc>
-          <w:tcPr>
-            <w:tcW w:w="2381" w:type="dxa"/>
-            <w:tcBorders>
-              <w:top w:val="single" w:color="000000" w:sz="4" w:space="0"/>
-              <w:left w:val="single" w:color="000000" w:sz="4" w:space="0"/>
-              <w:bottom w:val="single" w:color="000000" w:sz="4" w:space="0"/>
-              <w:right w:val="single" w:color="000000" w:sz="4" w:space="0"/>
-            </w:tcBorders>
-          </w:tcPr>
-          <w:p>
-            <w:pPr>
-              <w:pStyle w:val="3"/>
-              <w:spacing w:line="276" w:lineRule="auto"/>
-              <w:rPr>
-                <w:rFonts w:hint="default" w:ascii="Times New Roman" w:hAnsi="Times New Roman" w:eastAsia="Times New Roman" w:cs="Times New Roman"/>
-                <w:color w:val="000000"/>
-                <w:sz w:val="20"/>
-                <w:szCs w:val="20"/>
-                <w:lang w:val="pt-BR"/>
-              </w:rPr>
-            </w:pPr>
-          </w:p>
-        </w:tc>
-        <w:tc>
-          <w:tcPr>
-            <w:tcW w:w="6641" w:type="dxa"/>
-            <w:tcBorders>
-              <w:top w:val="single" w:color="000000" w:sz="4" w:space="0"/>
-              <w:left w:val="single" w:color="000000" w:sz="4" w:space="0"/>
-              <w:bottom w:val="single" w:color="000000" w:sz="4" w:space="0"/>
-              <w:right w:val="single" w:color="000000" w:sz="4" w:space="0"/>
-            </w:tcBorders>
-          </w:tcPr>
-          <w:p>
-            <w:pPr>
-              <w:pStyle w:val="3"/>
-              <w:spacing w:line="276" w:lineRule="auto"/>
-              <w:rPr>
-                <w:rFonts w:hint="default" w:ascii="Times New Roman" w:hAnsi="Times New Roman" w:eastAsia="Times New Roman" w:cs="Times New Roman"/>
-                <w:color w:val="000000"/>
-                <w:sz w:val="20"/>
-                <w:szCs w:val="20"/>
-                <w:lang w:val="pt-BR"/>
-              </w:rPr>
-            </w:pPr>
-            <w:r>
-              <w:rPr>
-                <w:rFonts w:hint="default" w:ascii="Times New Roman" w:hAnsi="Times New Roman" w:eastAsia="Times New Roman" w:cs="Times New Roman"/>
-                <w:color w:val="000000"/>
-                <w:sz w:val="20"/>
-                <w:szCs w:val="20"/>
-                <w:lang w:val="pt-BR"/>
-              </w:rPr>
-              <w:t>4. O sistema desativa o paciente.</w:t>
-            </w:r>
-          </w:p>
-        </w:tc>
-      </w:tr>
-      <w:tr>
-        <w:tblPrEx>
-          <w:tblBorders>
-            <w:top w:val="single" w:color="000000" w:sz="4" w:space="0"/>
-            <w:left w:val="single" w:color="000000" w:sz="4" w:space="0"/>
-            <w:bottom w:val="single" w:color="000000" w:sz="4" w:space="0"/>
-            <w:right w:val="single" w:color="000000" w:sz="4" w:space="0"/>
-            <w:insideH w:val="single" w:color="000000" w:sz="4" w:space="0"/>
-            <w:insideV w:val="single" w:color="000000" w:sz="4" w:space="0"/>
-          </w:tblBorders>
-          <w:tblCellMar>
-            <w:top w:w="0" w:type="dxa"/>
-            <w:left w:w="108" w:type="dxa"/>
-            <w:bottom w:w="0" w:type="dxa"/>
-            <w:right w:w="108" w:type="dxa"/>
-          </w:tblCellMar>
-        </w:tblPrEx>
-        <w:tc>
-          <w:tcPr>
-            <w:tcW w:w="2381" w:type="dxa"/>
-            <w:tcBorders>
-              <w:top w:val="single" w:color="000000" w:sz="4" w:space="0"/>
-              <w:left w:val="single" w:color="000000" w:sz="4" w:space="0"/>
-              <w:bottom w:val="single" w:color="000000" w:sz="4" w:space="0"/>
-              <w:right w:val="single" w:color="000000" w:sz="4" w:space="0"/>
-            </w:tcBorders>
-          </w:tcPr>
-          <w:p>
-            <w:pPr>
-              <w:pStyle w:val="3"/>
-              <w:spacing w:line="276" w:lineRule="auto"/>
-              <w:rPr>
-                <w:rFonts w:hint="default" w:ascii="Times New Roman" w:hAnsi="Times New Roman" w:eastAsia="Times New Roman" w:cs="Times New Roman"/>
-                <w:color w:val="000000"/>
-                <w:sz w:val="20"/>
-                <w:szCs w:val="20"/>
-                <w:lang w:val="pt-BR"/>
-              </w:rPr>
-            </w:pPr>
-            <w:r>
-              <w:rPr>
-                <w:rFonts w:hint="default" w:ascii="Times New Roman" w:hAnsi="Times New Roman" w:eastAsia="Times New Roman" w:cs="Times New Roman"/>
-                <w:color w:val="000000"/>
-                <w:sz w:val="20"/>
-                <w:szCs w:val="20"/>
-                <w:lang w:val="pt-BR"/>
-              </w:rPr>
-              <w:t>Fluxo Alternativo</w:t>
-            </w:r>
-          </w:p>
-        </w:tc>
-        <w:tc>
-          <w:tcPr>
-            <w:tcW w:w="6641" w:type="dxa"/>
-            <w:tcBorders>
-              <w:top w:val="single" w:color="000000" w:sz="4" w:space="0"/>
-              <w:left w:val="single" w:color="000000" w:sz="4" w:space="0"/>
-              <w:bottom w:val="single" w:color="000000" w:sz="4" w:space="0"/>
-              <w:right w:val="single" w:color="000000" w:sz="4" w:space="0"/>
-            </w:tcBorders>
-          </w:tcPr>
-          <w:p>
-            <w:pPr>
-              <w:pStyle w:val="3"/>
-              <w:spacing w:line="276" w:lineRule="auto"/>
-              <w:rPr>
-                <w:rFonts w:hint="default" w:ascii="Times New Roman" w:hAnsi="Times New Roman" w:eastAsia="Times New Roman" w:cs="Times New Roman"/>
-                <w:color w:val="000000"/>
-                <w:sz w:val="20"/>
-                <w:szCs w:val="20"/>
-                <w:lang w:val="pt-BR"/>
-              </w:rPr>
-            </w:pPr>
-          </w:p>
-        </w:tc>
-      </w:tr>
-      <w:tr>
-        <w:tblPrEx>
-          <w:tblBorders>
-            <w:top w:val="single" w:color="000000" w:sz="4" w:space="0"/>
-            <w:left w:val="single" w:color="000000" w:sz="4" w:space="0"/>
-            <w:bottom w:val="single" w:color="000000" w:sz="4" w:space="0"/>
-            <w:right w:val="single" w:color="000000" w:sz="4" w:space="0"/>
-            <w:insideH w:val="single" w:color="000000" w:sz="4" w:space="0"/>
-            <w:insideV w:val="single" w:color="000000" w:sz="4" w:space="0"/>
-          </w:tblBorders>
-          <w:tblCellMar>
-            <w:top w:w="0" w:type="dxa"/>
-            <w:left w:w="108" w:type="dxa"/>
-            <w:bottom w:w="0" w:type="dxa"/>
-            <w:right w:w="108" w:type="dxa"/>
-          </w:tblCellMar>
-        </w:tblPrEx>
-        <w:tc>
-          <w:tcPr>
-            <w:tcW w:w="2381" w:type="dxa"/>
-            <w:tcBorders>
-              <w:top w:val="single" w:color="000000" w:sz="4" w:space="0"/>
-              <w:left w:val="single" w:color="000000" w:sz="4" w:space="0"/>
-              <w:bottom w:val="single" w:color="000000" w:sz="4" w:space="0"/>
-              <w:right w:val="single" w:color="000000" w:sz="4" w:space="0"/>
-            </w:tcBorders>
-          </w:tcPr>
-          <w:p>
-            <w:pPr>
-              <w:pStyle w:val="3"/>
-              <w:spacing w:line="276" w:lineRule="auto"/>
-              <w:rPr>
-                <w:rFonts w:hint="default" w:ascii="Times New Roman" w:hAnsi="Times New Roman" w:eastAsia="Times New Roman" w:cs="Times New Roman"/>
-                <w:color w:val="000000"/>
-                <w:sz w:val="20"/>
-                <w:szCs w:val="20"/>
-                <w:lang w:val="pt-BR"/>
-              </w:rPr>
-            </w:pPr>
-          </w:p>
-        </w:tc>
-        <w:tc>
-          <w:tcPr>
-            <w:tcW w:w="6641" w:type="dxa"/>
-            <w:tcBorders>
-              <w:top w:val="single" w:color="000000" w:sz="4" w:space="0"/>
-              <w:left w:val="single" w:color="000000" w:sz="4" w:space="0"/>
-              <w:bottom w:val="single" w:color="000000" w:sz="4" w:space="0"/>
-              <w:right w:val="single" w:color="000000" w:sz="4" w:space="0"/>
-            </w:tcBorders>
-          </w:tcPr>
-          <w:p>
-            <w:pPr>
-              <w:pStyle w:val="3"/>
-              <w:spacing w:line="276" w:lineRule="auto"/>
-              <w:rPr>
-                <w:rFonts w:hint="default" w:ascii="Times New Roman" w:hAnsi="Times New Roman" w:eastAsia="Times New Roman" w:cs="Times New Roman"/>
-                <w:color w:val="000000"/>
-                <w:sz w:val="20"/>
-                <w:szCs w:val="20"/>
-                <w:lang w:val="pt-BR"/>
-              </w:rPr>
-            </w:pPr>
-            <w:r>
-              <w:rPr>
-                <w:rFonts w:hint="default" w:ascii="Times New Roman" w:hAnsi="Times New Roman" w:eastAsia="Times New Roman" w:cs="Times New Roman"/>
-                <w:color w:val="000000"/>
-                <w:sz w:val="20"/>
-                <w:szCs w:val="20"/>
-                <w:lang w:val="pt-BR"/>
-              </w:rPr>
-              <w:t>2a. Profissional cancela: A operação é abortada.</w:t>
+                <w:rFonts w:ascii="Times New Roman" w:hAnsi="Times New Roman" w:eastAsia="Times New Roman" w:cs="Times New Roman"/>
+                <w:color w:val="000000"/>
+                <w:sz w:val="20"/>
+                <w:szCs w:val="20"/>
+              </w:rPr>
+              <w:t>3a. Dados inválidos: O sistema exibe mensagem de erro e solicita correção.</w:t>
             </w:r>
           </w:p>
         </w:tc>
@@ -2689,7 +2065,7 @@
                 <w:szCs w:val="20"/>
                 <w:lang w:val="pt-BR"/>
               </w:rPr>
-              <w:t>Editar Paciente</w:t>
+              <w:t>Desativar residente</w:t>
             </w:r>
           </w:p>
         </w:tc>
@@ -2857,7 +2233,7 @@
                 <w:szCs w:val="20"/>
                 <w:lang w:val="pt-BR"/>
               </w:rPr>
-              <w:t>Paciente cadastrado no sistema e o profissional possuir matrícula.</w:t>
+              <w:t>Residente cadastrado no sistema.</w:t>
             </w:r>
           </w:p>
         </w:tc>
@@ -2941,7 +2317,7 @@
                 <w:szCs w:val="20"/>
                 <w:lang w:val="pt-BR"/>
               </w:rPr>
-              <w:t>Informações do paciente atualizadas.</w:t>
+              <w:t>Residente desativado do sistema.</w:t>
             </w:r>
           </w:p>
         </w:tc>
@@ -3081,7 +2457,7 @@
                 <w:szCs w:val="20"/>
                 <w:lang w:val="pt-BR"/>
               </w:rPr>
-              <w:t>1. O profissional de saúde seleciona um paciente para edição.</w:t>
+              <w:t>1. O profissional de saúde seleciona um residente para desativar.</w:t>
             </w:r>
           </w:p>
         </w:tc>
@@ -3150,16 +2526,6 @@
                 <w:lang w:val="pt-BR"/>
               </w:rPr>
             </w:pPr>
-            <w:r>
-              <w:rPr>
-                <w:rFonts w:hint="default" w:ascii="Times New Roman" w:hAnsi="Times New Roman" w:eastAsia="Times New Roman" w:cs="Times New Roman"/>
-                <w:color w:val="000000"/>
-                <w:sz w:val="20"/>
-                <w:szCs w:val="20"/>
-                <w:lang w:val="pt-BR"/>
-              </w:rPr>
-              <w:t>2. O profissional altera os dados necessários.</w:t>
-            </w:r>
           </w:p>
         </w:tc>
         <w:tc>
@@ -3184,6 +2550,16 @@
                 <w:lang w:val="pt-BR"/>
               </w:rPr>
             </w:pPr>
+            <w:r>
+              <w:rPr>
+                <w:rFonts w:hint="default" w:ascii="Times New Roman" w:hAnsi="Times New Roman" w:eastAsia="Times New Roman" w:cs="Times New Roman"/>
+                <w:color w:val="000000"/>
+                <w:sz w:val="20"/>
+                <w:szCs w:val="20"/>
+                <w:lang w:val="pt-BR"/>
+              </w:rPr>
+              <w:t>2. O sistema solicita confirmação.</w:t>
+            </w:r>
           </w:p>
         </w:tc>
       </w:tr>
@@ -3226,6 +2602,16 @@
                 <w:lang w:val="pt-BR"/>
               </w:rPr>
             </w:pPr>
+            <w:r>
+              <w:rPr>
+                <w:rFonts w:hint="default" w:ascii="Times New Roman" w:hAnsi="Times New Roman" w:eastAsia="Times New Roman" w:cs="Times New Roman"/>
+                <w:color w:val="000000"/>
+                <w:sz w:val="20"/>
+                <w:szCs w:val="20"/>
+                <w:lang w:val="pt-BR"/>
+              </w:rPr>
+              <w:t>3. O profissional confirma a desativação.</w:t>
+            </w:r>
           </w:p>
         </w:tc>
         <w:tc>
@@ -3250,16 +2636,6 @@
                 <w:lang w:val="pt-BR"/>
               </w:rPr>
             </w:pPr>
-            <w:r>
-              <w:rPr>
-                <w:rFonts w:hint="default" w:ascii="Times New Roman" w:hAnsi="Times New Roman" w:eastAsia="Times New Roman" w:cs="Times New Roman"/>
-                <w:color w:val="000000"/>
-                <w:sz w:val="20"/>
-                <w:szCs w:val="20"/>
-                <w:lang w:val="pt-BR"/>
-              </w:rPr>
-              <w:t>3. O sistema valida e atualiza as informações do paciente.</w:t>
-            </w:r>
           </w:p>
         </w:tc>
       </w:tr>
@@ -3310,7 +2686,7 @@
                 <w:szCs w:val="20"/>
                 <w:lang w:val="pt-BR"/>
               </w:rPr>
-              <w:t>Fluxo Alternativo</w:t>
+              <w:t>Fluxo de acerto</w:t>
             </w:r>
           </w:p>
         </w:tc>
@@ -3327,12 +2703,7 @@
           <w:p>
             <w:pPr>
               <w:pStyle w:val="3"/>
-              <w:numPr>
-                <w:ilvl w:val="0"/>
-                <w:numId w:val="0"/>
-              </w:numPr>
-              <w:spacing w:line="276" w:lineRule="auto"/>
-              <w:ind w:leftChars="0"/>
+              <w:spacing w:line="276" w:lineRule="auto"/>
               <w:rPr>
                 <w:rFonts w:hint="default" w:ascii="Times New Roman" w:hAnsi="Times New Roman" w:eastAsia="Times New Roman" w:cs="Times New Roman"/>
                 <w:color w:val="000000"/>
@@ -3415,7 +2786,159 @@
                 <w:szCs w:val="20"/>
                 <w:lang w:val="pt-BR"/>
               </w:rPr>
-              <w:t>3a. Dados inválidos: O sistema exibe mensagem de erro e solicita correção.</w:t>
+              <w:t>4. O sistema desativa o residente.</w:t>
+            </w:r>
+          </w:p>
+        </w:tc>
+      </w:tr>
+      <w:tr>
+        <w:tblPrEx>
+          <w:tblBorders>
+            <w:top w:val="single" w:color="000000" w:sz="4" w:space="0"/>
+            <w:left w:val="single" w:color="000000" w:sz="4" w:space="0"/>
+            <w:bottom w:val="single" w:color="000000" w:sz="4" w:space="0"/>
+            <w:right w:val="single" w:color="000000" w:sz="4" w:space="0"/>
+            <w:insideH w:val="single" w:color="000000" w:sz="4" w:space="0"/>
+            <w:insideV w:val="single" w:color="000000" w:sz="4" w:space="0"/>
+          </w:tblBorders>
+          <w:tblCellMar>
+            <w:top w:w="0" w:type="dxa"/>
+            <w:left w:w="108" w:type="dxa"/>
+            <w:bottom w:w="0" w:type="dxa"/>
+            <w:right w:w="108" w:type="dxa"/>
+          </w:tblCellMar>
+        </w:tblPrEx>
+        <w:tc>
+          <w:tcPr>
+            <w:tcW w:w="2381" w:type="dxa"/>
+            <w:tcBorders>
+              <w:top w:val="single" w:color="000000" w:sz="4" w:space="0"/>
+              <w:left w:val="single" w:color="000000" w:sz="4" w:space="0"/>
+              <w:bottom w:val="single" w:color="000000" w:sz="4" w:space="0"/>
+              <w:right w:val="single" w:color="000000" w:sz="4" w:space="0"/>
+            </w:tcBorders>
+          </w:tcPr>
+          <w:p>
+            <w:pPr>
+              <w:pStyle w:val="3"/>
+              <w:spacing w:line="276" w:lineRule="auto"/>
+              <w:rPr>
+                <w:rFonts w:hint="default" w:ascii="Times New Roman" w:hAnsi="Times New Roman" w:eastAsia="Times New Roman" w:cs="Times New Roman"/>
+                <w:color w:val="000000"/>
+                <w:sz w:val="20"/>
+                <w:szCs w:val="20"/>
+                <w:lang w:val="pt-BR"/>
+              </w:rPr>
+            </w:pPr>
+            <w:r>
+              <w:rPr>
+                <w:rFonts w:hint="default" w:ascii="Times New Roman" w:hAnsi="Times New Roman" w:eastAsia="Times New Roman" w:cs="Times New Roman"/>
+                <w:color w:val="000000"/>
+                <w:sz w:val="20"/>
+                <w:szCs w:val="20"/>
+                <w:lang w:val="pt-BR"/>
+              </w:rPr>
+              <w:t>Fluxo de erro</w:t>
+            </w:r>
+          </w:p>
+        </w:tc>
+        <w:tc>
+          <w:tcPr>
+            <w:tcW w:w="6641" w:type="dxa"/>
+            <w:tcBorders>
+              <w:top w:val="single" w:color="000000" w:sz="4" w:space="0"/>
+              <w:left w:val="single" w:color="000000" w:sz="4" w:space="0"/>
+              <w:bottom w:val="single" w:color="000000" w:sz="4" w:space="0"/>
+              <w:right w:val="single" w:color="000000" w:sz="4" w:space="0"/>
+            </w:tcBorders>
+          </w:tcPr>
+          <w:p>
+            <w:pPr>
+              <w:pStyle w:val="3"/>
+              <w:spacing w:line="276" w:lineRule="auto"/>
+              <w:rPr>
+                <w:rFonts w:hint="default" w:ascii="Times New Roman" w:hAnsi="Times New Roman" w:eastAsia="Times New Roman" w:cs="Times New Roman"/>
+                <w:color w:val="000000"/>
+                <w:sz w:val="20"/>
+                <w:szCs w:val="20"/>
+                <w:lang w:val="pt-BR"/>
+              </w:rPr>
+            </w:pPr>
+          </w:p>
+        </w:tc>
+      </w:tr>
+      <w:tr>
+        <w:tblPrEx>
+          <w:tblBorders>
+            <w:top w:val="single" w:color="000000" w:sz="4" w:space="0"/>
+            <w:left w:val="single" w:color="000000" w:sz="4" w:space="0"/>
+            <w:bottom w:val="single" w:color="000000" w:sz="4" w:space="0"/>
+            <w:right w:val="single" w:color="000000" w:sz="4" w:space="0"/>
+            <w:insideH w:val="single" w:color="000000" w:sz="4" w:space="0"/>
+            <w:insideV w:val="single" w:color="000000" w:sz="4" w:space="0"/>
+          </w:tblBorders>
+          <w:tblCellMar>
+            <w:top w:w="0" w:type="dxa"/>
+            <w:left w:w="108" w:type="dxa"/>
+            <w:bottom w:w="0" w:type="dxa"/>
+            <w:right w:w="108" w:type="dxa"/>
+          </w:tblCellMar>
+        </w:tblPrEx>
+        <w:tc>
+          <w:tcPr>
+            <w:tcW w:w="2381" w:type="dxa"/>
+            <w:tcBorders>
+              <w:top w:val="single" w:color="000000" w:sz="4" w:space="0"/>
+              <w:left w:val="single" w:color="000000" w:sz="4" w:space="0"/>
+              <w:bottom w:val="single" w:color="000000" w:sz="4" w:space="0"/>
+              <w:right w:val="single" w:color="000000" w:sz="4" w:space="0"/>
+            </w:tcBorders>
+          </w:tcPr>
+          <w:p>
+            <w:pPr>
+              <w:pStyle w:val="3"/>
+              <w:spacing w:line="276" w:lineRule="auto"/>
+              <w:rPr>
+                <w:rFonts w:hint="default" w:ascii="Times New Roman" w:hAnsi="Times New Roman" w:eastAsia="Times New Roman" w:cs="Times New Roman"/>
+                <w:color w:val="000000"/>
+                <w:sz w:val="20"/>
+                <w:szCs w:val="20"/>
+                <w:lang w:val="pt-BR"/>
+              </w:rPr>
+            </w:pPr>
+          </w:p>
+        </w:tc>
+        <w:tc>
+          <w:tcPr>
+            <w:tcW w:w="6641" w:type="dxa"/>
+            <w:tcBorders>
+              <w:top w:val="single" w:color="000000" w:sz="4" w:space="0"/>
+              <w:left w:val="single" w:color="000000" w:sz="4" w:space="0"/>
+              <w:bottom w:val="single" w:color="000000" w:sz="4" w:space="0"/>
+              <w:right w:val="single" w:color="000000" w:sz="4" w:space="0"/>
+            </w:tcBorders>
+          </w:tcPr>
+          <w:p>
+            <w:pPr>
+              <w:pStyle w:val="3"/>
+              <w:spacing w:line="276" w:lineRule="auto"/>
+              <w:rPr>
+                <w:rFonts w:hint="default" w:ascii="Times New Roman" w:hAnsi="Times New Roman" w:eastAsia="Times New Roman" w:cs="Times New Roman"/>
+                <w:color w:val="000000"/>
+                <w:sz w:val="20"/>
+                <w:szCs w:val="20"/>
+                <w:lang w:val="pt-BR"/>
+              </w:rPr>
+            </w:pPr>
+            <w:r>
+              <w:rPr>
+                <w:rFonts w:hint="default" w:ascii="Times New Roman" w:hAnsi="Times New Roman" w:eastAsia="Times New Roman" w:cs="Times New Roman"/>
+                <w:color w:val="000000"/>
+                <w:sz w:val="20"/>
+                <w:szCs w:val="20"/>
+                <w:lang w:val="pt-BR"/>
+              </w:rPr>
+              <w:t>2a. Profissional cancela: A operação é abortada.</w:t>
             </w:r>
           </w:p>
         </w:tc>
@@ -3515,30 +3038,28 @@
               <w:bottom w:val="single" w:color="000000" w:sz="4" w:space="0"/>
               <w:right w:val="single" w:color="000000" w:sz="4" w:space="0"/>
             </w:tcBorders>
-            <w:shd w:val="clear" w:color="auto" w:fill="auto"/>
-            <w:vAlign w:val="top"/>
-          </w:tcPr>
-          <w:p>
-            <w:pPr>
-              <w:pStyle w:val="3"/>
-              <w:spacing w:line="276" w:lineRule="auto"/>
-              <w:rPr>
-                <w:rFonts w:hint="default" w:ascii="Times New Roman" w:hAnsi="Times New Roman" w:eastAsia="Times New Roman" w:cs="Times New Roman"/>
-                <w:color w:val="000000"/>
-                <w:sz w:val="20"/>
-                <w:szCs w:val="20"/>
-                <w:lang w:val="pt-BR" w:eastAsia="pt-BR"/>
-              </w:rPr>
-            </w:pPr>
-            <w:r>
-              <w:rPr>
-                <w:rFonts w:hint="default" w:ascii="Times New Roman" w:hAnsi="Times New Roman" w:eastAsia="Times New Roman" w:cs="Times New Roman"/>
-                <w:color w:val="000000"/>
-                <w:sz w:val="20"/>
-                <w:szCs w:val="20"/>
-                <w:lang w:val="pt-BR"/>
-              </w:rPr>
-              <w:t>Tratar alarme</w:t>
+          </w:tcPr>
+          <w:p>
+            <w:pPr>
+              <w:pStyle w:val="3"/>
+              <w:spacing w:line="276" w:lineRule="auto"/>
+              <w:rPr>
+                <w:rFonts w:hint="default" w:ascii="Times New Roman" w:hAnsi="Times New Roman" w:eastAsia="Times New Roman" w:cs="Times New Roman"/>
+                <w:color w:val="000000"/>
+                <w:sz w:val="20"/>
+                <w:szCs w:val="20"/>
+                <w:lang w:val="pt-BR"/>
+              </w:rPr>
+            </w:pPr>
+            <w:r>
+              <w:rPr>
+                <w:rFonts w:hint="default" w:ascii="Times New Roman" w:hAnsi="Times New Roman" w:eastAsia="Times New Roman" w:cs="Times New Roman"/>
+                <w:color w:val="000000"/>
+                <w:sz w:val="20"/>
+                <w:szCs w:val="20"/>
+                <w:lang w:val="pt-BR"/>
+              </w:rPr>
+              <w:t>Editar residente</w:t>
             </w:r>
           </w:p>
         </w:tc>
@@ -3685,29 +3206,28 @@
               <w:bottom w:val="single" w:color="000000" w:sz="4" w:space="0"/>
               <w:right w:val="single" w:color="000000" w:sz="4" w:space="0"/>
             </w:tcBorders>
-            <w:vAlign w:val="top"/>
-          </w:tcPr>
-          <w:p>
-            <w:pPr>
-              <w:pStyle w:val="3"/>
-              <w:spacing w:line="276" w:lineRule="auto"/>
-              <w:rPr>
-                <w:rFonts w:hint="default" w:ascii="Times New Roman" w:hAnsi="Times New Roman" w:eastAsia="Times New Roman" w:cs="Times New Roman"/>
-                <w:color w:val="000000"/>
-                <w:sz w:val="20"/>
-                <w:szCs w:val="20"/>
-                <w:lang w:val="pt-BR"/>
-              </w:rPr>
-            </w:pPr>
-            <w:r>
-              <w:rPr>
-                <w:rFonts w:hint="default" w:ascii="Times New Roman" w:hAnsi="Times New Roman" w:eastAsia="Times New Roman" w:cs="Times New Roman"/>
-                <w:color w:val="000000"/>
-                <w:sz w:val="20"/>
-                <w:szCs w:val="20"/>
-                <w:lang w:val="pt-BR"/>
-              </w:rPr>
-              <w:t>Alarme ativo no sistema e o profissional possuir matrícula.</w:t>
+          </w:tcPr>
+          <w:p>
+            <w:pPr>
+              <w:pStyle w:val="3"/>
+              <w:spacing w:line="276" w:lineRule="auto"/>
+              <w:rPr>
+                <w:rFonts w:hint="default" w:ascii="Times New Roman" w:hAnsi="Times New Roman" w:eastAsia="Times New Roman" w:cs="Times New Roman"/>
+                <w:color w:val="000000"/>
+                <w:sz w:val="20"/>
+                <w:szCs w:val="20"/>
+                <w:lang w:val="pt-BR"/>
+              </w:rPr>
+            </w:pPr>
+            <w:r>
+              <w:rPr>
+                <w:rFonts w:hint="default" w:ascii="Times New Roman" w:hAnsi="Times New Roman" w:eastAsia="Times New Roman" w:cs="Times New Roman"/>
+                <w:color w:val="000000"/>
+                <w:sz w:val="20"/>
+                <w:szCs w:val="20"/>
+                <w:lang w:val="pt-BR"/>
+              </w:rPr>
+              <w:t>Residente cadastrado no sistema.</w:t>
             </w:r>
           </w:p>
         </w:tc>
@@ -3770,30 +3290,28 @@
               <w:bottom w:val="single" w:color="000000" w:sz="4" w:space="0"/>
               <w:right w:val="single" w:color="000000" w:sz="4" w:space="0"/>
             </w:tcBorders>
-            <w:shd w:val="clear" w:color="auto" w:fill="auto"/>
-            <w:vAlign w:val="top"/>
-          </w:tcPr>
-          <w:p>
-            <w:pPr>
-              <w:pStyle w:val="3"/>
-              <w:spacing w:line="276" w:lineRule="auto"/>
-              <w:rPr>
-                <w:rFonts w:hint="default" w:ascii="Times New Roman" w:hAnsi="Times New Roman" w:eastAsia="Times New Roman" w:cs="Times New Roman"/>
-                <w:color w:val="000000"/>
-                <w:sz w:val="20"/>
-                <w:szCs w:val="20"/>
-                <w:lang w:val="pt-BR" w:eastAsia="pt-BR"/>
-              </w:rPr>
-            </w:pPr>
-            <w:r>
-              <w:rPr>
-                <w:rFonts w:hint="default" w:ascii="Times New Roman" w:hAnsi="Times New Roman" w:eastAsia="Times New Roman" w:cs="Times New Roman"/>
-                <w:color w:val="000000"/>
-                <w:sz w:val="20"/>
-                <w:szCs w:val="20"/>
-                <w:lang w:val="pt-BR"/>
-              </w:rPr>
-              <w:t>Alarme tratado e status atualizado.</w:t>
+          </w:tcPr>
+          <w:p>
+            <w:pPr>
+              <w:pStyle w:val="3"/>
+              <w:spacing w:line="276" w:lineRule="auto"/>
+              <w:rPr>
+                <w:rFonts w:hint="default" w:ascii="Times New Roman" w:hAnsi="Times New Roman" w:eastAsia="Times New Roman" w:cs="Times New Roman"/>
+                <w:color w:val="000000"/>
+                <w:sz w:val="20"/>
+                <w:szCs w:val="20"/>
+                <w:lang w:val="pt-BR"/>
+              </w:rPr>
+            </w:pPr>
+            <w:r>
+              <w:rPr>
+                <w:rFonts w:hint="default" w:ascii="Times New Roman" w:hAnsi="Times New Roman" w:eastAsia="Times New Roman" w:cs="Times New Roman"/>
+                <w:color w:val="000000"/>
+                <w:sz w:val="20"/>
+                <w:szCs w:val="20"/>
+                <w:lang w:val="pt-BR"/>
+              </w:rPr>
+              <w:t>Informações do residente atualizadas.</w:t>
             </w:r>
           </w:p>
         </w:tc>
@@ -3925,6 +3443,16 @@
                 <w:lang w:val="pt-BR"/>
               </w:rPr>
             </w:pPr>
+            <w:r>
+              <w:rPr>
+                <w:rFonts w:hint="default" w:ascii="Times New Roman" w:hAnsi="Times New Roman" w:eastAsia="Times New Roman" w:cs="Times New Roman"/>
+                <w:color w:val="000000"/>
+                <w:sz w:val="20"/>
+                <w:szCs w:val="20"/>
+                <w:lang w:val="pt-BR"/>
+              </w:rPr>
+              <w:t>1. O profissional de saúde seleciona um residente para edição.</w:t>
+            </w:r>
           </w:p>
         </w:tc>
         <w:tc>
@@ -3949,16 +3477,6 @@
                 <w:lang w:val="pt-BR"/>
               </w:rPr>
             </w:pPr>
-            <w:r>
-              <w:rPr>
-                <w:rFonts w:hint="default" w:ascii="Times New Roman" w:hAnsi="Times New Roman" w:eastAsia="Times New Roman" w:cs="Times New Roman"/>
-                <w:color w:val="000000"/>
-                <w:sz w:val="20"/>
-                <w:szCs w:val="20"/>
-                <w:lang w:val="pt-BR"/>
-              </w:rPr>
-              <w:t>1. O sistema recebe um alarme da central.</w:t>
-            </w:r>
           </w:p>
         </w:tc>
       </w:tr>
@@ -4010,7 +3528,7 @@
                 <w:szCs w:val="20"/>
                 <w:lang w:val="pt-BR"/>
               </w:rPr>
-              <w:t>2. O profissional de saúde visualiza o alarme.</w:t>
+              <w:t>2. O profissional altera os dados necessários.</w:t>
             </w:r>
           </w:p>
         </w:tc>
@@ -4065,28 +3583,29 @@
               <w:bottom w:val="single" w:color="000000" w:sz="4" w:space="0"/>
               <w:right w:val="single" w:color="000000" w:sz="4" w:space="0"/>
             </w:tcBorders>
-          </w:tcPr>
-          <w:p>
-            <w:pPr>
-              <w:pStyle w:val="3"/>
-              <w:spacing w:line="276" w:lineRule="auto"/>
-              <w:rPr>
-                <w:rFonts w:hint="default" w:ascii="Times New Roman" w:hAnsi="Times New Roman" w:eastAsia="Times New Roman" w:cs="Times New Roman"/>
-                <w:color w:val="000000"/>
-                <w:sz w:val="20"/>
-                <w:szCs w:val="20"/>
-                <w:lang w:val="pt-BR"/>
-              </w:rPr>
-            </w:pPr>
-            <w:r>
-              <w:rPr>
-                <w:rFonts w:hint="default" w:ascii="Times New Roman" w:hAnsi="Times New Roman" w:eastAsia="Times New Roman" w:cs="Times New Roman"/>
-                <w:color w:val="000000"/>
-                <w:sz w:val="20"/>
-                <w:szCs w:val="20"/>
-                <w:lang w:val="pt-BR"/>
-              </w:rPr>
-              <w:t>3. O profissional seleciona o alarme para tratamento.</w:t>
+            <w:vAlign w:val="top"/>
+          </w:tcPr>
+          <w:p>
+            <w:pPr>
+              <w:pStyle w:val="3"/>
+              <w:spacing w:line="276" w:lineRule="auto"/>
+              <w:rPr>
+                <w:rFonts w:hint="default" w:ascii="Times New Roman" w:hAnsi="Times New Roman" w:eastAsia="Times New Roman" w:cs="Times New Roman"/>
+                <w:color w:val="000000"/>
+                <w:sz w:val="20"/>
+                <w:szCs w:val="20"/>
+                <w:lang w:val="pt-BR"/>
+              </w:rPr>
+            </w:pPr>
+            <w:r>
+              <w:rPr>
+                <w:rFonts w:hint="default" w:ascii="Times New Roman" w:hAnsi="Times New Roman" w:eastAsia="Times New Roman" w:cs="Times New Roman"/>
+                <w:color w:val="000000"/>
+                <w:sz w:val="20"/>
+                <w:szCs w:val="20"/>
+                <w:lang w:val="pt-BR"/>
+              </w:rPr>
+              <w:t>Fluxo de acerto</w:t>
             </w:r>
           </w:p>
         </w:tc>
@@ -4154,16 +3673,6 @@
                 <w:lang w:val="pt-BR"/>
               </w:rPr>
             </w:pPr>
-            <w:r>
-              <w:rPr>
-                <w:rFonts w:hint="default" w:ascii="Times New Roman" w:hAnsi="Times New Roman" w:eastAsia="Times New Roman" w:cs="Times New Roman"/>
-                <w:color w:val="000000"/>
-                <w:sz w:val="20"/>
-                <w:szCs w:val="20"/>
-                <w:lang w:val="pt-BR"/>
-              </w:rPr>
-              <w:t>4. O profissional executa as ações necessárias.</w:t>
-            </w:r>
           </w:p>
         </w:tc>
         <w:tc>
@@ -4188,6 +3697,16 @@
                 <w:lang w:val="pt-BR"/>
               </w:rPr>
             </w:pPr>
+            <w:r>
+              <w:rPr>
+                <w:rFonts w:hint="default" w:ascii="Times New Roman" w:hAnsi="Times New Roman" w:eastAsia="Times New Roman" w:cs="Times New Roman"/>
+                <w:color w:val="000000"/>
+                <w:sz w:val="20"/>
+                <w:szCs w:val="20"/>
+                <w:lang w:val="pt-BR"/>
+              </w:rPr>
+              <w:t>3. O sistema valida e atualiza as informações do residente.</w:t>
+            </w:r>
           </w:p>
         </w:tc>
       </w:tr>
@@ -4238,7 +3757,7 @@
                 <w:szCs w:val="20"/>
                 <w:lang w:val="pt-BR"/>
               </w:rPr>
-              <w:t>5. O profissional atualiza o status do alarme.</w:t>
+              <w:t>Fluxo de erro</w:t>
             </w:r>
           </w:p>
         </w:tc>
@@ -4255,7 +3774,12 @@
           <w:p>
             <w:pPr>
               <w:pStyle w:val="3"/>
-              <w:spacing w:line="276" w:lineRule="auto"/>
+              <w:numPr>
+                <w:ilvl w:val="0"/>
+                <w:numId w:val="0"/>
+              </w:numPr>
+              <w:spacing w:line="276" w:lineRule="auto"/>
+              <w:ind w:leftChars="0"/>
               <w:rPr>
                 <w:rFonts w:hint="default" w:ascii="Times New Roman" w:hAnsi="Times New Roman" w:eastAsia="Times New Roman" w:cs="Times New Roman"/>
                 <w:color w:val="000000"/>
@@ -4338,7 +3862,130 @@
                 <w:szCs w:val="20"/>
                 <w:lang w:val="pt-BR"/>
               </w:rPr>
-              <w:t>6. O sistema atualiza o status do alarme.</w:t>
+              <w:t>3a. Dados inválidos: O sistema exibe mensagem de erro e solicita correção.</w:t>
+            </w:r>
+          </w:p>
+        </w:tc>
+      </w:tr>
+    </w:tbl>
+    <w:p>
+      <w:pPr>
+        <w:pStyle w:val="3"/>
+        <w:spacing w:after="180" w:line="288" w:lineRule="auto"/>
+        <w:rPr>
+          <w:rFonts w:ascii="Times New Roman" w:hAnsi="Times New Roman" w:eastAsia="Times New Roman" w:cs="Times New Roman"/>
+          <w:sz w:val="24"/>
+          <w:szCs w:val="24"/>
+        </w:rPr>
+      </w:pPr>
+    </w:p>
+    <w:tbl>
+      <w:tblPr>
+        <w:tblStyle w:val="50"/>
+        <w:tblW w:w="9022" w:type="dxa"/>
+        <w:tblInd w:w="-5" w:type="dxa"/>
+        <w:tblBorders>
+          <w:top w:val="single" w:color="000000" w:sz="4" w:space="0"/>
+          <w:left w:val="single" w:color="000000" w:sz="4" w:space="0"/>
+          <w:bottom w:val="single" w:color="000000" w:sz="4" w:space="0"/>
+          <w:right w:val="single" w:color="000000" w:sz="4" w:space="0"/>
+          <w:insideH w:val="single" w:color="000000" w:sz="4" w:space="0"/>
+          <w:insideV w:val="single" w:color="000000" w:sz="4" w:space="0"/>
+        </w:tblBorders>
+        <w:tblLayout w:type="fixed"/>
+        <w:tblCellMar>
+          <w:top w:w="0" w:type="dxa"/>
+          <w:left w:w="108" w:type="dxa"/>
+          <w:bottom w:w="0" w:type="dxa"/>
+          <w:right w:w="108" w:type="dxa"/>
+        </w:tblCellMar>
+      </w:tblPr>
+      <w:tblGrid>
+        <w:gridCol w:w="2381"/>
+        <w:gridCol w:w="6641"/>
+      </w:tblGrid>
+      <w:tr>
+        <w:tblPrEx>
+          <w:tblBorders>
+            <w:top w:val="single" w:color="000000" w:sz="4" w:space="0"/>
+            <w:left w:val="single" w:color="000000" w:sz="4" w:space="0"/>
+            <w:bottom w:val="single" w:color="000000" w:sz="4" w:space="0"/>
+            <w:right w:val="single" w:color="000000" w:sz="4" w:space="0"/>
+            <w:insideH w:val="single" w:color="000000" w:sz="4" w:space="0"/>
+            <w:insideV w:val="single" w:color="000000" w:sz="4" w:space="0"/>
+          </w:tblBorders>
+          <w:tblCellMar>
+            <w:top w:w="0" w:type="dxa"/>
+            <w:left w:w="108" w:type="dxa"/>
+            <w:bottom w:w="0" w:type="dxa"/>
+            <w:right w:w="108" w:type="dxa"/>
+          </w:tblCellMar>
+        </w:tblPrEx>
+        <w:tc>
+          <w:tcPr>
+            <w:tcW w:w="2381" w:type="dxa"/>
+            <w:tcBorders>
+              <w:top w:val="single" w:color="000000" w:sz="4" w:space="0"/>
+              <w:left w:val="single" w:color="000000" w:sz="4" w:space="0"/>
+              <w:bottom w:val="single" w:color="000000" w:sz="4" w:space="0"/>
+              <w:right w:val="single" w:color="000000" w:sz="4" w:space="0"/>
+            </w:tcBorders>
+          </w:tcPr>
+          <w:p>
+            <w:pPr>
+              <w:pStyle w:val="3"/>
+              <w:spacing w:line="276" w:lineRule="auto"/>
+              <w:rPr>
+                <w:rFonts w:ascii="Times New Roman" w:hAnsi="Times New Roman" w:eastAsia="Times New Roman" w:cs="Times New Roman"/>
+                <w:color w:val="000000"/>
+                <w:sz w:val="20"/>
+                <w:szCs w:val="20"/>
+              </w:rPr>
+            </w:pPr>
+            <w:r>
+              <w:rPr>
+                <w:rFonts w:ascii="Times New Roman" w:hAnsi="Times New Roman" w:eastAsia="Times New Roman" w:cs="Times New Roman"/>
+                <w:color w:val="000000"/>
+                <w:sz w:val="20"/>
+                <w:szCs w:val="20"/>
+              </w:rPr>
+              <w:t>Nome do caso de uso:</w:t>
+            </w:r>
+          </w:p>
+        </w:tc>
+        <w:tc>
+          <w:tcPr>
+            <w:tcW w:w="6641" w:type="dxa"/>
+            <w:tcBorders>
+              <w:top w:val="single" w:color="000000" w:sz="4" w:space="0"/>
+              <w:left w:val="single" w:color="000000" w:sz="4" w:space="0"/>
+              <w:bottom w:val="single" w:color="000000" w:sz="4" w:space="0"/>
+              <w:right w:val="single" w:color="000000" w:sz="4" w:space="0"/>
+            </w:tcBorders>
+            <w:shd w:val="clear" w:color="auto" w:fill="auto"/>
+            <w:vAlign w:val="top"/>
+          </w:tcPr>
+          <w:p>
+            <w:pPr>
+              <w:pStyle w:val="3"/>
+              <w:spacing w:line="276" w:lineRule="auto"/>
+              <w:rPr>
+                <w:rFonts w:hint="default" w:ascii="Times New Roman" w:hAnsi="Times New Roman" w:eastAsia="Times New Roman" w:cs="Times New Roman"/>
+                <w:color w:val="000000"/>
+                <w:sz w:val="20"/>
+                <w:szCs w:val="20"/>
+                <w:lang w:val="pt-BR" w:eastAsia="pt-BR"/>
+              </w:rPr>
+            </w:pPr>
+            <w:r>
+              <w:rPr>
+                <w:rFonts w:hint="default" w:ascii="Times New Roman" w:hAnsi="Times New Roman" w:eastAsia="Times New Roman" w:cs="Times New Roman"/>
+                <w:color w:val="000000"/>
+                <w:sz w:val="20"/>
+                <w:szCs w:val="20"/>
+                <w:lang w:val="pt-BR"/>
+              </w:rPr>
+              <w:t>Tratar alarme</w:t>
             </w:r>
           </w:p>
         </w:tc>
@@ -4369,30 +4016,26 @@
               <w:bottom w:val="single" w:color="000000" w:sz="4" w:space="0"/>
               <w:right w:val="single" w:color="000000" w:sz="4" w:space="0"/>
             </w:tcBorders>
-            <w:shd w:val="clear" w:color="auto" w:fill="auto"/>
-            <w:vAlign w:val="top"/>
-          </w:tcPr>
-          <w:p>
-            <w:pPr>
-              <w:pStyle w:val="3"/>
-              <w:spacing w:line="276" w:lineRule="auto"/>
-              <w:rPr>
-                <w:rFonts w:hint="default" w:ascii="Times New Roman" w:hAnsi="Times New Roman" w:eastAsia="Times New Roman" w:cs="Times New Roman"/>
-                <w:color w:val="000000"/>
-                <w:sz w:val="20"/>
-                <w:szCs w:val="20"/>
-                <w:lang w:val="pt-BR" w:eastAsia="pt-BR" w:bidi="ar-SA"/>
-              </w:rPr>
-            </w:pPr>
-            <w:r>
-              <w:rPr>
-                <w:rFonts w:hint="default" w:ascii="Times New Roman" w:hAnsi="Times New Roman" w:eastAsia="Times New Roman" w:cs="Times New Roman"/>
-                <w:color w:val="000000"/>
-                <w:sz w:val="20"/>
-                <w:szCs w:val="20"/>
-                <w:lang w:val="pt-BR"/>
-              </w:rPr>
-              <w:t>Fluxo Alternativo</w:t>
+          </w:tcPr>
+          <w:p>
+            <w:pPr>
+              <w:pStyle w:val="3"/>
+              <w:spacing w:line="276" w:lineRule="auto"/>
+              <w:rPr>
+                <w:rFonts w:ascii="Times New Roman" w:hAnsi="Times New Roman" w:eastAsia="Times New Roman" w:cs="Times New Roman"/>
+                <w:color w:val="000000"/>
+                <w:sz w:val="20"/>
+                <w:szCs w:val="20"/>
+              </w:rPr>
+            </w:pPr>
+            <w:r>
+              <w:rPr>
+                <w:rFonts w:ascii="Times New Roman" w:hAnsi="Times New Roman" w:eastAsia="Times New Roman" w:cs="Times New Roman"/>
+                <w:color w:val="000000"/>
+                <w:sz w:val="20"/>
+                <w:szCs w:val="20"/>
+              </w:rPr>
+              <w:t>Ator(es) envolvido(s):</w:t>
             </w:r>
           </w:p>
         </w:tc>
@@ -4405,21 +4048,29 @@
               <w:bottom w:val="single" w:color="000000" w:sz="4" w:space="0"/>
               <w:right w:val="single" w:color="000000" w:sz="4" w:space="0"/>
             </w:tcBorders>
-            <w:shd w:val="clear" w:color="auto" w:fill="auto"/>
-            <w:vAlign w:val="top"/>
-          </w:tcPr>
-          <w:p>
-            <w:pPr>
-              <w:pStyle w:val="3"/>
-              <w:spacing w:line="276" w:lineRule="auto"/>
-              <w:rPr>
-                <w:rFonts w:hint="default" w:ascii="Times New Roman" w:hAnsi="Times New Roman" w:eastAsia="Times New Roman" w:cs="Times New Roman"/>
-                <w:color w:val="000000"/>
-                <w:sz w:val="20"/>
-                <w:szCs w:val="20"/>
-                <w:lang w:val="pt-BR" w:eastAsia="pt-BR"/>
-              </w:rPr>
-            </w:pPr>
+          </w:tcPr>
+          <w:p>
+            <w:pPr>
+              <w:pStyle w:val="3"/>
+              <w:spacing w:line="276" w:lineRule="auto"/>
+              <w:rPr>
+                <w:rFonts w:hint="default" w:ascii="Times New Roman" w:hAnsi="Times New Roman" w:eastAsia="Times New Roman" w:cs="Times New Roman"/>
+                <w:color w:val="000000"/>
+                <w:sz w:val="20"/>
+                <w:szCs w:val="20"/>
+                <w:lang w:val="pt-BR"/>
+              </w:rPr>
+            </w:pPr>
+            <w:r>
+              <w:rPr>
+                <w:rFonts w:hint="default" w:ascii="Times New Roman" w:hAnsi="Times New Roman" w:eastAsia="Times New Roman" w:cs="Times New Roman"/>
+                <w:color w:val="000000"/>
+                <w:sz w:val="20"/>
+                <w:szCs w:val="20"/>
+                <w:lang w:val="pt-BR"/>
+              </w:rPr>
+              <w:t>Técnico(a) de Enfermagem</w:t>
+            </w:r>
           </w:p>
         </w:tc>
       </w:tr>
@@ -4443,6 +4094,961 @@
         <w:tc>
           <w:tcPr>
             <w:tcW w:w="2381" w:type="dxa"/>
+            <w:tcBorders>
+              <w:top w:val="single" w:color="000000" w:sz="4" w:space="0"/>
+              <w:left w:val="single" w:color="000000" w:sz="4" w:space="0"/>
+              <w:bottom w:val="single" w:color="000000" w:sz="4" w:space="0"/>
+              <w:right w:val="single" w:color="000000" w:sz="4" w:space="0"/>
+            </w:tcBorders>
+          </w:tcPr>
+          <w:p>
+            <w:pPr>
+              <w:pStyle w:val="3"/>
+              <w:spacing w:line="276" w:lineRule="auto"/>
+              <w:rPr>
+                <w:rFonts w:ascii="Times New Roman" w:hAnsi="Times New Roman" w:eastAsia="Times New Roman" w:cs="Times New Roman"/>
+                <w:color w:val="000000"/>
+                <w:sz w:val="20"/>
+                <w:szCs w:val="20"/>
+              </w:rPr>
+            </w:pPr>
+            <w:r>
+              <w:rPr>
+                <w:rFonts w:ascii="Times New Roman" w:hAnsi="Times New Roman" w:eastAsia="Times New Roman" w:cs="Times New Roman"/>
+                <w:color w:val="000000"/>
+                <w:sz w:val="20"/>
+                <w:szCs w:val="20"/>
+              </w:rPr>
+              <w:t>Pré-condição:</w:t>
+            </w:r>
+          </w:p>
+        </w:tc>
+        <w:tc>
+          <w:tcPr>
+            <w:tcW w:w="6641" w:type="dxa"/>
+            <w:tcBorders>
+              <w:top w:val="single" w:color="000000" w:sz="4" w:space="0"/>
+              <w:left w:val="single" w:color="000000" w:sz="4" w:space="0"/>
+              <w:bottom w:val="single" w:color="000000" w:sz="4" w:space="0"/>
+              <w:right w:val="single" w:color="000000" w:sz="4" w:space="0"/>
+            </w:tcBorders>
+            <w:vAlign w:val="top"/>
+          </w:tcPr>
+          <w:p>
+            <w:pPr>
+              <w:pStyle w:val="3"/>
+              <w:spacing w:line="276" w:lineRule="auto"/>
+              <w:rPr>
+                <w:rFonts w:hint="default" w:ascii="Times New Roman" w:hAnsi="Times New Roman" w:eastAsia="Times New Roman" w:cs="Times New Roman"/>
+                <w:color w:val="000000"/>
+                <w:sz w:val="20"/>
+                <w:szCs w:val="20"/>
+                <w:lang w:val="pt-BR"/>
+              </w:rPr>
+            </w:pPr>
+            <w:r>
+              <w:rPr>
+                <w:rFonts w:hint="default" w:ascii="Times New Roman" w:hAnsi="Times New Roman" w:eastAsia="Times New Roman" w:cs="Times New Roman"/>
+                <w:color w:val="000000"/>
+                <w:sz w:val="20"/>
+                <w:szCs w:val="20"/>
+                <w:lang w:val="pt-BR"/>
+              </w:rPr>
+              <w:t>Alarme ativo no sistema e o profissional possuir matrícula.</w:t>
+            </w:r>
+          </w:p>
+        </w:tc>
+      </w:tr>
+      <w:tr>
+        <w:tblPrEx>
+          <w:tblBorders>
+            <w:top w:val="single" w:color="000000" w:sz="4" w:space="0"/>
+            <w:left w:val="single" w:color="000000" w:sz="4" w:space="0"/>
+            <w:bottom w:val="single" w:color="000000" w:sz="4" w:space="0"/>
+            <w:right w:val="single" w:color="000000" w:sz="4" w:space="0"/>
+            <w:insideH w:val="single" w:color="000000" w:sz="4" w:space="0"/>
+            <w:insideV w:val="single" w:color="000000" w:sz="4" w:space="0"/>
+          </w:tblBorders>
+          <w:tblCellMar>
+            <w:top w:w="0" w:type="dxa"/>
+            <w:left w:w="108" w:type="dxa"/>
+            <w:bottom w:w="0" w:type="dxa"/>
+            <w:right w:w="108" w:type="dxa"/>
+          </w:tblCellMar>
+        </w:tblPrEx>
+        <w:tc>
+          <w:tcPr>
+            <w:tcW w:w="2381" w:type="dxa"/>
+            <w:tcBorders>
+              <w:top w:val="single" w:color="000000" w:sz="4" w:space="0"/>
+              <w:left w:val="single" w:color="000000" w:sz="4" w:space="0"/>
+              <w:bottom w:val="single" w:color="000000" w:sz="4" w:space="0"/>
+              <w:right w:val="single" w:color="000000" w:sz="4" w:space="0"/>
+            </w:tcBorders>
+          </w:tcPr>
+          <w:p>
+            <w:pPr>
+              <w:pStyle w:val="3"/>
+              <w:spacing w:line="276" w:lineRule="auto"/>
+              <w:rPr>
+                <w:rFonts w:ascii="Times New Roman" w:hAnsi="Times New Roman" w:eastAsia="Times New Roman" w:cs="Times New Roman"/>
+                <w:color w:val="000000"/>
+                <w:sz w:val="20"/>
+                <w:szCs w:val="20"/>
+              </w:rPr>
+            </w:pPr>
+            <w:r>
+              <w:rPr>
+                <w:rFonts w:ascii="Times New Roman" w:hAnsi="Times New Roman" w:eastAsia="Times New Roman" w:cs="Times New Roman"/>
+                <w:color w:val="000000"/>
+                <w:sz w:val="20"/>
+                <w:szCs w:val="20"/>
+              </w:rPr>
+              <w:t>Pós-condição:</w:t>
+            </w:r>
+          </w:p>
+        </w:tc>
+        <w:tc>
+          <w:tcPr>
+            <w:tcW w:w="6641" w:type="dxa"/>
+            <w:tcBorders>
+              <w:top w:val="single" w:color="000000" w:sz="4" w:space="0"/>
+              <w:left w:val="single" w:color="000000" w:sz="4" w:space="0"/>
+              <w:bottom w:val="single" w:color="000000" w:sz="4" w:space="0"/>
+              <w:right w:val="single" w:color="000000" w:sz="4" w:space="0"/>
+            </w:tcBorders>
+            <w:shd w:val="clear" w:color="auto" w:fill="auto"/>
+            <w:vAlign w:val="top"/>
+          </w:tcPr>
+          <w:p>
+            <w:pPr>
+              <w:pStyle w:val="3"/>
+              <w:spacing w:line="276" w:lineRule="auto"/>
+              <w:rPr>
+                <w:rFonts w:hint="default" w:ascii="Times New Roman" w:hAnsi="Times New Roman" w:eastAsia="Times New Roman" w:cs="Times New Roman"/>
+                <w:color w:val="000000"/>
+                <w:sz w:val="20"/>
+                <w:szCs w:val="20"/>
+                <w:lang w:val="pt-BR" w:eastAsia="pt-BR"/>
+              </w:rPr>
+            </w:pPr>
+            <w:r>
+              <w:rPr>
+                <w:rFonts w:hint="default" w:ascii="Times New Roman" w:hAnsi="Times New Roman" w:eastAsia="Times New Roman" w:cs="Times New Roman"/>
+                <w:color w:val="000000"/>
+                <w:sz w:val="20"/>
+                <w:szCs w:val="20"/>
+                <w:lang w:val="pt-BR"/>
+              </w:rPr>
+              <w:t>Alarme tratado e status atualizado.</w:t>
+            </w:r>
+          </w:p>
+        </w:tc>
+      </w:tr>
+      <w:tr>
+        <w:tblPrEx>
+          <w:tblBorders>
+            <w:top w:val="single" w:color="000000" w:sz="4" w:space="0"/>
+            <w:left w:val="single" w:color="000000" w:sz="4" w:space="0"/>
+            <w:bottom w:val="single" w:color="000000" w:sz="4" w:space="0"/>
+            <w:right w:val="single" w:color="000000" w:sz="4" w:space="0"/>
+            <w:insideH w:val="single" w:color="000000" w:sz="4" w:space="0"/>
+            <w:insideV w:val="single" w:color="000000" w:sz="4" w:space="0"/>
+          </w:tblBorders>
+          <w:tblCellMar>
+            <w:top w:w="0" w:type="dxa"/>
+            <w:left w:w="108" w:type="dxa"/>
+            <w:bottom w:w="0" w:type="dxa"/>
+            <w:right w:w="108" w:type="dxa"/>
+          </w:tblCellMar>
+        </w:tblPrEx>
+        <w:tc>
+          <w:tcPr>
+            <w:tcW w:w="2381" w:type="dxa"/>
+            <w:tcBorders>
+              <w:top w:val="single" w:color="000000" w:sz="4" w:space="0"/>
+              <w:left w:val="single" w:color="000000" w:sz="4" w:space="0"/>
+              <w:bottom w:val="single" w:color="000000" w:sz="4" w:space="0"/>
+              <w:right w:val="single" w:color="000000" w:sz="4" w:space="0"/>
+            </w:tcBorders>
+          </w:tcPr>
+          <w:p>
+            <w:pPr>
+              <w:pStyle w:val="3"/>
+              <w:spacing w:line="276" w:lineRule="auto"/>
+              <w:jc w:val="center"/>
+              <w:rPr>
+                <w:rFonts w:ascii="Times New Roman" w:hAnsi="Times New Roman" w:eastAsia="Times New Roman" w:cs="Times New Roman"/>
+                <w:b/>
+                <w:color w:val="000000"/>
+                <w:sz w:val="20"/>
+                <w:szCs w:val="20"/>
+              </w:rPr>
+            </w:pPr>
+            <w:r>
+              <w:rPr>
+                <w:rFonts w:ascii="Times New Roman" w:hAnsi="Times New Roman" w:eastAsia="Times New Roman" w:cs="Times New Roman"/>
+                <w:b/>
+                <w:color w:val="000000"/>
+                <w:sz w:val="20"/>
+                <w:szCs w:val="20"/>
+              </w:rPr>
+              <w:t>Ator</w:t>
+            </w:r>
+          </w:p>
+        </w:tc>
+        <w:tc>
+          <w:tcPr>
+            <w:tcW w:w="6641" w:type="dxa"/>
+            <w:tcBorders>
+              <w:top w:val="single" w:color="000000" w:sz="4" w:space="0"/>
+              <w:left w:val="single" w:color="000000" w:sz="4" w:space="0"/>
+              <w:bottom w:val="single" w:color="000000" w:sz="4" w:space="0"/>
+              <w:right w:val="single" w:color="000000" w:sz="4" w:space="0"/>
+            </w:tcBorders>
+          </w:tcPr>
+          <w:p>
+            <w:pPr>
+              <w:pStyle w:val="3"/>
+              <w:spacing w:line="276" w:lineRule="auto"/>
+              <w:jc w:val="center"/>
+              <w:rPr>
+                <w:rFonts w:ascii="Times New Roman" w:hAnsi="Times New Roman" w:eastAsia="Times New Roman" w:cs="Times New Roman"/>
+                <w:b/>
+                <w:color w:val="000000"/>
+                <w:sz w:val="20"/>
+                <w:szCs w:val="20"/>
+              </w:rPr>
+            </w:pPr>
+            <w:r>
+              <w:rPr>
+                <w:rFonts w:ascii="Times New Roman" w:hAnsi="Times New Roman" w:eastAsia="Times New Roman" w:cs="Times New Roman"/>
+                <w:b/>
+                <w:color w:val="000000"/>
+                <w:sz w:val="20"/>
+                <w:szCs w:val="20"/>
+              </w:rPr>
+              <w:t>Sistema</w:t>
+            </w:r>
+          </w:p>
+        </w:tc>
+      </w:tr>
+      <w:tr>
+        <w:tblPrEx>
+          <w:tblBorders>
+            <w:top w:val="single" w:color="000000" w:sz="4" w:space="0"/>
+            <w:left w:val="single" w:color="000000" w:sz="4" w:space="0"/>
+            <w:bottom w:val="single" w:color="000000" w:sz="4" w:space="0"/>
+            <w:right w:val="single" w:color="000000" w:sz="4" w:space="0"/>
+            <w:insideH w:val="single" w:color="000000" w:sz="4" w:space="0"/>
+            <w:insideV w:val="single" w:color="000000" w:sz="4" w:space="0"/>
+          </w:tblBorders>
+          <w:tblCellMar>
+            <w:top w:w="0" w:type="dxa"/>
+            <w:left w:w="108" w:type="dxa"/>
+            <w:bottom w:w="0" w:type="dxa"/>
+            <w:right w:w="108" w:type="dxa"/>
+          </w:tblCellMar>
+        </w:tblPrEx>
+        <w:tc>
+          <w:tcPr>
+            <w:tcW w:w="2381" w:type="dxa"/>
+            <w:tcBorders>
+              <w:top w:val="single" w:color="000000" w:sz="4" w:space="0"/>
+              <w:left w:val="single" w:color="000000" w:sz="4" w:space="0"/>
+              <w:bottom w:val="single" w:color="000000" w:sz="4" w:space="0"/>
+              <w:right w:val="single" w:color="000000" w:sz="4" w:space="0"/>
+            </w:tcBorders>
+          </w:tcPr>
+          <w:p>
+            <w:pPr>
+              <w:pStyle w:val="3"/>
+              <w:spacing w:line="276" w:lineRule="auto"/>
+              <w:rPr>
+                <w:rFonts w:hint="default" w:ascii="Times New Roman" w:hAnsi="Times New Roman" w:eastAsia="Times New Roman" w:cs="Times New Roman"/>
+                <w:color w:val="000000"/>
+                <w:sz w:val="20"/>
+                <w:szCs w:val="20"/>
+                <w:lang w:val="pt-BR"/>
+              </w:rPr>
+            </w:pPr>
+          </w:p>
+        </w:tc>
+        <w:tc>
+          <w:tcPr>
+            <w:tcW w:w="6641" w:type="dxa"/>
+            <w:tcBorders>
+              <w:top w:val="single" w:color="000000" w:sz="4" w:space="0"/>
+              <w:left w:val="single" w:color="000000" w:sz="4" w:space="0"/>
+              <w:bottom w:val="single" w:color="000000" w:sz="4" w:space="0"/>
+              <w:right w:val="single" w:color="000000" w:sz="4" w:space="0"/>
+            </w:tcBorders>
+          </w:tcPr>
+          <w:p>
+            <w:pPr>
+              <w:pStyle w:val="3"/>
+              <w:spacing w:line="276" w:lineRule="auto"/>
+              <w:rPr>
+                <w:rFonts w:hint="default" w:ascii="Times New Roman" w:hAnsi="Times New Roman" w:eastAsia="Times New Roman" w:cs="Times New Roman"/>
+                <w:color w:val="000000"/>
+                <w:sz w:val="20"/>
+                <w:szCs w:val="20"/>
+                <w:lang w:val="pt-BR"/>
+              </w:rPr>
+            </w:pPr>
+            <w:r>
+              <w:rPr>
+                <w:rFonts w:hint="default" w:ascii="Times New Roman" w:hAnsi="Times New Roman" w:eastAsia="Times New Roman" w:cs="Times New Roman"/>
+                <w:color w:val="000000"/>
+                <w:sz w:val="20"/>
+                <w:szCs w:val="20"/>
+                <w:lang w:val="pt-BR"/>
+              </w:rPr>
+              <w:t>1. O sistema recebe um alarme da central.</w:t>
+            </w:r>
+          </w:p>
+        </w:tc>
+      </w:tr>
+      <w:tr>
+        <w:tblPrEx>
+          <w:tblBorders>
+            <w:top w:val="single" w:color="000000" w:sz="4" w:space="0"/>
+            <w:left w:val="single" w:color="000000" w:sz="4" w:space="0"/>
+            <w:bottom w:val="single" w:color="000000" w:sz="4" w:space="0"/>
+            <w:right w:val="single" w:color="000000" w:sz="4" w:space="0"/>
+            <w:insideH w:val="single" w:color="000000" w:sz="4" w:space="0"/>
+            <w:insideV w:val="single" w:color="000000" w:sz="4" w:space="0"/>
+          </w:tblBorders>
+          <w:tblCellMar>
+            <w:top w:w="0" w:type="dxa"/>
+            <w:left w:w="108" w:type="dxa"/>
+            <w:bottom w:w="0" w:type="dxa"/>
+            <w:right w:w="108" w:type="dxa"/>
+          </w:tblCellMar>
+        </w:tblPrEx>
+        <w:tc>
+          <w:tcPr>
+            <w:tcW w:w="2381" w:type="dxa"/>
+            <w:tcBorders>
+              <w:top w:val="single" w:color="000000" w:sz="4" w:space="0"/>
+              <w:left w:val="single" w:color="000000" w:sz="4" w:space="0"/>
+              <w:bottom w:val="single" w:color="000000" w:sz="4" w:space="0"/>
+              <w:right w:val="single" w:color="000000" w:sz="4" w:space="0"/>
+            </w:tcBorders>
+            <w:vAlign w:val="top"/>
+          </w:tcPr>
+          <w:p>
+            <w:pPr>
+              <w:pStyle w:val="3"/>
+              <w:spacing w:line="276" w:lineRule="auto"/>
+              <w:rPr>
+                <w:rFonts w:hint="default" w:ascii="Times New Roman" w:hAnsi="Times New Roman" w:eastAsia="Times New Roman" w:cs="Times New Roman"/>
+                <w:color w:val="000000"/>
+                <w:sz w:val="20"/>
+                <w:szCs w:val="20"/>
+                <w:lang w:val="pt-BR"/>
+              </w:rPr>
+            </w:pPr>
+            <w:r>
+              <w:rPr>
+                <w:rFonts w:hint="default" w:ascii="Times New Roman" w:hAnsi="Times New Roman" w:eastAsia="Times New Roman" w:cs="Times New Roman"/>
+                <w:color w:val="000000"/>
+                <w:sz w:val="20"/>
+                <w:szCs w:val="20"/>
+                <w:lang w:val="pt-BR"/>
+              </w:rPr>
+              <w:t>2. O profissional de saúde visualiza o alarme.</w:t>
+            </w:r>
+          </w:p>
+        </w:tc>
+        <w:tc>
+          <w:tcPr>
+            <w:tcW w:w="6641" w:type="dxa"/>
+            <w:tcBorders>
+              <w:top w:val="single" w:color="000000" w:sz="4" w:space="0"/>
+              <w:left w:val="single" w:color="000000" w:sz="4" w:space="0"/>
+              <w:bottom w:val="single" w:color="000000" w:sz="4" w:space="0"/>
+              <w:right w:val="single" w:color="000000" w:sz="4" w:space="0"/>
+            </w:tcBorders>
+          </w:tcPr>
+          <w:p>
+            <w:pPr>
+              <w:pStyle w:val="3"/>
+              <w:spacing w:line="276" w:lineRule="auto"/>
+              <w:rPr>
+                <w:rFonts w:hint="default" w:ascii="Times New Roman" w:hAnsi="Times New Roman" w:eastAsia="Times New Roman" w:cs="Times New Roman"/>
+                <w:color w:val="000000"/>
+                <w:sz w:val="20"/>
+                <w:szCs w:val="20"/>
+                <w:lang w:val="pt-BR"/>
+              </w:rPr>
+            </w:pPr>
+          </w:p>
+        </w:tc>
+      </w:tr>
+      <w:tr>
+        <w:tblPrEx>
+          <w:tblBorders>
+            <w:top w:val="single" w:color="000000" w:sz="4" w:space="0"/>
+            <w:left w:val="single" w:color="000000" w:sz="4" w:space="0"/>
+            <w:bottom w:val="single" w:color="000000" w:sz="4" w:space="0"/>
+            <w:right w:val="single" w:color="000000" w:sz="4" w:space="0"/>
+            <w:insideH w:val="single" w:color="000000" w:sz="4" w:space="0"/>
+            <w:insideV w:val="single" w:color="000000" w:sz="4" w:space="0"/>
+          </w:tblBorders>
+          <w:tblCellMar>
+            <w:top w:w="0" w:type="dxa"/>
+            <w:left w:w="108" w:type="dxa"/>
+            <w:bottom w:w="0" w:type="dxa"/>
+            <w:right w:w="108" w:type="dxa"/>
+          </w:tblCellMar>
+        </w:tblPrEx>
+        <w:tc>
+          <w:tcPr>
+            <w:tcW w:w="2381" w:type="dxa"/>
+            <w:tcBorders>
+              <w:top w:val="single" w:color="000000" w:sz="4" w:space="0"/>
+              <w:left w:val="single" w:color="000000" w:sz="4" w:space="0"/>
+              <w:bottom w:val="single" w:color="000000" w:sz="4" w:space="0"/>
+              <w:right w:val="single" w:color="000000" w:sz="4" w:space="0"/>
+            </w:tcBorders>
+          </w:tcPr>
+          <w:p>
+            <w:pPr>
+              <w:pStyle w:val="3"/>
+              <w:spacing w:line="276" w:lineRule="auto"/>
+              <w:rPr>
+                <w:rFonts w:hint="default" w:ascii="Times New Roman" w:hAnsi="Times New Roman" w:eastAsia="Times New Roman" w:cs="Times New Roman"/>
+                <w:color w:val="000000"/>
+                <w:sz w:val="20"/>
+                <w:szCs w:val="20"/>
+                <w:lang w:val="pt-BR"/>
+              </w:rPr>
+            </w:pPr>
+            <w:r>
+              <w:rPr>
+                <w:rFonts w:hint="default" w:ascii="Times New Roman" w:hAnsi="Times New Roman" w:eastAsia="Times New Roman" w:cs="Times New Roman"/>
+                <w:color w:val="000000"/>
+                <w:sz w:val="20"/>
+                <w:szCs w:val="20"/>
+                <w:lang w:val="pt-BR"/>
+              </w:rPr>
+              <w:t>3. O profissional seleciona o alarme para tratamento.</w:t>
+            </w:r>
+          </w:p>
+        </w:tc>
+        <w:tc>
+          <w:tcPr>
+            <w:tcW w:w="6641" w:type="dxa"/>
+            <w:tcBorders>
+              <w:top w:val="single" w:color="000000" w:sz="4" w:space="0"/>
+              <w:left w:val="single" w:color="000000" w:sz="4" w:space="0"/>
+              <w:bottom w:val="single" w:color="000000" w:sz="4" w:space="0"/>
+              <w:right w:val="single" w:color="000000" w:sz="4" w:space="0"/>
+            </w:tcBorders>
+          </w:tcPr>
+          <w:p>
+            <w:pPr>
+              <w:pStyle w:val="3"/>
+              <w:spacing w:line="276" w:lineRule="auto"/>
+              <w:rPr>
+                <w:rFonts w:hint="default" w:ascii="Times New Roman" w:hAnsi="Times New Roman" w:eastAsia="Times New Roman" w:cs="Times New Roman"/>
+                <w:color w:val="000000"/>
+                <w:sz w:val="20"/>
+                <w:szCs w:val="20"/>
+                <w:lang w:val="pt-BR"/>
+              </w:rPr>
+            </w:pPr>
+          </w:p>
+        </w:tc>
+      </w:tr>
+      <w:tr>
+        <w:tblPrEx>
+          <w:tblBorders>
+            <w:top w:val="single" w:color="000000" w:sz="4" w:space="0"/>
+            <w:left w:val="single" w:color="000000" w:sz="4" w:space="0"/>
+            <w:bottom w:val="single" w:color="000000" w:sz="4" w:space="0"/>
+            <w:right w:val="single" w:color="000000" w:sz="4" w:space="0"/>
+            <w:insideH w:val="single" w:color="000000" w:sz="4" w:space="0"/>
+            <w:insideV w:val="single" w:color="000000" w:sz="4" w:space="0"/>
+          </w:tblBorders>
+          <w:tblCellMar>
+            <w:top w:w="0" w:type="dxa"/>
+            <w:left w:w="108" w:type="dxa"/>
+            <w:bottom w:w="0" w:type="dxa"/>
+            <w:right w:w="108" w:type="dxa"/>
+          </w:tblCellMar>
+        </w:tblPrEx>
+        <w:tc>
+          <w:tcPr>
+            <w:tcW w:w="2381" w:type="dxa"/>
+            <w:tcBorders>
+              <w:top w:val="single" w:color="000000" w:sz="4" w:space="0"/>
+              <w:left w:val="single" w:color="000000" w:sz="4" w:space="0"/>
+              <w:bottom w:val="single" w:color="000000" w:sz="4" w:space="0"/>
+              <w:right w:val="single" w:color="000000" w:sz="4" w:space="0"/>
+            </w:tcBorders>
+          </w:tcPr>
+          <w:p>
+            <w:pPr>
+              <w:pStyle w:val="3"/>
+              <w:spacing w:line="276" w:lineRule="auto"/>
+              <w:rPr>
+                <w:rFonts w:hint="default" w:ascii="Times New Roman" w:hAnsi="Times New Roman" w:eastAsia="Times New Roman" w:cs="Times New Roman"/>
+                <w:color w:val="000000"/>
+                <w:sz w:val="20"/>
+                <w:szCs w:val="20"/>
+                <w:lang w:val="pt-BR"/>
+              </w:rPr>
+            </w:pPr>
+            <w:r>
+              <w:rPr>
+                <w:rFonts w:hint="default" w:ascii="Times New Roman" w:hAnsi="Times New Roman" w:eastAsia="Times New Roman" w:cs="Times New Roman"/>
+                <w:color w:val="000000"/>
+                <w:sz w:val="20"/>
+                <w:szCs w:val="20"/>
+                <w:lang w:val="pt-BR"/>
+              </w:rPr>
+              <w:t>4. O profissional executa as ações necessárias.</w:t>
+            </w:r>
+          </w:p>
+        </w:tc>
+        <w:tc>
+          <w:tcPr>
+            <w:tcW w:w="6641" w:type="dxa"/>
+            <w:tcBorders>
+              <w:top w:val="single" w:color="000000" w:sz="4" w:space="0"/>
+              <w:left w:val="single" w:color="000000" w:sz="4" w:space="0"/>
+              <w:bottom w:val="single" w:color="000000" w:sz="4" w:space="0"/>
+              <w:right w:val="single" w:color="000000" w:sz="4" w:space="0"/>
+            </w:tcBorders>
+          </w:tcPr>
+          <w:p>
+            <w:pPr>
+              <w:pStyle w:val="3"/>
+              <w:spacing w:line="276" w:lineRule="auto"/>
+              <w:rPr>
+                <w:rFonts w:hint="default" w:ascii="Times New Roman" w:hAnsi="Times New Roman" w:eastAsia="Times New Roman" w:cs="Times New Roman"/>
+                <w:color w:val="000000"/>
+                <w:sz w:val="20"/>
+                <w:szCs w:val="20"/>
+                <w:lang w:val="pt-BR"/>
+              </w:rPr>
+            </w:pPr>
+          </w:p>
+        </w:tc>
+      </w:tr>
+      <w:tr>
+        <w:tblPrEx>
+          <w:tblBorders>
+            <w:top w:val="single" w:color="000000" w:sz="4" w:space="0"/>
+            <w:left w:val="single" w:color="000000" w:sz="4" w:space="0"/>
+            <w:bottom w:val="single" w:color="000000" w:sz="4" w:space="0"/>
+            <w:right w:val="single" w:color="000000" w:sz="4" w:space="0"/>
+            <w:insideH w:val="single" w:color="000000" w:sz="4" w:space="0"/>
+            <w:insideV w:val="single" w:color="000000" w:sz="4" w:space="0"/>
+          </w:tblBorders>
+          <w:tblCellMar>
+            <w:top w:w="0" w:type="dxa"/>
+            <w:left w:w="108" w:type="dxa"/>
+            <w:bottom w:w="0" w:type="dxa"/>
+            <w:right w:w="108" w:type="dxa"/>
+          </w:tblCellMar>
+        </w:tblPrEx>
+        <w:tc>
+          <w:tcPr>
+            <w:tcW w:w="2381" w:type="dxa"/>
+            <w:tcBorders>
+              <w:top w:val="single" w:color="000000" w:sz="4" w:space="0"/>
+              <w:left w:val="single" w:color="000000" w:sz="4" w:space="0"/>
+              <w:bottom w:val="single" w:color="000000" w:sz="4" w:space="0"/>
+              <w:right w:val="single" w:color="000000" w:sz="4" w:space="0"/>
+            </w:tcBorders>
+          </w:tcPr>
+          <w:p>
+            <w:pPr>
+              <w:pStyle w:val="3"/>
+              <w:spacing w:line="276" w:lineRule="auto"/>
+              <w:rPr>
+                <w:rFonts w:hint="default" w:ascii="Times New Roman" w:hAnsi="Times New Roman" w:eastAsia="Times New Roman" w:cs="Times New Roman"/>
+                <w:color w:val="000000"/>
+                <w:sz w:val="20"/>
+                <w:szCs w:val="20"/>
+                <w:lang w:val="pt-BR"/>
+              </w:rPr>
+            </w:pPr>
+            <w:r>
+              <w:rPr>
+                <w:rFonts w:hint="default" w:ascii="Times New Roman" w:hAnsi="Times New Roman" w:eastAsia="Times New Roman" w:cs="Times New Roman"/>
+                <w:color w:val="000000"/>
+                <w:sz w:val="20"/>
+                <w:szCs w:val="20"/>
+                <w:lang w:val="pt-BR"/>
+              </w:rPr>
+              <w:t>5. O profissional atualiza o status do alarme.</w:t>
+            </w:r>
+          </w:p>
+        </w:tc>
+        <w:tc>
+          <w:tcPr>
+            <w:tcW w:w="6641" w:type="dxa"/>
+            <w:tcBorders>
+              <w:top w:val="single" w:color="000000" w:sz="4" w:space="0"/>
+              <w:left w:val="single" w:color="000000" w:sz="4" w:space="0"/>
+              <w:bottom w:val="single" w:color="000000" w:sz="4" w:space="0"/>
+              <w:right w:val="single" w:color="000000" w:sz="4" w:space="0"/>
+            </w:tcBorders>
+          </w:tcPr>
+          <w:p>
+            <w:pPr>
+              <w:pStyle w:val="3"/>
+              <w:spacing w:line="276" w:lineRule="auto"/>
+              <w:rPr>
+                <w:rFonts w:hint="default" w:ascii="Times New Roman" w:hAnsi="Times New Roman" w:eastAsia="Times New Roman" w:cs="Times New Roman"/>
+                <w:color w:val="000000"/>
+                <w:sz w:val="20"/>
+                <w:szCs w:val="20"/>
+                <w:lang w:val="pt-BR"/>
+              </w:rPr>
+            </w:pPr>
+          </w:p>
+        </w:tc>
+      </w:tr>
+      <w:tr>
+        <w:tblPrEx>
+          <w:tblBorders>
+            <w:top w:val="single" w:color="000000" w:sz="4" w:space="0"/>
+            <w:left w:val="single" w:color="000000" w:sz="4" w:space="0"/>
+            <w:bottom w:val="single" w:color="000000" w:sz="4" w:space="0"/>
+            <w:right w:val="single" w:color="000000" w:sz="4" w:space="0"/>
+            <w:insideH w:val="single" w:color="000000" w:sz="4" w:space="0"/>
+            <w:insideV w:val="single" w:color="000000" w:sz="4" w:space="0"/>
+          </w:tblBorders>
+          <w:tblCellMar>
+            <w:top w:w="0" w:type="dxa"/>
+            <w:left w:w="108" w:type="dxa"/>
+            <w:bottom w:w="0" w:type="dxa"/>
+            <w:right w:w="108" w:type="dxa"/>
+          </w:tblCellMar>
+        </w:tblPrEx>
+        <w:tc>
+          <w:tcPr>
+            <w:tcW w:w="2381" w:type="dxa"/>
+            <w:tcBorders>
+              <w:top w:val="single" w:color="000000" w:sz="4" w:space="0"/>
+              <w:left w:val="single" w:color="000000" w:sz="4" w:space="0"/>
+              <w:bottom w:val="single" w:color="000000" w:sz="4" w:space="0"/>
+              <w:right w:val="single" w:color="000000" w:sz="4" w:space="0"/>
+            </w:tcBorders>
+          </w:tcPr>
+          <w:p>
+            <w:pPr>
+              <w:pStyle w:val="3"/>
+              <w:numPr>
+                <w:ilvl w:val="0"/>
+                <w:numId w:val="1"/>
+              </w:numPr>
+              <w:spacing w:line="276" w:lineRule="auto"/>
+              <w:rPr>
+                <w:rFonts w:hint="default" w:ascii="Times New Roman" w:hAnsi="Times New Roman" w:eastAsia="Times New Roman" w:cs="Times New Roman"/>
+                <w:color w:val="000000"/>
+                <w:sz w:val="20"/>
+                <w:szCs w:val="20"/>
+                <w:lang w:val="pt-BR"/>
+              </w:rPr>
+            </w:pPr>
+            <w:r>
+              <w:rPr>
+                <w:rFonts w:hint="default" w:ascii="Times New Roman" w:hAnsi="Times New Roman" w:eastAsia="Times New Roman" w:cs="Times New Roman"/>
+                <w:color w:val="000000"/>
+                <w:sz w:val="20"/>
+                <w:szCs w:val="20"/>
+                <w:lang w:val="pt-BR"/>
+              </w:rPr>
+              <w:t>O profissional insere seu token e finaliza o atendimento</w:t>
+            </w:r>
+          </w:p>
+        </w:tc>
+        <w:tc>
+          <w:tcPr>
+            <w:tcW w:w="6641" w:type="dxa"/>
+            <w:tcBorders>
+              <w:top w:val="single" w:color="000000" w:sz="4" w:space="0"/>
+              <w:left w:val="single" w:color="000000" w:sz="4" w:space="0"/>
+              <w:bottom w:val="single" w:color="000000" w:sz="4" w:space="0"/>
+              <w:right w:val="single" w:color="000000" w:sz="4" w:space="0"/>
+            </w:tcBorders>
+          </w:tcPr>
+          <w:p>
+            <w:pPr>
+              <w:pStyle w:val="3"/>
+              <w:spacing w:line="276" w:lineRule="auto"/>
+              <w:rPr>
+                <w:rFonts w:hint="default" w:ascii="Times New Roman" w:hAnsi="Times New Roman" w:eastAsia="Times New Roman" w:cs="Times New Roman"/>
+                <w:color w:val="000000"/>
+                <w:sz w:val="20"/>
+                <w:szCs w:val="20"/>
+                <w:lang w:val="pt-BR"/>
+              </w:rPr>
+            </w:pPr>
+          </w:p>
+        </w:tc>
+      </w:tr>
+      <w:tr>
+        <w:tblPrEx>
+          <w:tblBorders>
+            <w:top w:val="single" w:color="000000" w:sz="4" w:space="0"/>
+            <w:left w:val="single" w:color="000000" w:sz="4" w:space="0"/>
+            <w:bottom w:val="single" w:color="000000" w:sz="4" w:space="0"/>
+            <w:right w:val="single" w:color="000000" w:sz="4" w:space="0"/>
+            <w:insideH w:val="single" w:color="000000" w:sz="4" w:space="0"/>
+            <w:insideV w:val="single" w:color="000000" w:sz="4" w:space="0"/>
+          </w:tblBorders>
+          <w:tblCellMar>
+            <w:top w:w="0" w:type="dxa"/>
+            <w:left w:w="108" w:type="dxa"/>
+            <w:bottom w:w="0" w:type="dxa"/>
+            <w:right w:w="108" w:type="dxa"/>
+          </w:tblCellMar>
+        </w:tblPrEx>
+        <w:tc>
+          <w:tcPr>
+            <w:tcW w:w="2381" w:type="dxa"/>
+            <w:tcBorders>
+              <w:top w:val="single" w:color="000000" w:sz="4" w:space="0"/>
+              <w:left w:val="single" w:color="000000" w:sz="4" w:space="0"/>
+              <w:bottom w:val="single" w:color="000000" w:sz="4" w:space="0"/>
+              <w:right w:val="single" w:color="000000" w:sz="4" w:space="0"/>
+            </w:tcBorders>
+          </w:tcPr>
+          <w:p>
+            <w:pPr>
+              <w:pStyle w:val="3"/>
+              <w:numPr>
+                <w:numId w:val="0"/>
+              </w:numPr>
+              <w:spacing w:line="276" w:lineRule="auto"/>
+              <w:rPr>
+                <w:rFonts w:hint="default" w:ascii="Times New Roman" w:hAnsi="Times New Roman" w:eastAsia="Times New Roman" w:cs="Times New Roman"/>
+                <w:color w:val="000000"/>
+                <w:sz w:val="20"/>
+                <w:szCs w:val="20"/>
+                <w:lang w:val="pt-BR"/>
+              </w:rPr>
+            </w:pPr>
+            <w:r>
+              <w:rPr>
+                <w:rFonts w:hint="default" w:ascii="Times New Roman" w:hAnsi="Times New Roman" w:eastAsia="Times New Roman" w:cs="Times New Roman"/>
+                <w:color w:val="000000"/>
+                <w:sz w:val="20"/>
+                <w:szCs w:val="20"/>
+                <w:lang w:val="pt-BR"/>
+              </w:rPr>
+              <w:t>Fluxo de acerto</w:t>
+            </w:r>
+          </w:p>
+        </w:tc>
+        <w:tc>
+          <w:tcPr>
+            <w:tcW w:w="6641" w:type="dxa"/>
+            <w:tcBorders>
+              <w:top w:val="single" w:color="000000" w:sz="4" w:space="0"/>
+              <w:left w:val="single" w:color="000000" w:sz="4" w:space="0"/>
+              <w:bottom w:val="single" w:color="000000" w:sz="4" w:space="0"/>
+              <w:right w:val="single" w:color="000000" w:sz="4" w:space="0"/>
+            </w:tcBorders>
+          </w:tcPr>
+          <w:p>
+            <w:pPr>
+              <w:pStyle w:val="3"/>
+              <w:spacing w:line="276" w:lineRule="auto"/>
+              <w:rPr>
+                <w:rFonts w:hint="default" w:ascii="Times New Roman" w:hAnsi="Times New Roman" w:eastAsia="Times New Roman" w:cs="Times New Roman"/>
+                <w:color w:val="000000"/>
+                <w:sz w:val="20"/>
+                <w:szCs w:val="20"/>
+                <w:lang w:val="pt-BR"/>
+              </w:rPr>
+            </w:pPr>
+          </w:p>
+        </w:tc>
+      </w:tr>
+      <w:tr>
+        <w:tblPrEx>
+          <w:tblBorders>
+            <w:top w:val="single" w:color="000000" w:sz="4" w:space="0"/>
+            <w:left w:val="single" w:color="000000" w:sz="4" w:space="0"/>
+            <w:bottom w:val="single" w:color="000000" w:sz="4" w:space="0"/>
+            <w:right w:val="single" w:color="000000" w:sz="4" w:space="0"/>
+            <w:insideH w:val="single" w:color="000000" w:sz="4" w:space="0"/>
+            <w:insideV w:val="single" w:color="000000" w:sz="4" w:space="0"/>
+          </w:tblBorders>
+          <w:tblCellMar>
+            <w:top w:w="0" w:type="dxa"/>
+            <w:left w:w="108" w:type="dxa"/>
+            <w:bottom w:w="0" w:type="dxa"/>
+            <w:right w:w="108" w:type="dxa"/>
+          </w:tblCellMar>
+        </w:tblPrEx>
+        <w:tc>
+          <w:tcPr>
+            <w:tcW w:w="2381" w:type="dxa"/>
+            <w:tcBorders>
+              <w:top w:val="single" w:color="000000" w:sz="4" w:space="0"/>
+              <w:left w:val="single" w:color="000000" w:sz="4" w:space="0"/>
+              <w:bottom w:val="single" w:color="000000" w:sz="4" w:space="0"/>
+              <w:right w:val="single" w:color="000000" w:sz="4" w:space="0"/>
+            </w:tcBorders>
+          </w:tcPr>
+          <w:p>
+            <w:pPr>
+              <w:pStyle w:val="3"/>
+              <w:spacing w:line="276" w:lineRule="auto"/>
+              <w:rPr>
+                <w:rFonts w:hint="default" w:ascii="Times New Roman" w:hAnsi="Times New Roman" w:eastAsia="Times New Roman" w:cs="Times New Roman"/>
+                <w:color w:val="000000"/>
+                <w:sz w:val="20"/>
+                <w:szCs w:val="20"/>
+                <w:lang w:val="pt-BR"/>
+              </w:rPr>
+            </w:pPr>
+          </w:p>
+        </w:tc>
+        <w:tc>
+          <w:tcPr>
+            <w:tcW w:w="6641" w:type="dxa"/>
+            <w:tcBorders>
+              <w:top w:val="single" w:color="000000" w:sz="4" w:space="0"/>
+              <w:left w:val="single" w:color="000000" w:sz="4" w:space="0"/>
+              <w:bottom w:val="single" w:color="000000" w:sz="4" w:space="0"/>
+              <w:right w:val="single" w:color="000000" w:sz="4" w:space="0"/>
+            </w:tcBorders>
+          </w:tcPr>
+          <w:p>
+            <w:pPr>
+              <w:pStyle w:val="3"/>
+              <w:spacing w:line="276" w:lineRule="auto"/>
+              <w:rPr>
+                <w:rFonts w:hint="default" w:ascii="Times New Roman" w:hAnsi="Times New Roman" w:eastAsia="Times New Roman" w:cs="Times New Roman"/>
+                <w:color w:val="000000"/>
+                <w:sz w:val="20"/>
+                <w:szCs w:val="20"/>
+                <w:lang w:val="pt-BR"/>
+              </w:rPr>
+            </w:pPr>
+            <w:r>
+              <w:rPr>
+                <w:rFonts w:hint="default" w:ascii="Times New Roman" w:hAnsi="Times New Roman" w:eastAsia="Times New Roman" w:cs="Times New Roman"/>
+                <w:color w:val="000000"/>
+                <w:sz w:val="20"/>
+                <w:szCs w:val="20"/>
+                <w:lang w:val="pt-BR"/>
+              </w:rPr>
+              <w:t>6. O sistema atualiza o status do alarme.</w:t>
+            </w:r>
+          </w:p>
+        </w:tc>
+      </w:tr>
+      <w:tr>
+        <w:tblPrEx>
+          <w:tblBorders>
+            <w:top w:val="single" w:color="000000" w:sz="4" w:space="0"/>
+            <w:left w:val="single" w:color="000000" w:sz="4" w:space="0"/>
+            <w:bottom w:val="single" w:color="000000" w:sz="4" w:space="0"/>
+            <w:right w:val="single" w:color="000000" w:sz="4" w:space="0"/>
+            <w:insideH w:val="single" w:color="000000" w:sz="4" w:space="0"/>
+            <w:insideV w:val="single" w:color="000000" w:sz="4" w:space="0"/>
+          </w:tblBorders>
+          <w:tblCellMar>
+            <w:top w:w="0" w:type="dxa"/>
+            <w:left w:w="108" w:type="dxa"/>
+            <w:bottom w:w="0" w:type="dxa"/>
+            <w:right w:w="108" w:type="dxa"/>
+          </w:tblCellMar>
+        </w:tblPrEx>
+        <w:tc>
+          <w:tcPr>
+            <w:tcW w:w="2381" w:type="dxa"/>
+            <w:tcBorders>
+              <w:top w:val="single" w:color="000000" w:sz="4" w:space="0"/>
+              <w:left w:val="single" w:color="000000" w:sz="4" w:space="0"/>
+              <w:bottom w:val="single" w:color="000000" w:sz="4" w:space="0"/>
+              <w:right w:val="single" w:color="000000" w:sz="4" w:space="0"/>
+            </w:tcBorders>
+            <w:shd w:val="clear" w:color="auto" w:fill="auto"/>
+            <w:vAlign w:val="top"/>
+          </w:tcPr>
+          <w:p>
+            <w:pPr>
+              <w:pStyle w:val="3"/>
+              <w:spacing w:line="276" w:lineRule="auto"/>
+              <w:rPr>
+                <w:rFonts w:hint="default" w:ascii="Times New Roman" w:hAnsi="Times New Roman" w:eastAsia="Times New Roman" w:cs="Times New Roman"/>
+                <w:color w:val="000000"/>
+                <w:sz w:val="20"/>
+                <w:szCs w:val="20"/>
+                <w:lang w:val="pt-BR" w:eastAsia="pt-BR" w:bidi="ar-SA"/>
+              </w:rPr>
+            </w:pPr>
+            <w:r>
+              <w:rPr>
+                <w:rFonts w:hint="default" w:ascii="Times New Roman" w:hAnsi="Times New Roman" w:eastAsia="Times New Roman" w:cs="Times New Roman"/>
+                <w:color w:val="000000"/>
+                <w:sz w:val="20"/>
+                <w:szCs w:val="20"/>
+                <w:lang w:val="pt-BR"/>
+              </w:rPr>
+              <w:t>Fluxo de erro</w:t>
+            </w:r>
+          </w:p>
+        </w:tc>
+        <w:tc>
+          <w:tcPr>
+            <w:tcW w:w="6641" w:type="dxa"/>
+            <w:tcBorders>
+              <w:top w:val="single" w:color="000000" w:sz="4" w:space="0"/>
+              <w:left w:val="single" w:color="000000" w:sz="4" w:space="0"/>
+              <w:bottom w:val="single" w:color="000000" w:sz="4" w:space="0"/>
+              <w:right w:val="single" w:color="000000" w:sz="4" w:space="0"/>
+            </w:tcBorders>
+            <w:shd w:val="clear" w:color="auto" w:fill="auto"/>
+            <w:vAlign w:val="top"/>
+          </w:tcPr>
+          <w:p>
+            <w:pPr>
+              <w:pStyle w:val="3"/>
+              <w:spacing w:line="276" w:lineRule="auto"/>
+              <w:rPr>
+                <w:rFonts w:hint="default" w:ascii="Times New Roman" w:hAnsi="Times New Roman" w:eastAsia="Times New Roman" w:cs="Times New Roman"/>
+                <w:color w:val="000000"/>
+                <w:sz w:val="20"/>
+                <w:szCs w:val="20"/>
+                <w:lang w:val="pt-BR" w:eastAsia="pt-BR"/>
+              </w:rPr>
+            </w:pPr>
+          </w:p>
+        </w:tc>
+      </w:tr>
+      <w:tr>
+        <w:tblPrEx>
+          <w:tblBorders>
+            <w:top w:val="single" w:color="000000" w:sz="4" w:space="0"/>
+            <w:left w:val="single" w:color="000000" w:sz="4" w:space="0"/>
+            <w:bottom w:val="single" w:color="000000" w:sz="4" w:space="0"/>
+            <w:right w:val="single" w:color="000000" w:sz="4" w:space="0"/>
+            <w:insideH w:val="single" w:color="000000" w:sz="4" w:space="0"/>
+            <w:insideV w:val="single" w:color="000000" w:sz="4" w:space="0"/>
+          </w:tblBorders>
+          <w:tblCellMar>
+            <w:top w:w="0" w:type="dxa"/>
+            <w:left w:w="108" w:type="dxa"/>
+            <w:bottom w:w="0" w:type="dxa"/>
+            <w:right w:w="108" w:type="dxa"/>
+          </w:tblCellMar>
+        </w:tblPrEx>
+        <w:tc>
+          <w:tcPr>
+            <w:tcW w:w="2381" w:type="dxa"/>
             <w:shd w:val="clear" w:color="auto" w:fill="auto"/>
             <w:vAlign w:val="top"/>
           </w:tcPr>
@@ -4492,50 +5098,6 @@
         </w:tc>
       </w:tr>
     </w:tbl>
-    <w:p>
-      <w:pPr>
-        <w:pStyle w:val="3"/>
-        <w:spacing w:after="180" w:line="288" w:lineRule="auto"/>
-        <w:rPr>
-          <w:rFonts w:ascii="Times New Roman" w:hAnsi="Times New Roman" w:eastAsia="Times New Roman" w:cs="Times New Roman"/>
-          <w:sz w:val="24"/>
-          <w:szCs w:val="24"/>
-        </w:rPr>
-      </w:pPr>
-    </w:p>
-    <w:p>
-      <w:pPr>
-        <w:pStyle w:val="3"/>
-        <w:spacing w:after="180" w:line="288" w:lineRule="auto"/>
-        <w:rPr>
-          <w:rFonts w:ascii="Times New Roman" w:hAnsi="Times New Roman" w:eastAsia="Times New Roman" w:cs="Times New Roman"/>
-          <w:sz w:val="24"/>
-          <w:szCs w:val="24"/>
-        </w:rPr>
-      </w:pPr>
-    </w:p>
-    <w:p>
-      <w:pPr>
-        <w:pStyle w:val="3"/>
-        <w:spacing w:after="180" w:line="288" w:lineRule="auto"/>
-        <w:rPr>
-          <w:rFonts w:ascii="Times New Roman" w:hAnsi="Times New Roman" w:eastAsia="Times New Roman" w:cs="Times New Roman"/>
-          <w:sz w:val="24"/>
-          <w:szCs w:val="24"/>
-        </w:rPr>
-      </w:pPr>
-    </w:p>
-    <w:p>
-      <w:pPr>
-        <w:pStyle w:val="3"/>
-        <w:spacing w:after="180" w:line="288" w:lineRule="auto"/>
-        <w:rPr>
-          <w:rFonts w:ascii="Times New Roman" w:hAnsi="Times New Roman" w:eastAsia="Times New Roman" w:cs="Times New Roman"/>
-          <w:sz w:val="24"/>
-          <w:szCs w:val="24"/>
-        </w:rPr>
-      </w:pPr>
-    </w:p>
     <w:p>
       <w:pPr>
         <w:pStyle w:val="3"/>
@@ -5151,7 +5713,7 @@
               <w:pStyle w:val="3"/>
               <w:numPr>
                 <w:ilvl w:val="0"/>
-                <w:numId w:val="1"/>
+                <w:numId w:val="2"/>
               </w:numPr>
               <w:spacing w:line="276" w:lineRule="auto"/>
               <w:ind w:leftChars="0"/>
@@ -5233,7 +5795,7 @@
               <w:pStyle w:val="3"/>
               <w:numPr>
                 <w:ilvl w:val="0"/>
-                <w:numId w:val="1"/>
+                <w:numId w:val="2"/>
               </w:numPr>
               <w:spacing w:line="276" w:lineRule="auto"/>
               <w:ind w:left="0" w:leftChars="0" w:firstLine="0" w:firstLineChars="0"/>
@@ -5348,7 +5910,7 @@
               <w:pStyle w:val="3"/>
               <w:numPr>
                 <w:ilvl w:val="0"/>
-                <w:numId w:val="1"/>
+                <w:numId w:val="2"/>
               </w:numPr>
               <w:spacing w:line="276" w:lineRule="auto"/>
               <w:ind w:left="0" w:leftChars="0" w:firstLine="0" w:firstLineChars="0"/>
@@ -5412,6 +5974,16 @@
                 <w:lang w:val="pt-BR"/>
               </w:rPr>
             </w:pPr>
+            <w:r>
+              <w:rPr>
+                <w:rFonts w:hint="default" w:ascii="Times New Roman" w:hAnsi="Times New Roman" w:eastAsia="Times New Roman" w:cs="Times New Roman"/>
+                <w:color w:val="000000"/>
+                <w:sz w:val="20"/>
+                <w:szCs w:val="20"/>
+                <w:lang w:val="pt-BR"/>
+              </w:rPr>
+              <w:t>Fluxo de acerto</w:t>
+            </w:r>
           </w:p>
         </w:tc>
         <w:tc>
@@ -5428,29 +6000,18 @@
             <w:pPr>
               <w:pStyle w:val="3"/>
               <w:numPr>
-                <w:ilvl w:val="0"/>
-                <w:numId w:val="1"/>
+                <w:numId w:val="0"/>
               </w:numPr>
               <w:spacing w:line="276" w:lineRule="auto"/>
-              <w:ind w:left="0" w:leftChars="0" w:firstLine="0" w:firstLineChars="0"/>
-              <w:rPr>
-                <w:rFonts w:hint="default" w:ascii="Times New Roman" w:hAnsi="Times New Roman" w:eastAsia="Times New Roman" w:cs="Times New Roman"/>
-                <w:color w:val="000000"/>
-                <w:sz w:val="20"/>
-                <w:szCs w:val="20"/>
-                <w:lang w:val="pt-BR"/>
-              </w:rPr>
-            </w:pPr>
-            <w:r>
-              <w:rPr>
-                <w:rFonts w:hint="default" w:ascii="Times New Roman" w:hAnsi="Times New Roman" w:eastAsia="Times New Roman" w:cs="Times New Roman"/>
-                <w:color w:val="000000"/>
-                <w:sz w:val="20"/>
-                <w:szCs w:val="20"/>
-                <w:lang w:val="pt-BR"/>
-              </w:rPr>
-              <w:t>O sistema envia um código de confirmação para o e-mail do usuário.</w:t>
-            </w:r>
+              <w:ind w:leftChars="0"/>
+              <w:rPr>
+                <w:rFonts w:hint="default" w:ascii="Times New Roman" w:hAnsi="Times New Roman" w:eastAsia="Times New Roman" w:cs="Times New Roman"/>
+                <w:color w:val="000000"/>
+                <w:sz w:val="20"/>
+                <w:szCs w:val="20"/>
+                <w:lang w:val="pt-BR"/>
+              </w:rPr>
+            </w:pPr>
           </w:p>
         </w:tc>
       </w:tr>
@@ -5484,54 +6045,53 @@
           <w:p>
             <w:pPr>
               <w:pStyle w:val="3"/>
+              <w:spacing w:line="276" w:lineRule="auto"/>
+              <w:rPr>
+                <w:rFonts w:hint="default" w:ascii="Times New Roman" w:hAnsi="Times New Roman" w:eastAsia="Times New Roman" w:cs="Times New Roman"/>
+                <w:color w:val="000000"/>
+                <w:sz w:val="20"/>
+                <w:szCs w:val="20"/>
+                <w:lang w:val="pt-BR"/>
+              </w:rPr>
+            </w:pPr>
+          </w:p>
+        </w:tc>
+        <w:tc>
+          <w:tcPr>
+            <w:tcW w:w="6641" w:type="dxa"/>
+            <w:tcBorders>
+              <w:top w:val="single" w:color="000000" w:sz="4" w:space="0"/>
+              <w:left w:val="single" w:color="000000" w:sz="4" w:space="0"/>
+              <w:bottom w:val="single" w:color="000000" w:sz="4" w:space="0"/>
+              <w:right w:val="single" w:color="000000" w:sz="4" w:space="0"/>
+            </w:tcBorders>
+          </w:tcPr>
+          <w:p>
+            <w:pPr>
+              <w:pStyle w:val="3"/>
               <w:numPr>
-                <w:ilvl w:val="0"/>
-                <w:numId w:val="1"/>
+                <w:numId w:val="0"/>
               </w:numPr>
               <w:spacing w:line="276" w:lineRule="auto"/>
-              <w:ind w:left="0" w:leftChars="0" w:firstLine="0" w:firstLineChars="0"/>
-              <w:rPr>
-                <w:rFonts w:hint="default" w:ascii="Times New Roman" w:hAnsi="Times New Roman" w:eastAsia="Times New Roman" w:cs="Times New Roman"/>
-                <w:color w:val="000000"/>
-                <w:sz w:val="20"/>
-                <w:szCs w:val="20"/>
-                <w:lang w:val="pt-BR"/>
-              </w:rPr>
-            </w:pPr>
-            <w:r>
-              <w:rPr>
-                <w:rFonts w:hint="default" w:ascii="Times New Roman" w:hAnsi="Times New Roman" w:eastAsia="Times New Roman" w:cs="Times New Roman"/>
-                <w:color w:val="000000"/>
-                <w:sz w:val="20"/>
-                <w:szCs w:val="20"/>
-                <w:lang w:val="pt-BR"/>
-              </w:rPr>
-              <w:t>O usuário insere o código de confirmação.</w:t>
-            </w:r>
-          </w:p>
-        </w:tc>
-        <w:tc>
-          <w:tcPr>
-            <w:tcW w:w="6641" w:type="dxa"/>
-            <w:tcBorders>
-              <w:top w:val="single" w:color="000000" w:sz="4" w:space="0"/>
-              <w:left w:val="single" w:color="000000" w:sz="4" w:space="0"/>
-              <w:bottom w:val="single" w:color="000000" w:sz="4" w:space="0"/>
-              <w:right w:val="single" w:color="000000" w:sz="4" w:space="0"/>
-            </w:tcBorders>
-          </w:tcPr>
-          <w:p>
-            <w:pPr>
-              <w:pStyle w:val="3"/>
-              <w:spacing w:line="276" w:lineRule="auto"/>
-              <w:rPr>
-                <w:rFonts w:hint="default" w:ascii="Times New Roman" w:hAnsi="Times New Roman" w:eastAsia="Times New Roman" w:cs="Times New Roman"/>
-                <w:color w:val="000000"/>
-                <w:sz w:val="20"/>
-                <w:szCs w:val="20"/>
-                <w:lang w:val="pt-BR"/>
-              </w:rPr>
-            </w:pPr>
+              <w:ind w:leftChars="0"/>
+              <w:rPr>
+                <w:rFonts w:hint="default" w:ascii="Times New Roman" w:hAnsi="Times New Roman" w:eastAsia="Times New Roman" w:cs="Times New Roman"/>
+                <w:color w:val="000000"/>
+                <w:sz w:val="20"/>
+                <w:szCs w:val="20"/>
+                <w:lang w:val="pt-BR"/>
+              </w:rPr>
+            </w:pPr>
+            <w:r>
+              <w:rPr>
+                <w:rFonts w:hint="default" w:ascii="Times New Roman" w:hAnsi="Times New Roman" w:eastAsia="Times New Roman" w:cs="Times New Roman"/>
+                <w:color w:val="000000"/>
+                <w:sz w:val="20"/>
+                <w:szCs w:val="20"/>
+                <w:lang w:val="pt-BR"/>
+              </w:rPr>
+              <w:t>4. O sistema salva os dados de autenticação.</w:t>
+            </w:r>
           </w:p>
         </w:tc>
       </w:tr>
@@ -5574,6 +6134,16 @@
                 <w:lang w:val="pt-BR"/>
               </w:rPr>
             </w:pPr>
+            <w:r>
+              <w:rPr>
+                <w:rFonts w:hint="default" w:ascii="Times New Roman" w:hAnsi="Times New Roman" w:eastAsia="Times New Roman" w:cs="Times New Roman"/>
+                <w:color w:val="000000"/>
+                <w:sz w:val="20"/>
+                <w:szCs w:val="20"/>
+                <w:lang w:val="pt-BR"/>
+              </w:rPr>
+              <w:t>Fluxo de erro</w:t>
+            </w:r>
           </w:p>
         </w:tc>
         <w:tc>
@@ -5591,28 +6161,18 @@
               <w:pStyle w:val="3"/>
               <w:numPr>
                 <w:ilvl w:val="0"/>
-                <w:numId w:val="1"/>
+                <w:numId w:val="0"/>
               </w:numPr>
               <w:spacing w:line="276" w:lineRule="auto"/>
-              <w:ind w:left="0" w:leftChars="0" w:firstLine="0" w:firstLineChars="0"/>
-              <w:rPr>
-                <w:rFonts w:hint="default" w:ascii="Times New Roman" w:hAnsi="Times New Roman" w:eastAsia="Times New Roman" w:cs="Times New Roman"/>
-                <w:color w:val="000000"/>
-                <w:sz w:val="20"/>
-                <w:szCs w:val="20"/>
-                <w:lang w:val="pt-BR"/>
-              </w:rPr>
-            </w:pPr>
-            <w:r>
-              <w:rPr>
-                <w:rFonts w:hint="default" w:ascii="Times New Roman" w:hAnsi="Times New Roman" w:eastAsia="Times New Roman" w:cs="Times New Roman"/>
-                <w:color w:val="000000"/>
-                <w:sz w:val="20"/>
-                <w:szCs w:val="20"/>
-                <w:lang w:val="pt-BR"/>
-              </w:rPr>
-              <w:t>O sistema verifica o código e ativa a conta.</w:t>
-            </w:r>
+              <w:ind w:leftChars="0"/>
+              <w:rPr>
+                <w:rFonts w:hint="default" w:ascii="Times New Roman" w:hAnsi="Times New Roman" w:eastAsia="Times New Roman" w:cs="Times New Roman"/>
+                <w:color w:val="000000"/>
+                <w:sz w:val="20"/>
+                <w:szCs w:val="20"/>
+                <w:lang w:val="pt-BR"/>
+              </w:rPr>
+            </w:pPr>
           </w:p>
         </w:tc>
       </w:tr>
@@ -5655,16 +6215,6 @@
                 <w:lang w:val="pt-BR"/>
               </w:rPr>
             </w:pPr>
-            <w:r>
-              <w:rPr>
-                <w:rFonts w:hint="default" w:ascii="Times New Roman" w:hAnsi="Times New Roman" w:eastAsia="Times New Roman" w:cs="Times New Roman"/>
-                <w:color w:val="000000"/>
-                <w:sz w:val="20"/>
-                <w:szCs w:val="20"/>
-                <w:lang w:val="pt-BR"/>
-              </w:rPr>
-              <w:t>Fluxo Alternativo</w:t>
-            </w:r>
           </w:p>
         </w:tc>
         <w:tc>
@@ -5680,77 +6230,6 @@
           <w:p>
             <w:pPr>
               <w:pStyle w:val="3"/>
-              <w:numPr>
-                <w:ilvl w:val="0"/>
-                <w:numId w:val="0"/>
-              </w:numPr>
-              <w:spacing w:line="276" w:lineRule="auto"/>
-              <w:ind w:leftChars="0"/>
-              <w:rPr>
-                <w:rFonts w:hint="default" w:ascii="Times New Roman" w:hAnsi="Times New Roman" w:eastAsia="Times New Roman" w:cs="Times New Roman"/>
-                <w:color w:val="000000"/>
-                <w:sz w:val="20"/>
-                <w:szCs w:val="20"/>
-                <w:lang w:val="pt-BR"/>
-              </w:rPr>
-            </w:pPr>
-          </w:p>
-        </w:tc>
-      </w:tr>
-      <w:tr>
-        <w:tblPrEx>
-          <w:tblBorders>
-            <w:top w:val="single" w:color="000000" w:sz="4" w:space="0"/>
-            <w:left w:val="single" w:color="000000" w:sz="4" w:space="0"/>
-            <w:bottom w:val="single" w:color="000000" w:sz="4" w:space="0"/>
-            <w:right w:val="single" w:color="000000" w:sz="4" w:space="0"/>
-            <w:insideH w:val="single" w:color="000000" w:sz="4" w:space="0"/>
-            <w:insideV w:val="single" w:color="000000" w:sz="4" w:space="0"/>
-          </w:tblBorders>
-          <w:tblCellMar>
-            <w:top w:w="0" w:type="dxa"/>
-            <w:left w:w="108" w:type="dxa"/>
-            <w:bottom w:w="0" w:type="dxa"/>
-            <w:right w:w="108" w:type="dxa"/>
-          </w:tblCellMar>
-        </w:tblPrEx>
-        <w:tc>
-          <w:tcPr>
-            <w:tcW w:w="2381" w:type="dxa"/>
-            <w:tcBorders>
-              <w:top w:val="single" w:color="000000" w:sz="4" w:space="0"/>
-              <w:left w:val="single" w:color="000000" w:sz="4" w:space="0"/>
-              <w:bottom w:val="single" w:color="000000" w:sz="4" w:space="0"/>
-              <w:right w:val="single" w:color="000000" w:sz="4" w:space="0"/>
-            </w:tcBorders>
-          </w:tcPr>
-          <w:p>
-            <w:pPr>
-              <w:pStyle w:val="3"/>
-              <w:spacing w:line="276" w:lineRule="auto"/>
-              <w:rPr>
-                <w:rFonts w:hint="default" w:ascii="Times New Roman" w:hAnsi="Times New Roman" w:eastAsia="Times New Roman" w:cs="Times New Roman"/>
-                <w:color w:val="000000"/>
-                <w:sz w:val="20"/>
-                <w:szCs w:val="20"/>
-                <w:lang w:val="pt-BR"/>
-              </w:rPr>
-            </w:pPr>
-          </w:p>
-        </w:tc>
-        <w:tc>
-          <w:tcPr>
-            <w:tcW w:w="6641" w:type="dxa"/>
-            <w:tcBorders>
-              <w:top w:val="single" w:color="000000" w:sz="4" w:space="0"/>
-              <w:left w:val="single" w:color="000000" w:sz="4" w:space="0"/>
-              <w:bottom w:val="single" w:color="000000" w:sz="4" w:space="0"/>
-              <w:right w:val="single" w:color="000000" w:sz="4" w:space="0"/>
-            </w:tcBorders>
-          </w:tcPr>
-          <w:p>
-            <w:pPr>
-              <w:pStyle w:val="3"/>
               <w:spacing w:line="276" w:lineRule="auto"/>
               <w:rPr>
                 <w:rFonts w:hint="default" w:ascii="Times New Roman" w:hAnsi="Times New Roman" w:eastAsia="Times New Roman" w:cs="Times New Roman"/>
@@ -5769,82 +6248,6 @@
                 <w:lang w:val="pt-BR"/>
               </w:rPr>
               <w:t>3a. Dados inválidos: O sistema exibe mensagem de erro e solicita correção.</w:t>
-            </w:r>
-          </w:p>
-        </w:tc>
-      </w:tr>
-      <w:tr>
-        <w:tblPrEx>
-          <w:tblBorders>
-            <w:top w:val="single" w:color="000000" w:sz="4" w:space="0"/>
-            <w:left w:val="single" w:color="000000" w:sz="4" w:space="0"/>
-            <w:bottom w:val="single" w:color="000000" w:sz="4" w:space="0"/>
-            <w:right w:val="single" w:color="000000" w:sz="4" w:space="0"/>
-            <w:insideH w:val="single" w:color="000000" w:sz="4" w:space="0"/>
-            <w:insideV w:val="single" w:color="000000" w:sz="4" w:space="0"/>
-          </w:tblBorders>
-          <w:tblCellMar>
-            <w:top w:w="0" w:type="dxa"/>
-            <w:left w:w="108" w:type="dxa"/>
-            <w:bottom w:w="0" w:type="dxa"/>
-            <w:right w:w="108" w:type="dxa"/>
-          </w:tblCellMar>
-        </w:tblPrEx>
-        <w:tc>
-          <w:tcPr>
-            <w:tcW w:w="2381" w:type="dxa"/>
-            <w:tcBorders>
-              <w:top w:val="single" w:color="000000" w:sz="4" w:space="0"/>
-              <w:left w:val="single" w:color="000000" w:sz="4" w:space="0"/>
-              <w:bottom w:val="single" w:color="000000" w:sz="4" w:space="0"/>
-              <w:right w:val="single" w:color="000000" w:sz="4" w:space="0"/>
-            </w:tcBorders>
-          </w:tcPr>
-          <w:p>
-            <w:pPr>
-              <w:pStyle w:val="3"/>
-              <w:spacing w:line="276" w:lineRule="auto"/>
-              <w:rPr>
-                <w:rFonts w:hint="default" w:ascii="Times New Roman" w:hAnsi="Times New Roman" w:eastAsia="Times New Roman" w:cs="Times New Roman"/>
-                <w:color w:val="000000"/>
-                <w:sz w:val="20"/>
-                <w:szCs w:val="20"/>
-                <w:lang w:val="pt-BR"/>
-              </w:rPr>
-            </w:pPr>
-          </w:p>
-        </w:tc>
-        <w:tc>
-          <w:tcPr>
-            <w:tcW w:w="6641" w:type="dxa"/>
-            <w:tcBorders>
-              <w:top w:val="single" w:color="000000" w:sz="4" w:space="0"/>
-              <w:left w:val="single" w:color="000000" w:sz="4" w:space="0"/>
-              <w:bottom w:val="single" w:color="000000" w:sz="4" w:space="0"/>
-              <w:right w:val="single" w:color="000000" w:sz="4" w:space="0"/>
-            </w:tcBorders>
-          </w:tcPr>
-          <w:p>
-            <w:pPr>
-              <w:pStyle w:val="3"/>
-              <w:spacing w:line="276" w:lineRule="auto"/>
-              <w:rPr>
-                <w:rFonts w:hint="default" w:ascii="Times New Roman" w:hAnsi="Times New Roman" w:eastAsia="Times New Roman" w:cs="Times New Roman"/>
-                <w:color w:val="000000"/>
-                <w:sz w:val="20"/>
-                <w:szCs w:val="20"/>
-                <w:lang w:val="pt-BR"/>
-              </w:rPr>
-            </w:pPr>
-            <w:r>
-              <w:rPr>
-                <w:rFonts w:hint="default" w:ascii="Times New Roman" w:hAnsi="Times New Roman" w:eastAsia="Times New Roman" w:cs="Times New Roman"/>
-                <w:color w:val="000000"/>
-                <w:sz w:val="20"/>
-                <w:szCs w:val="20"/>
-                <w:lang w:val="pt-BR"/>
-              </w:rPr>
-              <w:t>5a. Código inválido: O sistema exibe mensagem de erro e permite reenviar o código.</w:t>
             </w:r>
           </w:p>
         </w:tc>
@@ -5896,6 +6299,12 @@
             <w:insideH w:val="single" w:color="000000" w:sz="4" w:space="0"/>
             <w:insideV w:val="single" w:color="000000" w:sz="4" w:space="0"/>
           </w:tblBorders>
+          <w:tblCellMar>
+            <w:top w:w="0" w:type="dxa"/>
+            <w:left w:w="108" w:type="dxa"/>
+            <w:bottom w:w="0" w:type="dxa"/>
+            <w:right w:w="108" w:type="dxa"/>
+          </w:tblCellMar>
         </w:tblPrEx>
         <w:tc>
           <w:tcPr>
@@ -6522,7 +6931,7 @@
                 <w:sz w:val="20"/>
                 <w:szCs w:val="20"/>
               </w:rPr>
-              <w:t>3. O sistema envia um link/código de recuperação para o e-mail.</w:t>
+              <w:t>3. O sistema envia um código de recuperação para o e-mail.</w:t>
             </w:r>
           </w:p>
         </w:tc>
@@ -6573,7 +6982,7 @@
                 <w:sz w:val="20"/>
                 <w:szCs w:val="20"/>
               </w:rPr>
-              <w:t>4. O usuário acessa o link/insere o código e define nova senha.</w:t>
+              <w:t>4. O usuário insere o código e define nova senha.</w:t>
             </w:r>
           </w:p>
         </w:tc>
@@ -6640,6 +7049,16 @@
                 <w:szCs w:val="20"/>
               </w:rPr>
             </w:pPr>
+            <w:r>
+              <w:rPr>
+                <w:rFonts w:hint="default" w:ascii="Times New Roman" w:hAnsi="Times New Roman" w:eastAsia="Times New Roman" w:cs="Times New Roman"/>
+                <w:color w:val="000000"/>
+                <w:sz w:val="20"/>
+                <w:szCs w:val="20"/>
+                <w:lang w:val="pt-BR"/>
+              </w:rPr>
+              <w:t>Fluxo de acerto</w:t>
+            </w:r>
           </w:p>
         </w:tc>
         <w:tc>
@@ -6664,15 +7083,6 @@
                 <w:lang w:val="pt-BR"/>
               </w:rPr>
             </w:pPr>
-            <w:r>
-              <w:rPr>
-                <w:rFonts w:ascii="Times New Roman" w:hAnsi="Times New Roman" w:eastAsia="Times New Roman" w:cs="Times New Roman"/>
-                <w:color w:val="000000"/>
-                <w:sz w:val="20"/>
-                <w:szCs w:val="20"/>
-              </w:rPr>
-              <w:t>5. O sistema atualiza a senha do usuário.</w:t>
-            </w:r>
           </w:p>
         </w:tc>
       </w:tr>
@@ -6708,23 +7118,12 @@
               <w:pStyle w:val="3"/>
               <w:spacing w:line="276" w:lineRule="auto"/>
               <w:rPr>
-                <w:rFonts w:hint="default" w:ascii="Times New Roman" w:hAnsi="Times New Roman" w:eastAsia="Times New Roman" w:cs="Times New Roman"/>
-                <w:color w:val="000000"/>
-                <w:sz w:val="20"/>
-                <w:szCs w:val="20"/>
-                <w:lang w:val="pt-BR"/>
-              </w:rPr>
-            </w:pPr>
-            <w:r>
-              <w:rPr>
-                <w:rFonts w:hint="default" w:ascii="Times New Roman" w:hAnsi="Times New Roman" w:eastAsia="Times New Roman" w:cs="Times New Roman"/>
-                <w:color w:val="000000"/>
-                <w:sz w:val="20"/>
-                <w:szCs w:val="20"/>
-                <w:lang w:val="pt-BR"/>
-              </w:rPr>
-              <w:t>Fluxo Alternativo</w:t>
-            </w:r>
+                <w:rFonts w:ascii="Times New Roman" w:hAnsi="Times New Roman" w:eastAsia="Times New Roman" w:cs="Times New Roman"/>
+                <w:color w:val="000000"/>
+                <w:sz w:val="20"/>
+                <w:szCs w:val="20"/>
+              </w:rPr>
+            </w:pPr>
           </w:p>
         </w:tc>
         <w:tc>
@@ -6740,20 +7139,24 @@
           <w:p>
             <w:pPr>
               <w:pStyle w:val="3"/>
-              <w:numPr>
-                <w:ilvl w:val="0"/>
-                <w:numId w:val="0"/>
-              </w:numPr>
-              <w:spacing w:line="276" w:lineRule="auto"/>
-              <w:ind w:leftChars="0"/>
-              <w:rPr>
-                <w:rFonts w:hint="default" w:ascii="Times New Roman" w:hAnsi="Times New Roman" w:eastAsia="Times New Roman" w:cs="Times New Roman"/>
-                <w:color w:val="000000"/>
-                <w:sz w:val="20"/>
-                <w:szCs w:val="20"/>
-                <w:lang w:val="pt-BR"/>
-              </w:rPr>
-            </w:pPr>
+              <w:spacing w:line="276" w:lineRule="auto"/>
+              <w:rPr>
+                <w:rFonts w:hint="default" w:ascii="Times New Roman" w:hAnsi="Times New Roman" w:eastAsia="Times New Roman" w:cs="Times New Roman"/>
+                <w:color w:val="000000"/>
+                <w:sz w:val="20"/>
+                <w:szCs w:val="20"/>
+                <w:lang w:val="pt-BR"/>
+              </w:rPr>
+            </w:pPr>
+            <w:r>
+              <w:rPr>
+                <w:rFonts w:ascii="Times New Roman" w:hAnsi="Times New Roman" w:eastAsia="Times New Roman" w:cs="Times New Roman"/>
+                <w:color w:val="000000"/>
+                <w:sz w:val="20"/>
+                <w:szCs w:val="20"/>
+              </w:rPr>
+              <w:t>5. O sistema atualiza a senha do usuário.</w:t>
+            </w:r>
           </w:p>
         </w:tc>
       </w:tr>
@@ -6796,6 +7199,16 @@
                 <w:lang w:val="pt-BR"/>
               </w:rPr>
             </w:pPr>
+            <w:r>
+              <w:rPr>
+                <w:rFonts w:hint="default" w:ascii="Times New Roman" w:hAnsi="Times New Roman" w:eastAsia="Times New Roman" w:cs="Times New Roman"/>
+                <w:color w:val="000000"/>
+                <w:sz w:val="20"/>
+                <w:szCs w:val="20"/>
+                <w:lang w:val="pt-BR"/>
+              </w:rPr>
+              <w:t>Fluxo de erro</w:t>
+            </w:r>
           </w:p>
         </w:tc>
         <w:tc>
@@ -6811,24 +7224,20 @@
           <w:p>
             <w:pPr>
               <w:pStyle w:val="3"/>
-              <w:spacing w:line="276" w:lineRule="auto"/>
-              <w:rPr>
-                <w:rFonts w:hint="default" w:ascii="Times New Roman" w:hAnsi="Times New Roman" w:eastAsia="Times New Roman" w:cs="Times New Roman"/>
-                <w:color w:val="000000"/>
-                <w:sz w:val="20"/>
-                <w:szCs w:val="20"/>
-                <w:lang w:val="pt-BR"/>
-              </w:rPr>
-            </w:pPr>
-            <w:r>
-              <w:rPr>
-                <w:rFonts w:ascii="Times New Roman" w:hAnsi="Times New Roman" w:eastAsia="Times New Roman" w:cs="Times New Roman"/>
-                <w:color w:val="000000"/>
-                <w:sz w:val="20"/>
-                <w:szCs w:val="20"/>
-              </w:rPr>
-              <w:t>3a. E-mail não encontrado: O sistema informa que o e-mail não está cadastrado.</w:t>
-            </w:r>
+              <w:numPr>
+                <w:ilvl w:val="0"/>
+                <w:numId w:val="0"/>
+              </w:numPr>
+              <w:spacing w:line="276" w:lineRule="auto"/>
+              <w:ind w:leftChars="0"/>
+              <w:rPr>
+                <w:rFonts w:hint="default" w:ascii="Times New Roman" w:hAnsi="Times New Roman" w:eastAsia="Times New Roman" w:cs="Times New Roman"/>
+                <w:color w:val="000000"/>
+                <w:sz w:val="20"/>
+                <w:szCs w:val="20"/>
+                <w:lang w:val="pt-BR"/>
+              </w:rPr>
+            </w:pPr>
           </w:p>
         </w:tc>
       </w:tr>
@@ -6888,20 +7297,1120 @@
               <w:pStyle w:val="3"/>
               <w:spacing w:line="276" w:lineRule="auto"/>
               <w:rPr>
-                <w:rFonts w:ascii="Times New Roman" w:hAnsi="Times New Roman" w:eastAsia="Times New Roman" w:cs="Times New Roman"/>
-                <w:color w:val="000000"/>
-                <w:sz w:val="20"/>
-                <w:szCs w:val="20"/>
-              </w:rPr>
-            </w:pPr>
-            <w:r>
-              <w:rPr>
-                <w:rFonts w:ascii="Times New Roman" w:hAnsi="Times New Roman" w:eastAsia="Times New Roman" w:cs="Times New Roman"/>
-                <w:color w:val="000000"/>
-                <w:sz w:val="20"/>
-                <w:szCs w:val="20"/>
-              </w:rPr>
-              <w:t>4a. Link/código expirado/inválido: O sistema informa e solicita novo processo.</w:t>
+                <w:rFonts w:hint="default" w:ascii="Times New Roman" w:hAnsi="Times New Roman" w:eastAsia="Times New Roman" w:cs="Times New Roman"/>
+                <w:color w:val="000000"/>
+                <w:sz w:val="20"/>
+                <w:szCs w:val="20"/>
+                <w:lang w:val="pt-BR"/>
+              </w:rPr>
+            </w:pPr>
+            <w:r>
+              <w:rPr>
+                <w:rFonts w:ascii="Times New Roman" w:hAnsi="Times New Roman" w:eastAsia="Times New Roman" w:cs="Times New Roman"/>
+                <w:color w:val="000000"/>
+                <w:sz w:val="20"/>
+                <w:szCs w:val="20"/>
+              </w:rPr>
+              <w:t>3a. E-mail não encontrado: O sistema informa que o e-mail não está cadastrado.</w:t>
+            </w:r>
+          </w:p>
+        </w:tc>
+      </w:tr>
+      <w:tr>
+        <w:tblPrEx>
+          <w:tblBorders>
+            <w:top w:val="single" w:color="000000" w:sz="4" w:space="0"/>
+            <w:left w:val="single" w:color="000000" w:sz="4" w:space="0"/>
+            <w:bottom w:val="single" w:color="000000" w:sz="4" w:space="0"/>
+            <w:right w:val="single" w:color="000000" w:sz="4" w:space="0"/>
+            <w:insideH w:val="single" w:color="000000" w:sz="4" w:space="0"/>
+            <w:insideV w:val="single" w:color="000000" w:sz="4" w:space="0"/>
+          </w:tblBorders>
+          <w:tblCellMar>
+            <w:top w:w="0" w:type="dxa"/>
+            <w:left w:w="108" w:type="dxa"/>
+            <w:bottom w:w="0" w:type="dxa"/>
+            <w:right w:w="108" w:type="dxa"/>
+          </w:tblCellMar>
+        </w:tblPrEx>
+        <w:tc>
+          <w:tcPr>
+            <w:tcW w:w="2381" w:type="dxa"/>
+            <w:tcBorders>
+              <w:top w:val="single" w:color="000000" w:sz="4" w:space="0"/>
+              <w:left w:val="single" w:color="000000" w:sz="4" w:space="0"/>
+              <w:bottom w:val="single" w:color="000000" w:sz="4" w:space="0"/>
+              <w:right w:val="single" w:color="000000" w:sz="4" w:space="0"/>
+            </w:tcBorders>
+          </w:tcPr>
+          <w:p>
+            <w:pPr>
+              <w:pStyle w:val="3"/>
+              <w:spacing w:line="276" w:lineRule="auto"/>
+              <w:rPr>
+                <w:rFonts w:hint="default" w:ascii="Times New Roman" w:hAnsi="Times New Roman" w:eastAsia="Times New Roman" w:cs="Times New Roman"/>
+                <w:color w:val="000000"/>
+                <w:sz w:val="20"/>
+                <w:szCs w:val="20"/>
+                <w:lang w:val="pt-BR"/>
+              </w:rPr>
+            </w:pPr>
+          </w:p>
+        </w:tc>
+        <w:tc>
+          <w:tcPr>
+            <w:tcW w:w="6641" w:type="dxa"/>
+            <w:tcBorders>
+              <w:top w:val="single" w:color="000000" w:sz="4" w:space="0"/>
+              <w:left w:val="single" w:color="000000" w:sz="4" w:space="0"/>
+              <w:bottom w:val="single" w:color="000000" w:sz="4" w:space="0"/>
+              <w:right w:val="single" w:color="000000" w:sz="4" w:space="0"/>
+            </w:tcBorders>
+          </w:tcPr>
+          <w:p>
+            <w:pPr>
+              <w:pStyle w:val="3"/>
+              <w:spacing w:line="276" w:lineRule="auto"/>
+              <w:rPr>
+                <w:rFonts w:ascii="Times New Roman" w:hAnsi="Times New Roman" w:eastAsia="Times New Roman" w:cs="Times New Roman"/>
+                <w:color w:val="000000"/>
+                <w:sz w:val="20"/>
+                <w:szCs w:val="20"/>
+              </w:rPr>
+            </w:pPr>
+            <w:r>
+              <w:rPr>
+                <w:rFonts w:ascii="Times New Roman" w:hAnsi="Times New Roman" w:eastAsia="Times New Roman" w:cs="Times New Roman"/>
+                <w:color w:val="000000"/>
+                <w:sz w:val="20"/>
+                <w:szCs w:val="20"/>
+              </w:rPr>
+              <w:t xml:space="preserve">4a. </w:t>
+            </w:r>
+            <w:r>
+              <w:rPr>
+                <w:rFonts w:hint="default" w:ascii="Times New Roman" w:hAnsi="Times New Roman" w:eastAsia="Times New Roman" w:cs="Times New Roman"/>
+                <w:color w:val="000000"/>
+                <w:sz w:val="20"/>
+                <w:szCs w:val="20"/>
+                <w:lang w:val="pt-BR"/>
+              </w:rPr>
+              <w:t>C</w:t>
+            </w:r>
+            <w:r>
+              <w:rPr>
+                <w:rFonts w:ascii="Times New Roman" w:hAnsi="Times New Roman" w:eastAsia="Times New Roman" w:cs="Times New Roman"/>
+                <w:color w:val="000000"/>
+                <w:sz w:val="20"/>
+                <w:szCs w:val="20"/>
+              </w:rPr>
+              <w:t>ódigo expirado: O sistema informa e solicita novo processo.</w:t>
+            </w:r>
+          </w:p>
+        </w:tc>
+      </w:tr>
+    </w:tbl>
+    <w:p>
+      <w:pPr>
+        <w:pStyle w:val="3"/>
+        <w:spacing w:after="180" w:line="288" w:lineRule="auto"/>
+        <w:rPr>
+          <w:rFonts w:ascii="Times New Roman" w:hAnsi="Times New Roman" w:eastAsia="Times New Roman" w:cs="Times New Roman"/>
+          <w:sz w:val="24"/>
+          <w:szCs w:val="24"/>
+        </w:rPr>
+      </w:pPr>
+    </w:p>
+    <w:tbl>
+      <w:tblPr>
+        <w:tblStyle w:val="50"/>
+        <w:tblW w:w="9022" w:type="dxa"/>
+        <w:tblInd w:w="-5" w:type="dxa"/>
+        <w:tblBorders>
+          <w:top w:val="single" w:color="000000" w:sz="4" w:space="0"/>
+          <w:left w:val="single" w:color="000000" w:sz="4" w:space="0"/>
+          <w:bottom w:val="single" w:color="000000" w:sz="4" w:space="0"/>
+          <w:right w:val="single" w:color="000000" w:sz="4" w:space="0"/>
+          <w:insideH w:val="single" w:color="000000" w:sz="4" w:space="0"/>
+          <w:insideV w:val="single" w:color="000000" w:sz="4" w:space="0"/>
+        </w:tblBorders>
+        <w:tblLayout w:type="fixed"/>
+        <w:tblCellMar>
+          <w:top w:w="0" w:type="dxa"/>
+          <w:left w:w="108" w:type="dxa"/>
+          <w:bottom w:w="0" w:type="dxa"/>
+          <w:right w:w="108" w:type="dxa"/>
+        </w:tblCellMar>
+      </w:tblPr>
+      <w:tblGrid>
+        <w:gridCol w:w="2381"/>
+        <w:gridCol w:w="6641"/>
+      </w:tblGrid>
+      <w:tr>
+        <w:tblPrEx>
+          <w:tblBorders>
+            <w:top w:val="single" w:color="000000" w:sz="4" w:space="0"/>
+            <w:left w:val="single" w:color="000000" w:sz="4" w:space="0"/>
+            <w:bottom w:val="single" w:color="000000" w:sz="4" w:space="0"/>
+            <w:right w:val="single" w:color="000000" w:sz="4" w:space="0"/>
+            <w:insideH w:val="single" w:color="000000" w:sz="4" w:space="0"/>
+            <w:insideV w:val="single" w:color="000000" w:sz="4" w:space="0"/>
+          </w:tblBorders>
+          <w:tblCellMar>
+            <w:top w:w="0" w:type="dxa"/>
+            <w:left w:w="108" w:type="dxa"/>
+            <w:bottom w:w="0" w:type="dxa"/>
+            <w:right w:w="108" w:type="dxa"/>
+          </w:tblCellMar>
+        </w:tblPrEx>
+        <w:tc>
+          <w:tcPr>
+            <w:tcW w:w="2381" w:type="dxa"/>
+            <w:tcBorders>
+              <w:top w:val="single" w:color="000000" w:sz="4" w:space="0"/>
+              <w:left w:val="single" w:color="000000" w:sz="4" w:space="0"/>
+              <w:bottom w:val="single" w:color="000000" w:sz="4" w:space="0"/>
+              <w:right w:val="single" w:color="000000" w:sz="4" w:space="0"/>
+            </w:tcBorders>
+          </w:tcPr>
+          <w:p>
+            <w:pPr>
+              <w:pStyle w:val="3"/>
+              <w:spacing w:line="276" w:lineRule="auto"/>
+              <w:rPr>
+                <w:rFonts w:ascii="Times New Roman" w:hAnsi="Times New Roman" w:eastAsia="Times New Roman" w:cs="Times New Roman"/>
+                <w:color w:val="000000"/>
+                <w:sz w:val="20"/>
+                <w:szCs w:val="20"/>
+              </w:rPr>
+            </w:pPr>
+            <w:r>
+              <w:rPr>
+                <w:rFonts w:ascii="Times New Roman" w:hAnsi="Times New Roman" w:eastAsia="Times New Roman" w:cs="Times New Roman"/>
+                <w:color w:val="000000"/>
+                <w:sz w:val="20"/>
+                <w:szCs w:val="20"/>
+              </w:rPr>
+              <w:t>Nome do caso de uso:</w:t>
+            </w:r>
+          </w:p>
+        </w:tc>
+        <w:tc>
+          <w:tcPr>
+            <w:tcW w:w="6641" w:type="dxa"/>
+            <w:tcBorders>
+              <w:top w:val="single" w:color="000000" w:sz="4" w:space="0"/>
+              <w:left w:val="single" w:color="000000" w:sz="4" w:space="0"/>
+              <w:bottom w:val="single" w:color="000000" w:sz="4" w:space="0"/>
+              <w:right w:val="single" w:color="000000" w:sz="4" w:space="0"/>
+            </w:tcBorders>
+          </w:tcPr>
+          <w:p>
+            <w:pPr>
+              <w:pStyle w:val="3"/>
+              <w:spacing w:line="276" w:lineRule="auto"/>
+              <w:rPr>
+                <w:rFonts w:hint="default" w:ascii="Times New Roman" w:hAnsi="Times New Roman" w:eastAsia="Times New Roman" w:cs="Times New Roman"/>
+                <w:color w:val="000000"/>
+                <w:sz w:val="20"/>
+                <w:szCs w:val="20"/>
+                <w:lang w:val="pt-BR"/>
+              </w:rPr>
+            </w:pPr>
+            <w:r>
+              <w:rPr>
+                <w:rFonts w:hint="default" w:ascii="Times New Roman" w:hAnsi="Times New Roman" w:eastAsia="Times New Roman" w:cs="Times New Roman"/>
+                <w:color w:val="000000"/>
+                <w:sz w:val="20"/>
+                <w:szCs w:val="20"/>
+                <w:lang w:val="pt-BR"/>
+              </w:rPr>
+              <w:t>Autenticação</w:t>
+            </w:r>
+          </w:p>
+        </w:tc>
+      </w:tr>
+      <w:tr>
+        <w:tblPrEx>
+          <w:tblBorders>
+            <w:top w:val="single" w:color="000000" w:sz="4" w:space="0"/>
+            <w:left w:val="single" w:color="000000" w:sz="4" w:space="0"/>
+            <w:bottom w:val="single" w:color="000000" w:sz="4" w:space="0"/>
+            <w:right w:val="single" w:color="000000" w:sz="4" w:space="0"/>
+            <w:insideH w:val="single" w:color="000000" w:sz="4" w:space="0"/>
+            <w:insideV w:val="single" w:color="000000" w:sz="4" w:space="0"/>
+          </w:tblBorders>
+          <w:tblCellMar>
+            <w:top w:w="0" w:type="dxa"/>
+            <w:left w:w="108" w:type="dxa"/>
+            <w:bottom w:w="0" w:type="dxa"/>
+            <w:right w:w="108" w:type="dxa"/>
+          </w:tblCellMar>
+        </w:tblPrEx>
+        <w:trPr>
+          <w:trHeight w:val="90" w:hRule="atLeast"/>
+        </w:trPr>
+        <w:tc>
+          <w:tcPr>
+            <w:tcW w:w="2381" w:type="dxa"/>
+            <w:tcBorders>
+              <w:top w:val="single" w:color="000000" w:sz="4" w:space="0"/>
+              <w:left w:val="single" w:color="000000" w:sz="4" w:space="0"/>
+              <w:bottom w:val="single" w:color="000000" w:sz="4" w:space="0"/>
+              <w:right w:val="single" w:color="000000" w:sz="4" w:space="0"/>
+            </w:tcBorders>
+          </w:tcPr>
+          <w:p>
+            <w:pPr>
+              <w:pStyle w:val="3"/>
+              <w:spacing w:line="276" w:lineRule="auto"/>
+              <w:rPr>
+                <w:rFonts w:ascii="Times New Roman" w:hAnsi="Times New Roman" w:eastAsia="Times New Roman" w:cs="Times New Roman"/>
+                <w:color w:val="000000"/>
+                <w:sz w:val="20"/>
+                <w:szCs w:val="20"/>
+              </w:rPr>
+            </w:pPr>
+            <w:r>
+              <w:rPr>
+                <w:rFonts w:ascii="Times New Roman" w:hAnsi="Times New Roman" w:eastAsia="Times New Roman" w:cs="Times New Roman"/>
+                <w:color w:val="000000"/>
+                <w:sz w:val="20"/>
+                <w:szCs w:val="20"/>
+              </w:rPr>
+              <w:t>Ator(es) envolvido(s):</w:t>
+            </w:r>
+          </w:p>
+        </w:tc>
+        <w:tc>
+          <w:tcPr>
+            <w:tcW w:w="6641" w:type="dxa"/>
+            <w:tcBorders>
+              <w:top w:val="single" w:color="000000" w:sz="4" w:space="0"/>
+              <w:left w:val="single" w:color="000000" w:sz="4" w:space="0"/>
+              <w:bottom w:val="single" w:color="000000" w:sz="4" w:space="0"/>
+              <w:right w:val="single" w:color="000000" w:sz="4" w:space="0"/>
+            </w:tcBorders>
+          </w:tcPr>
+          <w:p>
+            <w:pPr>
+              <w:pStyle w:val="3"/>
+              <w:spacing w:line="276" w:lineRule="auto"/>
+              <w:rPr>
+                <w:rFonts w:hint="default" w:ascii="Times New Roman" w:hAnsi="Times New Roman" w:eastAsia="Times New Roman" w:cs="Times New Roman"/>
+                <w:color w:val="000000"/>
+                <w:sz w:val="20"/>
+                <w:szCs w:val="20"/>
+                <w:lang w:val="pt-BR"/>
+              </w:rPr>
+            </w:pPr>
+            <w:r>
+              <w:rPr>
+                <w:rFonts w:hint="default" w:ascii="Times New Roman" w:hAnsi="Times New Roman" w:eastAsia="Times New Roman" w:cs="Times New Roman"/>
+                <w:color w:val="000000"/>
+                <w:sz w:val="20"/>
+                <w:szCs w:val="20"/>
+                <w:lang w:val="pt-BR"/>
+              </w:rPr>
+              <w:t>Enfermeiro(a)</w:t>
+            </w:r>
+          </w:p>
+        </w:tc>
+      </w:tr>
+      <w:tr>
+        <w:tblPrEx>
+          <w:tblBorders>
+            <w:top w:val="single" w:color="000000" w:sz="4" w:space="0"/>
+            <w:left w:val="single" w:color="000000" w:sz="4" w:space="0"/>
+            <w:bottom w:val="single" w:color="000000" w:sz="4" w:space="0"/>
+            <w:right w:val="single" w:color="000000" w:sz="4" w:space="0"/>
+            <w:insideH w:val="single" w:color="000000" w:sz="4" w:space="0"/>
+            <w:insideV w:val="single" w:color="000000" w:sz="4" w:space="0"/>
+          </w:tblBorders>
+          <w:tblCellMar>
+            <w:top w:w="0" w:type="dxa"/>
+            <w:left w:w="108" w:type="dxa"/>
+            <w:bottom w:w="0" w:type="dxa"/>
+            <w:right w:w="108" w:type="dxa"/>
+          </w:tblCellMar>
+        </w:tblPrEx>
+        <w:tc>
+          <w:tcPr>
+            <w:tcW w:w="2381" w:type="dxa"/>
+            <w:tcBorders>
+              <w:top w:val="single" w:color="000000" w:sz="4" w:space="0"/>
+              <w:left w:val="single" w:color="000000" w:sz="4" w:space="0"/>
+              <w:bottom w:val="single" w:color="000000" w:sz="4" w:space="0"/>
+              <w:right w:val="single" w:color="000000" w:sz="4" w:space="0"/>
+            </w:tcBorders>
+          </w:tcPr>
+          <w:p>
+            <w:pPr>
+              <w:pStyle w:val="3"/>
+              <w:spacing w:line="276" w:lineRule="auto"/>
+              <w:rPr>
+                <w:rFonts w:ascii="Times New Roman" w:hAnsi="Times New Roman" w:eastAsia="Times New Roman" w:cs="Times New Roman"/>
+                <w:color w:val="000000"/>
+                <w:sz w:val="20"/>
+                <w:szCs w:val="20"/>
+              </w:rPr>
+            </w:pPr>
+            <w:r>
+              <w:rPr>
+                <w:rFonts w:ascii="Times New Roman" w:hAnsi="Times New Roman" w:eastAsia="Times New Roman" w:cs="Times New Roman"/>
+                <w:color w:val="000000"/>
+                <w:sz w:val="20"/>
+                <w:szCs w:val="20"/>
+              </w:rPr>
+              <w:t>Pré-condição:</w:t>
+            </w:r>
+          </w:p>
+        </w:tc>
+        <w:tc>
+          <w:tcPr>
+            <w:tcW w:w="6641" w:type="dxa"/>
+            <w:tcBorders>
+              <w:top w:val="single" w:color="000000" w:sz="4" w:space="0"/>
+              <w:left w:val="single" w:color="000000" w:sz="4" w:space="0"/>
+              <w:bottom w:val="single" w:color="000000" w:sz="4" w:space="0"/>
+              <w:right w:val="single" w:color="000000" w:sz="4" w:space="0"/>
+            </w:tcBorders>
+          </w:tcPr>
+          <w:p>
+            <w:pPr>
+              <w:pStyle w:val="3"/>
+              <w:spacing w:line="276" w:lineRule="auto"/>
+              <w:rPr>
+                <w:rFonts w:hint="default" w:ascii="Times New Roman" w:hAnsi="Times New Roman" w:eastAsia="Times New Roman" w:cs="Times New Roman"/>
+                <w:color w:val="000000"/>
+                <w:sz w:val="20"/>
+                <w:szCs w:val="20"/>
+                <w:lang w:val="pt-BR"/>
+              </w:rPr>
+            </w:pPr>
+            <w:r>
+              <w:rPr>
+                <w:rFonts w:hint="default" w:ascii="Times New Roman" w:hAnsi="Times New Roman" w:eastAsia="Times New Roman"/>
+                <w:color w:val="000000"/>
+                <w:sz w:val="20"/>
+                <w:szCs w:val="20"/>
+                <w:lang w:val="pt-BR"/>
+              </w:rPr>
+              <w:t>Usuário com uma conta criada e ativada.</w:t>
+            </w:r>
+          </w:p>
+        </w:tc>
+      </w:tr>
+      <w:tr>
+        <w:tblPrEx>
+          <w:tblBorders>
+            <w:top w:val="single" w:color="000000" w:sz="4" w:space="0"/>
+            <w:left w:val="single" w:color="000000" w:sz="4" w:space="0"/>
+            <w:bottom w:val="single" w:color="000000" w:sz="4" w:space="0"/>
+            <w:right w:val="single" w:color="000000" w:sz="4" w:space="0"/>
+            <w:insideH w:val="single" w:color="000000" w:sz="4" w:space="0"/>
+            <w:insideV w:val="single" w:color="000000" w:sz="4" w:space="0"/>
+          </w:tblBorders>
+          <w:tblCellMar>
+            <w:top w:w="0" w:type="dxa"/>
+            <w:left w:w="108" w:type="dxa"/>
+            <w:bottom w:w="0" w:type="dxa"/>
+            <w:right w:w="108" w:type="dxa"/>
+          </w:tblCellMar>
+        </w:tblPrEx>
+        <w:tc>
+          <w:tcPr>
+            <w:tcW w:w="2381" w:type="dxa"/>
+            <w:tcBorders>
+              <w:top w:val="single" w:color="000000" w:sz="4" w:space="0"/>
+              <w:left w:val="single" w:color="000000" w:sz="4" w:space="0"/>
+              <w:bottom w:val="single" w:color="000000" w:sz="4" w:space="0"/>
+              <w:right w:val="single" w:color="000000" w:sz="4" w:space="0"/>
+            </w:tcBorders>
+          </w:tcPr>
+          <w:p>
+            <w:pPr>
+              <w:pStyle w:val="3"/>
+              <w:spacing w:line="276" w:lineRule="auto"/>
+              <w:rPr>
+                <w:rFonts w:ascii="Times New Roman" w:hAnsi="Times New Roman" w:eastAsia="Times New Roman" w:cs="Times New Roman"/>
+                <w:color w:val="000000"/>
+                <w:sz w:val="20"/>
+                <w:szCs w:val="20"/>
+              </w:rPr>
+            </w:pPr>
+            <w:r>
+              <w:rPr>
+                <w:rFonts w:ascii="Times New Roman" w:hAnsi="Times New Roman" w:eastAsia="Times New Roman" w:cs="Times New Roman"/>
+                <w:color w:val="000000"/>
+                <w:sz w:val="20"/>
+                <w:szCs w:val="20"/>
+              </w:rPr>
+              <w:t>Pós-condição:</w:t>
+            </w:r>
+          </w:p>
+        </w:tc>
+        <w:tc>
+          <w:tcPr>
+            <w:tcW w:w="6641" w:type="dxa"/>
+            <w:tcBorders>
+              <w:top w:val="single" w:color="000000" w:sz="4" w:space="0"/>
+              <w:left w:val="single" w:color="000000" w:sz="4" w:space="0"/>
+              <w:bottom w:val="single" w:color="000000" w:sz="4" w:space="0"/>
+              <w:right w:val="single" w:color="000000" w:sz="4" w:space="0"/>
+            </w:tcBorders>
+          </w:tcPr>
+          <w:p>
+            <w:pPr>
+              <w:pStyle w:val="3"/>
+              <w:spacing w:line="276" w:lineRule="auto"/>
+              <w:rPr>
+                <w:rFonts w:hint="default" w:ascii="Times New Roman" w:hAnsi="Times New Roman" w:eastAsia="Times New Roman" w:cs="Times New Roman"/>
+                <w:color w:val="000000"/>
+                <w:sz w:val="20"/>
+                <w:szCs w:val="20"/>
+                <w:lang w:val="pt-BR"/>
+              </w:rPr>
+            </w:pPr>
+            <w:r>
+              <w:rPr>
+                <w:rFonts w:hint="default" w:ascii="Times New Roman" w:hAnsi="Times New Roman" w:eastAsia="Times New Roman" w:cs="Times New Roman"/>
+                <w:color w:val="000000"/>
+                <w:sz w:val="20"/>
+                <w:szCs w:val="20"/>
+                <w:lang w:val="pt-BR"/>
+              </w:rPr>
+              <w:t>Usuário autenticado no sistema.</w:t>
+            </w:r>
+          </w:p>
+        </w:tc>
+      </w:tr>
+      <w:tr>
+        <w:tblPrEx>
+          <w:tblBorders>
+            <w:top w:val="single" w:color="000000" w:sz="4" w:space="0"/>
+            <w:left w:val="single" w:color="000000" w:sz="4" w:space="0"/>
+            <w:bottom w:val="single" w:color="000000" w:sz="4" w:space="0"/>
+            <w:right w:val="single" w:color="000000" w:sz="4" w:space="0"/>
+            <w:insideH w:val="single" w:color="000000" w:sz="4" w:space="0"/>
+            <w:insideV w:val="single" w:color="000000" w:sz="4" w:space="0"/>
+          </w:tblBorders>
+          <w:tblCellMar>
+            <w:top w:w="0" w:type="dxa"/>
+            <w:left w:w="108" w:type="dxa"/>
+            <w:bottom w:w="0" w:type="dxa"/>
+            <w:right w:w="108" w:type="dxa"/>
+          </w:tblCellMar>
+        </w:tblPrEx>
+        <w:tc>
+          <w:tcPr>
+            <w:tcW w:w="2381" w:type="dxa"/>
+            <w:tcBorders>
+              <w:top w:val="single" w:color="000000" w:sz="4" w:space="0"/>
+              <w:left w:val="single" w:color="000000" w:sz="4" w:space="0"/>
+              <w:bottom w:val="single" w:color="000000" w:sz="4" w:space="0"/>
+              <w:right w:val="single" w:color="000000" w:sz="4" w:space="0"/>
+            </w:tcBorders>
+          </w:tcPr>
+          <w:p>
+            <w:pPr>
+              <w:pStyle w:val="3"/>
+              <w:spacing w:line="276" w:lineRule="auto"/>
+              <w:jc w:val="center"/>
+              <w:rPr>
+                <w:rFonts w:ascii="Times New Roman" w:hAnsi="Times New Roman" w:eastAsia="Times New Roman" w:cs="Times New Roman"/>
+                <w:b/>
+                <w:color w:val="000000"/>
+                <w:sz w:val="20"/>
+                <w:szCs w:val="20"/>
+              </w:rPr>
+            </w:pPr>
+            <w:r>
+              <w:rPr>
+                <w:rFonts w:ascii="Times New Roman" w:hAnsi="Times New Roman" w:eastAsia="Times New Roman" w:cs="Times New Roman"/>
+                <w:b/>
+                <w:color w:val="000000"/>
+                <w:sz w:val="20"/>
+                <w:szCs w:val="20"/>
+              </w:rPr>
+              <w:t>Ator</w:t>
+            </w:r>
+          </w:p>
+        </w:tc>
+        <w:tc>
+          <w:tcPr>
+            <w:tcW w:w="6641" w:type="dxa"/>
+            <w:tcBorders>
+              <w:top w:val="single" w:color="000000" w:sz="4" w:space="0"/>
+              <w:left w:val="single" w:color="000000" w:sz="4" w:space="0"/>
+              <w:bottom w:val="single" w:color="000000" w:sz="4" w:space="0"/>
+              <w:right w:val="single" w:color="000000" w:sz="4" w:space="0"/>
+            </w:tcBorders>
+          </w:tcPr>
+          <w:p>
+            <w:pPr>
+              <w:pStyle w:val="3"/>
+              <w:spacing w:line="276" w:lineRule="auto"/>
+              <w:jc w:val="center"/>
+              <w:rPr>
+                <w:rFonts w:ascii="Times New Roman" w:hAnsi="Times New Roman" w:eastAsia="Times New Roman" w:cs="Times New Roman"/>
+                <w:b/>
+                <w:color w:val="000000"/>
+                <w:sz w:val="20"/>
+                <w:szCs w:val="20"/>
+              </w:rPr>
+            </w:pPr>
+            <w:r>
+              <w:rPr>
+                <w:rFonts w:ascii="Times New Roman" w:hAnsi="Times New Roman" w:eastAsia="Times New Roman" w:cs="Times New Roman"/>
+                <w:b/>
+                <w:color w:val="000000"/>
+                <w:sz w:val="20"/>
+                <w:szCs w:val="20"/>
+              </w:rPr>
+              <w:t>Sistema</w:t>
+            </w:r>
+          </w:p>
+        </w:tc>
+      </w:tr>
+      <w:tr>
+        <w:tblPrEx>
+          <w:tblBorders>
+            <w:top w:val="single" w:color="000000" w:sz="4" w:space="0"/>
+            <w:left w:val="single" w:color="000000" w:sz="4" w:space="0"/>
+            <w:bottom w:val="single" w:color="000000" w:sz="4" w:space="0"/>
+            <w:right w:val="single" w:color="000000" w:sz="4" w:space="0"/>
+            <w:insideH w:val="single" w:color="000000" w:sz="4" w:space="0"/>
+            <w:insideV w:val="single" w:color="000000" w:sz="4" w:space="0"/>
+          </w:tblBorders>
+          <w:tblCellMar>
+            <w:top w:w="0" w:type="dxa"/>
+            <w:left w:w="108" w:type="dxa"/>
+            <w:bottom w:w="0" w:type="dxa"/>
+            <w:right w:w="108" w:type="dxa"/>
+          </w:tblCellMar>
+        </w:tblPrEx>
+        <w:tc>
+          <w:tcPr>
+            <w:tcW w:w="2381" w:type="dxa"/>
+            <w:tcBorders>
+              <w:top w:val="single" w:color="000000" w:sz="4" w:space="0"/>
+              <w:left w:val="single" w:color="000000" w:sz="4" w:space="0"/>
+              <w:bottom w:val="single" w:color="000000" w:sz="4" w:space="0"/>
+              <w:right w:val="single" w:color="000000" w:sz="4" w:space="0"/>
+            </w:tcBorders>
+          </w:tcPr>
+          <w:p>
+            <w:pPr>
+              <w:pStyle w:val="3"/>
+              <w:numPr>
+                <w:ilvl w:val="0"/>
+                <w:numId w:val="0"/>
+              </w:numPr>
+              <w:spacing w:line="276" w:lineRule="auto"/>
+              <w:ind w:leftChars="0"/>
+              <w:rPr>
+                <w:rFonts w:hint="default" w:ascii="Times New Roman" w:hAnsi="Times New Roman" w:eastAsia="Times New Roman" w:cs="Times New Roman"/>
+                <w:color w:val="000000"/>
+                <w:sz w:val="20"/>
+                <w:szCs w:val="20"/>
+                <w:lang w:val="pt-BR"/>
+              </w:rPr>
+            </w:pPr>
+            <w:r>
+              <w:rPr>
+                <w:rFonts w:hint="default" w:ascii="Times New Roman" w:hAnsi="Times New Roman" w:eastAsia="Times New Roman" w:cs="Times New Roman"/>
+                <w:color w:val="000000"/>
+                <w:sz w:val="20"/>
+                <w:szCs w:val="20"/>
+                <w:lang w:val="pt-BR"/>
+              </w:rPr>
+              <w:t>1. O usuário acessa a tela de login.</w:t>
+            </w:r>
+          </w:p>
+        </w:tc>
+        <w:tc>
+          <w:tcPr>
+            <w:tcW w:w="6641" w:type="dxa"/>
+            <w:tcBorders>
+              <w:top w:val="single" w:color="000000" w:sz="4" w:space="0"/>
+              <w:left w:val="single" w:color="000000" w:sz="4" w:space="0"/>
+              <w:bottom w:val="single" w:color="000000" w:sz="4" w:space="0"/>
+              <w:right w:val="single" w:color="000000" w:sz="4" w:space="0"/>
+            </w:tcBorders>
+          </w:tcPr>
+          <w:p>
+            <w:pPr>
+              <w:pStyle w:val="3"/>
+              <w:spacing w:line="276" w:lineRule="auto"/>
+              <w:rPr>
+                <w:rFonts w:hint="default" w:ascii="Times New Roman" w:hAnsi="Times New Roman" w:eastAsia="Times New Roman" w:cs="Times New Roman"/>
+                <w:color w:val="000000"/>
+                <w:sz w:val="20"/>
+                <w:szCs w:val="20"/>
+                <w:lang w:val="pt-BR"/>
+              </w:rPr>
+            </w:pPr>
+          </w:p>
+        </w:tc>
+      </w:tr>
+      <w:tr>
+        <w:tblPrEx>
+          <w:tblBorders>
+            <w:top w:val="single" w:color="000000" w:sz="4" w:space="0"/>
+            <w:left w:val="single" w:color="000000" w:sz="4" w:space="0"/>
+            <w:bottom w:val="single" w:color="000000" w:sz="4" w:space="0"/>
+            <w:right w:val="single" w:color="000000" w:sz="4" w:space="0"/>
+            <w:insideH w:val="single" w:color="000000" w:sz="4" w:space="0"/>
+            <w:insideV w:val="single" w:color="000000" w:sz="4" w:space="0"/>
+          </w:tblBorders>
+          <w:tblCellMar>
+            <w:top w:w="0" w:type="dxa"/>
+            <w:left w:w="108" w:type="dxa"/>
+            <w:bottom w:w="0" w:type="dxa"/>
+            <w:right w:w="108" w:type="dxa"/>
+          </w:tblCellMar>
+        </w:tblPrEx>
+        <w:tc>
+          <w:tcPr>
+            <w:tcW w:w="2381" w:type="dxa"/>
+            <w:tcBorders>
+              <w:top w:val="single" w:color="000000" w:sz="4" w:space="0"/>
+              <w:left w:val="single" w:color="000000" w:sz="4" w:space="0"/>
+              <w:bottom w:val="single" w:color="000000" w:sz="4" w:space="0"/>
+              <w:right w:val="single" w:color="000000" w:sz="4" w:space="0"/>
+            </w:tcBorders>
+            <w:vAlign w:val="top"/>
+          </w:tcPr>
+          <w:p>
+            <w:pPr>
+              <w:pStyle w:val="3"/>
+              <w:spacing w:line="276" w:lineRule="auto"/>
+              <w:rPr>
+                <w:rFonts w:hint="default" w:ascii="Times New Roman" w:hAnsi="Times New Roman" w:eastAsia="Times New Roman" w:cs="Times New Roman"/>
+                <w:color w:val="000000"/>
+                <w:sz w:val="20"/>
+                <w:szCs w:val="20"/>
+                <w:lang w:val="pt-BR"/>
+              </w:rPr>
+            </w:pPr>
+            <w:r>
+              <w:rPr>
+                <w:rFonts w:hint="default" w:ascii="Times New Roman" w:hAnsi="Times New Roman" w:eastAsia="Times New Roman" w:cs="Times New Roman"/>
+                <w:color w:val="000000"/>
+                <w:sz w:val="20"/>
+                <w:szCs w:val="20"/>
+                <w:lang w:val="pt-BR"/>
+              </w:rPr>
+              <w:t>2. O usuário insere e-mail e senha.</w:t>
+            </w:r>
+          </w:p>
+        </w:tc>
+        <w:tc>
+          <w:tcPr>
+            <w:tcW w:w="6641" w:type="dxa"/>
+            <w:tcBorders>
+              <w:top w:val="single" w:color="000000" w:sz="4" w:space="0"/>
+              <w:left w:val="single" w:color="000000" w:sz="4" w:space="0"/>
+              <w:bottom w:val="single" w:color="000000" w:sz="4" w:space="0"/>
+              <w:right w:val="single" w:color="000000" w:sz="4" w:space="0"/>
+            </w:tcBorders>
+          </w:tcPr>
+          <w:p>
+            <w:pPr>
+              <w:pStyle w:val="3"/>
+              <w:spacing w:line="276" w:lineRule="auto"/>
+              <w:rPr>
+                <w:rFonts w:hint="default" w:ascii="Times New Roman" w:hAnsi="Times New Roman" w:eastAsia="Times New Roman" w:cs="Times New Roman"/>
+                <w:color w:val="000000"/>
+                <w:sz w:val="20"/>
+                <w:szCs w:val="20"/>
+                <w:lang w:val="pt-BR"/>
+              </w:rPr>
+            </w:pPr>
+          </w:p>
+        </w:tc>
+      </w:tr>
+      <w:tr>
+        <w:tblPrEx>
+          <w:tblBorders>
+            <w:top w:val="single" w:color="000000" w:sz="4" w:space="0"/>
+            <w:left w:val="single" w:color="000000" w:sz="4" w:space="0"/>
+            <w:bottom w:val="single" w:color="000000" w:sz="4" w:space="0"/>
+            <w:right w:val="single" w:color="000000" w:sz="4" w:space="0"/>
+            <w:insideH w:val="single" w:color="000000" w:sz="4" w:space="0"/>
+            <w:insideV w:val="single" w:color="000000" w:sz="4" w:space="0"/>
+          </w:tblBorders>
+          <w:tblCellMar>
+            <w:top w:w="0" w:type="dxa"/>
+            <w:left w:w="108" w:type="dxa"/>
+            <w:bottom w:w="0" w:type="dxa"/>
+            <w:right w:w="108" w:type="dxa"/>
+          </w:tblCellMar>
+        </w:tblPrEx>
+        <w:tc>
+          <w:tcPr>
+            <w:tcW w:w="2381" w:type="dxa"/>
+            <w:tcBorders>
+              <w:top w:val="single" w:color="000000" w:sz="4" w:space="0"/>
+              <w:left w:val="single" w:color="000000" w:sz="4" w:space="0"/>
+              <w:bottom w:val="single" w:color="000000" w:sz="4" w:space="0"/>
+              <w:right w:val="single" w:color="000000" w:sz="4" w:space="0"/>
+            </w:tcBorders>
+          </w:tcPr>
+          <w:p>
+            <w:pPr>
+              <w:pStyle w:val="3"/>
+              <w:spacing w:line="276" w:lineRule="auto"/>
+              <w:rPr>
+                <w:rFonts w:hint="default" w:ascii="Times New Roman" w:hAnsi="Times New Roman" w:eastAsia="Times New Roman" w:cs="Times New Roman"/>
+                <w:color w:val="000000"/>
+                <w:sz w:val="20"/>
+                <w:szCs w:val="20"/>
+                <w:lang w:val="pt-BR"/>
+              </w:rPr>
+            </w:pPr>
+          </w:p>
+        </w:tc>
+        <w:tc>
+          <w:tcPr>
+            <w:tcW w:w="6641" w:type="dxa"/>
+            <w:tcBorders>
+              <w:top w:val="single" w:color="000000" w:sz="4" w:space="0"/>
+              <w:left w:val="single" w:color="000000" w:sz="4" w:space="0"/>
+              <w:bottom w:val="single" w:color="000000" w:sz="4" w:space="0"/>
+              <w:right w:val="single" w:color="000000" w:sz="4" w:space="0"/>
+            </w:tcBorders>
+          </w:tcPr>
+          <w:p>
+            <w:pPr>
+              <w:pStyle w:val="3"/>
+              <w:spacing w:line="276" w:lineRule="auto"/>
+              <w:rPr>
+                <w:rFonts w:hint="default" w:ascii="Times New Roman" w:hAnsi="Times New Roman" w:eastAsia="Times New Roman" w:cs="Times New Roman"/>
+                <w:color w:val="000000"/>
+                <w:sz w:val="20"/>
+                <w:szCs w:val="20"/>
+                <w:lang w:val="pt-BR"/>
+              </w:rPr>
+            </w:pPr>
+            <w:r>
+              <w:rPr>
+                <w:rFonts w:hint="default" w:ascii="Times New Roman" w:hAnsi="Times New Roman" w:eastAsia="Times New Roman" w:cs="Times New Roman"/>
+                <w:color w:val="000000"/>
+                <w:sz w:val="20"/>
+                <w:szCs w:val="20"/>
+                <w:lang w:val="pt-BR"/>
+              </w:rPr>
+              <w:t>3. O sistema valida as credenciais.</w:t>
+            </w:r>
+          </w:p>
+        </w:tc>
+      </w:tr>
+      <w:tr>
+        <w:tblPrEx>
+          <w:tblBorders>
+            <w:top w:val="single" w:color="000000" w:sz="4" w:space="0"/>
+            <w:left w:val="single" w:color="000000" w:sz="4" w:space="0"/>
+            <w:bottom w:val="single" w:color="000000" w:sz="4" w:space="0"/>
+            <w:right w:val="single" w:color="000000" w:sz="4" w:space="0"/>
+            <w:insideH w:val="single" w:color="000000" w:sz="4" w:space="0"/>
+            <w:insideV w:val="single" w:color="000000" w:sz="4" w:space="0"/>
+          </w:tblBorders>
+          <w:tblCellMar>
+            <w:top w:w="0" w:type="dxa"/>
+            <w:left w:w="108" w:type="dxa"/>
+            <w:bottom w:w="0" w:type="dxa"/>
+            <w:right w:w="108" w:type="dxa"/>
+          </w:tblCellMar>
+        </w:tblPrEx>
+        <w:tc>
+          <w:tcPr>
+            <w:tcW w:w="2381" w:type="dxa"/>
+            <w:tcBorders>
+              <w:top w:val="single" w:color="000000" w:sz="4" w:space="0"/>
+              <w:left w:val="single" w:color="000000" w:sz="4" w:space="0"/>
+              <w:bottom w:val="single" w:color="000000" w:sz="4" w:space="0"/>
+              <w:right w:val="single" w:color="000000" w:sz="4" w:space="0"/>
+            </w:tcBorders>
+          </w:tcPr>
+          <w:p>
+            <w:pPr>
+              <w:pStyle w:val="3"/>
+              <w:spacing w:line="276" w:lineRule="auto"/>
+              <w:rPr>
+                <w:rFonts w:hint="default" w:ascii="Times New Roman" w:hAnsi="Times New Roman" w:eastAsia="Times New Roman" w:cs="Times New Roman"/>
+                <w:color w:val="000000"/>
+                <w:sz w:val="20"/>
+                <w:szCs w:val="20"/>
+                <w:lang w:val="pt-BR"/>
+              </w:rPr>
+            </w:pPr>
+            <w:r>
+              <w:rPr>
+                <w:rFonts w:hint="default" w:ascii="Times New Roman" w:hAnsi="Times New Roman" w:eastAsia="Times New Roman" w:cs="Times New Roman"/>
+                <w:color w:val="000000"/>
+                <w:sz w:val="20"/>
+                <w:szCs w:val="20"/>
+                <w:lang w:val="pt-BR"/>
+              </w:rPr>
+              <w:t>Fluxo de acerto</w:t>
+            </w:r>
+          </w:p>
+        </w:tc>
+        <w:tc>
+          <w:tcPr>
+            <w:tcW w:w="6641" w:type="dxa"/>
+            <w:tcBorders>
+              <w:top w:val="single" w:color="000000" w:sz="4" w:space="0"/>
+              <w:left w:val="single" w:color="000000" w:sz="4" w:space="0"/>
+              <w:bottom w:val="single" w:color="000000" w:sz="4" w:space="0"/>
+              <w:right w:val="single" w:color="000000" w:sz="4" w:space="0"/>
+            </w:tcBorders>
+          </w:tcPr>
+          <w:p>
+            <w:pPr>
+              <w:pStyle w:val="3"/>
+              <w:spacing w:line="276" w:lineRule="auto"/>
+              <w:rPr>
+                <w:rFonts w:hint="default" w:ascii="Times New Roman" w:hAnsi="Times New Roman" w:eastAsia="Times New Roman" w:cs="Times New Roman"/>
+                <w:color w:val="000000"/>
+                <w:sz w:val="20"/>
+                <w:szCs w:val="20"/>
+                <w:lang w:val="pt-BR"/>
+              </w:rPr>
+            </w:pPr>
+          </w:p>
+        </w:tc>
+      </w:tr>
+      <w:tr>
+        <w:tblPrEx>
+          <w:tblBorders>
+            <w:top w:val="single" w:color="000000" w:sz="4" w:space="0"/>
+            <w:left w:val="single" w:color="000000" w:sz="4" w:space="0"/>
+            <w:bottom w:val="single" w:color="000000" w:sz="4" w:space="0"/>
+            <w:right w:val="single" w:color="000000" w:sz="4" w:space="0"/>
+            <w:insideH w:val="single" w:color="000000" w:sz="4" w:space="0"/>
+            <w:insideV w:val="single" w:color="000000" w:sz="4" w:space="0"/>
+          </w:tblBorders>
+          <w:tblCellMar>
+            <w:top w:w="0" w:type="dxa"/>
+            <w:left w:w="108" w:type="dxa"/>
+            <w:bottom w:w="0" w:type="dxa"/>
+            <w:right w:w="108" w:type="dxa"/>
+          </w:tblCellMar>
+        </w:tblPrEx>
+        <w:tc>
+          <w:tcPr>
+            <w:tcW w:w="2381" w:type="dxa"/>
+            <w:tcBorders>
+              <w:top w:val="single" w:color="000000" w:sz="4" w:space="0"/>
+              <w:left w:val="single" w:color="000000" w:sz="4" w:space="0"/>
+              <w:bottom w:val="single" w:color="000000" w:sz="4" w:space="0"/>
+              <w:right w:val="single" w:color="000000" w:sz="4" w:space="0"/>
+            </w:tcBorders>
+          </w:tcPr>
+          <w:p>
+            <w:pPr>
+              <w:pStyle w:val="3"/>
+              <w:spacing w:line="276" w:lineRule="auto"/>
+              <w:rPr>
+                <w:rFonts w:hint="default" w:ascii="Times New Roman" w:hAnsi="Times New Roman" w:eastAsia="Times New Roman" w:cs="Times New Roman"/>
+                <w:color w:val="000000"/>
+                <w:sz w:val="20"/>
+                <w:szCs w:val="20"/>
+                <w:lang w:val="pt-BR"/>
+              </w:rPr>
+            </w:pPr>
+          </w:p>
+        </w:tc>
+        <w:tc>
+          <w:tcPr>
+            <w:tcW w:w="6641" w:type="dxa"/>
+            <w:tcBorders>
+              <w:top w:val="single" w:color="000000" w:sz="4" w:space="0"/>
+              <w:left w:val="single" w:color="000000" w:sz="4" w:space="0"/>
+              <w:bottom w:val="single" w:color="000000" w:sz="4" w:space="0"/>
+              <w:right w:val="single" w:color="000000" w:sz="4" w:space="0"/>
+            </w:tcBorders>
+          </w:tcPr>
+          <w:p>
+            <w:pPr>
+              <w:pStyle w:val="3"/>
+              <w:spacing w:line="276" w:lineRule="auto"/>
+              <w:rPr>
+                <w:rFonts w:hint="default" w:ascii="Times New Roman" w:hAnsi="Times New Roman" w:eastAsia="Times New Roman" w:cs="Times New Roman"/>
+                <w:color w:val="000000"/>
+                <w:sz w:val="20"/>
+                <w:szCs w:val="20"/>
+                <w:lang w:val="pt-BR"/>
+              </w:rPr>
+            </w:pPr>
+            <w:r>
+              <w:rPr>
+                <w:rFonts w:hint="default" w:ascii="Times New Roman" w:hAnsi="Times New Roman" w:eastAsia="Times New Roman" w:cs="Times New Roman"/>
+                <w:color w:val="000000"/>
+                <w:sz w:val="20"/>
+                <w:szCs w:val="20"/>
+                <w:lang w:val="pt-BR"/>
+              </w:rPr>
+              <w:t>4. O sistema autentica o usuário e redireciona para a de gerência de cuidadores.</w:t>
+            </w:r>
+          </w:p>
+        </w:tc>
+      </w:tr>
+      <w:tr>
+        <w:tblPrEx>
+          <w:tblBorders>
+            <w:top w:val="single" w:color="000000" w:sz="4" w:space="0"/>
+            <w:left w:val="single" w:color="000000" w:sz="4" w:space="0"/>
+            <w:bottom w:val="single" w:color="000000" w:sz="4" w:space="0"/>
+            <w:right w:val="single" w:color="000000" w:sz="4" w:space="0"/>
+            <w:insideH w:val="single" w:color="000000" w:sz="4" w:space="0"/>
+            <w:insideV w:val="single" w:color="000000" w:sz="4" w:space="0"/>
+          </w:tblBorders>
+          <w:tblCellMar>
+            <w:top w:w="0" w:type="dxa"/>
+            <w:left w:w="108" w:type="dxa"/>
+            <w:bottom w:w="0" w:type="dxa"/>
+            <w:right w:w="108" w:type="dxa"/>
+          </w:tblCellMar>
+        </w:tblPrEx>
+        <w:tc>
+          <w:tcPr>
+            <w:tcW w:w="2381" w:type="dxa"/>
+            <w:tcBorders>
+              <w:top w:val="single" w:color="000000" w:sz="4" w:space="0"/>
+              <w:left w:val="single" w:color="000000" w:sz="4" w:space="0"/>
+              <w:bottom w:val="single" w:color="000000" w:sz="4" w:space="0"/>
+              <w:right w:val="single" w:color="000000" w:sz="4" w:space="0"/>
+            </w:tcBorders>
+          </w:tcPr>
+          <w:p>
+            <w:pPr>
+              <w:pStyle w:val="3"/>
+              <w:spacing w:line="276" w:lineRule="auto"/>
+              <w:rPr>
+                <w:rFonts w:hint="default" w:ascii="Times New Roman" w:hAnsi="Times New Roman" w:eastAsia="Times New Roman" w:cs="Times New Roman"/>
+                <w:color w:val="000000"/>
+                <w:sz w:val="20"/>
+                <w:szCs w:val="20"/>
+                <w:lang w:val="pt-BR"/>
+              </w:rPr>
+            </w:pPr>
+            <w:r>
+              <w:rPr>
+                <w:rFonts w:hint="default" w:ascii="Times New Roman" w:hAnsi="Times New Roman" w:eastAsia="Times New Roman" w:cs="Times New Roman"/>
+                <w:color w:val="000000"/>
+                <w:sz w:val="20"/>
+                <w:szCs w:val="20"/>
+                <w:lang w:val="pt-BR"/>
+              </w:rPr>
+              <w:t>Fluxo de erro</w:t>
+            </w:r>
+          </w:p>
+        </w:tc>
+        <w:tc>
+          <w:tcPr>
+            <w:tcW w:w="6641" w:type="dxa"/>
+            <w:tcBorders>
+              <w:top w:val="single" w:color="000000" w:sz="4" w:space="0"/>
+              <w:left w:val="single" w:color="000000" w:sz="4" w:space="0"/>
+              <w:bottom w:val="single" w:color="000000" w:sz="4" w:space="0"/>
+              <w:right w:val="single" w:color="000000" w:sz="4" w:space="0"/>
+            </w:tcBorders>
+          </w:tcPr>
+          <w:p>
+            <w:pPr>
+              <w:pStyle w:val="3"/>
+              <w:numPr>
+                <w:ilvl w:val="0"/>
+                <w:numId w:val="0"/>
+              </w:numPr>
+              <w:spacing w:line="276" w:lineRule="auto"/>
+              <w:ind w:leftChars="0"/>
+              <w:rPr>
+                <w:rFonts w:hint="default" w:ascii="Times New Roman" w:hAnsi="Times New Roman" w:eastAsia="Times New Roman" w:cs="Times New Roman"/>
+                <w:color w:val="000000"/>
+                <w:sz w:val="20"/>
+                <w:szCs w:val="20"/>
+                <w:lang w:val="pt-BR"/>
+              </w:rPr>
+            </w:pPr>
+          </w:p>
+        </w:tc>
+      </w:tr>
+      <w:tr>
+        <w:tblPrEx>
+          <w:tblBorders>
+            <w:top w:val="single" w:color="000000" w:sz="4" w:space="0"/>
+            <w:left w:val="single" w:color="000000" w:sz="4" w:space="0"/>
+            <w:bottom w:val="single" w:color="000000" w:sz="4" w:space="0"/>
+            <w:right w:val="single" w:color="000000" w:sz="4" w:space="0"/>
+            <w:insideH w:val="single" w:color="000000" w:sz="4" w:space="0"/>
+            <w:insideV w:val="single" w:color="000000" w:sz="4" w:space="0"/>
+          </w:tblBorders>
+          <w:tblCellMar>
+            <w:top w:w="0" w:type="dxa"/>
+            <w:left w:w="108" w:type="dxa"/>
+            <w:bottom w:w="0" w:type="dxa"/>
+            <w:right w:w="108" w:type="dxa"/>
+          </w:tblCellMar>
+        </w:tblPrEx>
+        <w:tc>
+          <w:tcPr>
+            <w:tcW w:w="2381" w:type="dxa"/>
+            <w:tcBorders>
+              <w:top w:val="single" w:color="000000" w:sz="4" w:space="0"/>
+              <w:left w:val="single" w:color="000000" w:sz="4" w:space="0"/>
+              <w:bottom w:val="single" w:color="000000" w:sz="4" w:space="0"/>
+              <w:right w:val="single" w:color="000000" w:sz="4" w:space="0"/>
+            </w:tcBorders>
+          </w:tcPr>
+          <w:p>
+            <w:pPr>
+              <w:pStyle w:val="3"/>
+              <w:spacing w:line="276" w:lineRule="auto"/>
+              <w:rPr>
+                <w:rFonts w:hint="default" w:ascii="Times New Roman" w:hAnsi="Times New Roman" w:eastAsia="Times New Roman" w:cs="Times New Roman"/>
+                <w:color w:val="000000"/>
+                <w:sz w:val="20"/>
+                <w:szCs w:val="20"/>
+                <w:lang w:val="pt-BR"/>
+              </w:rPr>
+            </w:pPr>
+          </w:p>
+        </w:tc>
+        <w:tc>
+          <w:tcPr>
+            <w:tcW w:w="6641" w:type="dxa"/>
+            <w:tcBorders>
+              <w:top w:val="single" w:color="000000" w:sz="4" w:space="0"/>
+              <w:left w:val="single" w:color="000000" w:sz="4" w:space="0"/>
+              <w:bottom w:val="single" w:color="000000" w:sz="4" w:space="0"/>
+              <w:right w:val="single" w:color="000000" w:sz="4" w:space="0"/>
+            </w:tcBorders>
+          </w:tcPr>
+          <w:p>
+            <w:pPr>
+              <w:pStyle w:val="3"/>
+              <w:spacing w:line="276" w:lineRule="auto"/>
+              <w:rPr>
+                <w:rFonts w:hint="default" w:ascii="Times New Roman" w:hAnsi="Times New Roman" w:eastAsia="Times New Roman" w:cs="Times New Roman"/>
+                <w:color w:val="000000"/>
+                <w:sz w:val="20"/>
+                <w:szCs w:val="20"/>
+                <w:lang w:val="pt-BR"/>
+              </w:rPr>
+            </w:pPr>
+            <w:r>
+              <w:rPr>
+                <w:rFonts w:ascii="Times New Roman" w:hAnsi="Times New Roman" w:eastAsia="Times New Roman" w:cs="Times New Roman"/>
+                <w:color w:val="000000"/>
+                <w:sz w:val="20"/>
+                <w:szCs w:val="20"/>
+              </w:rPr>
+              <w:t>3a. Credenciais inválidas: O sistema exibe mensagem de erro e solicita novas credenciais.</w:t>
             </w:r>
           </w:p>
         </w:tc>
@@ -7017,13 +8526,12 @@
             </w:pPr>
             <w:r>
               <w:rPr>
-                <w:rFonts w:hint="default" w:ascii="Times New Roman" w:hAnsi="Times New Roman" w:eastAsia="Times New Roman" w:cs="Times New Roman"/>
-                <w:color w:val="000000"/>
-                <w:sz w:val="20"/>
-                <w:szCs w:val="20"/>
-                <w:lang w:val="pt-BR"/>
-              </w:rPr>
-              <w:t>Aceitar termos de uso no primeiro acesso</w:t>
+                <w:rFonts w:ascii="Times New Roman" w:hAnsi="Times New Roman" w:eastAsia="Times New Roman" w:cs="Times New Roman"/>
+                <w:color w:val="000000"/>
+                <w:sz w:val="20"/>
+                <w:szCs w:val="20"/>
+              </w:rPr>
+              <w:t>Cadastrar profissional da saúde</w:t>
             </w:r>
           </w:p>
         </w:tc>
@@ -7107,7 +8615,7 @@
                 <w:szCs w:val="20"/>
                 <w:lang w:val="pt-BR"/>
               </w:rPr>
-              <w:t>Enfermeiro(a)</w:t>
+              <w:t>Enfermeiro(a) líder</w:t>
             </w:r>
           </w:p>
         </w:tc>
@@ -7185,13 +8693,41 @@
             </w:pPr>
             <w:r>
               <w:rPr>
-                <w:rFonts w:hint="default" w:ascii="Times New Roman" w:hAnsi="Times New Roman" w:eastAsia="Times New Roman"/>
-                <w:color w:val="000000"/>
-                <w:sz w:val="20"/>
-                <w:szCs w:val="20"/>
-                <w:lang w:val="pt-BR"/>
-              </w:rPr>
-              <w:t>Usuário logado pela primeira vez.</w:t>
+                <w:rFonts w:hint="default" w:ascii="Times New Roman" w:hAnsi="Times New Roman" w:eastAsia="Times New Roman" w:cs="Times New Roman"/>
+                <w:color w:val="000000"/>
+                <w:sz w:val="20"/>
+                <w:szCs w:val="20"/>
+                <w:lang w:val="pt-BR"/>
+              </w:rPr>
+              <w:t xml:space="preserve">Enfermeiro(a) líder </w:t>
+            </w:r>
+            <w:r>
+              <w:rPr>
+                <w:rFonts w:ascii="Times New Roman" w:hAnsi="Times New Roman" w:eastAsia="Times New Roman" w:cs="Times New Roman"/>
+                <w:color w:val="000000"/>
+                <w:sz w:val="20"/>
+                <w:szCs w:val="20"/>
+              </w:rPr>
+              <w:t>autenticado</w:t>
+            </w:r>
+            <w:r>
+              <w:rPr>
+                <w:rFonts w:hint="default" w:ascii="Times New Roman" w:hAnsi="Times New Roman" w:eastAsia="Times New Roman" w:cs="Times New Roman"/>
+                <w:color w:val="000000"/>
+                <w:sz w:val="20"/>
+                <w:szCs w:val="20"/>
+                <w:lang w:val="pt-BR"/>
+              </w:rPr>
+              <w:t>(a)</w:t>
+            </w:r>
+            <w:r>
+              <w:rPr>
+                <w:rFonts w:ascii="Times New Roman" w:hAnsi="Times New Roman" w:eastAsia="Times New Roman" w:cs="Times New Roman"/>
+                <w:color w:val="000000"/>
+                <w:sz w:val="20"/>
+                <w:szCs w:val="20"/>
+              </w:rPr>
+              <w:t>.</w:t>
             </w:r>
           </w:p>
         </w:tc>
@@ -7254,28 +8790,28 @@
               <w:bottom w:val="single" w:color="000000" w:sz="4" w:space="0"/>
               <w:right w:val="single" w:color="000000" w:sz="4" w:space="0"/>
             </w:tcBorders>
-          </w:tcPr>
-          <w:p>
-            <w:pPr>
-              <w:pStyle w:val="3"/>
-              <w:spacing w:line="276" w:lineRule="auto"/>
-              <w:rPr>
-                <w:rFonts w:hint="default" w:ascii="Times New Roman" w:hAnsi="Times New Roman" w:eastAsia="Times New Roman" w:cs="Times New Roman"/>
-                <w:color w:val="000000"/>
-                <w:sz w:val="20"/>
-                <w:szCs w:val="20"/>
-                <w:lang w:val="pt-BR"/>
-              </w:rPr>
-            </w:pPr>
-            <w:r>
-              <w:rPr>
-                <w:rFonts w:hint="default" w:ascii="Times New Roman" w:hAnsi="Times New Roman" w:eastAsia="Times New Roman" w:cs="Times New Roman"/>
-                <w:color w:val="000000"/>
-                <w:sz w:val="20"/>
-                <w:szCs w:val="20"/>
-                <w:lang w:val="pt-BR"/>
-              </w:rPr>
-              <w:t>Termos de uso aceitos e registro atualizado.</w:t>
+            <w:vAlign w:val="top"/>
+          </w:tcPr>
+          <w:p>
+            <w:pPr>
+              <w:pStyle w:val="3"/>
+              <w:spacing w:line="276" w:lineRule="auto"/>
+              <w:rPr>
+                <w:rFonts w:hint="default" w:ascii="Times New Roman" w:hAnsi="Times New Roman" w:eastAsia="Times New Roman" w:cs="Times New Roman"/>
+                <w:color w:val="000000"/>
+                <w:sz w:val="20"/>
+                <w:szCs w:val="20"/>
+                <w:lang w:val="pt-BR"/>
+              </w:rPr>
+            </w:pPr>
+            <w:r>
+              <w:rPr>
+                <w:rFonts w:ascii="Times New Roman" w:hAnsi="Times New Roman" w:eastAsia="Times New Roman" w:cs="Times New Roman"/>
+                <w:color w:val="000000"/>
+                <w:sz w:val="20"/>
+                <w:szCs w:val="20"/>
+              </w:rPr>
+              <w:t>Profissional de saúde cadastrado.</w:t>
             </w:r>
           </w:p>
         </w:tc>
@@ -7398,29 +8934,61 @@
           <w:p>
             <w:pPr>
               <w:pStyle w:val="3"/>
-              <w:numPr>
-                <w:ilvl w:val="0"/>
-                <w:numId w:val="0"/>
-              </w:numPr>
-              <w:spacing w:line="276" w:lineRule="auto"/>
-              <w:ind w:leftChars="0"/>
-              <w:rPr>
-                <w:rFonts w:hint="default" w:ascii="Times New Roman" w:hAnsi="Times New Roman" w:eastAsia="Times New Roman" w:cs="Times New Roman"/>
-                <w:color w:val="000000"/>
-                <w:sz w:val="20"/>
-                <w:szCs w:val="20"/>
-                <w:lang w:val="pt-BR"/>
-              </w:rPr>
-            </w:pPr>
-            <w:r>
-              <w:rPr>
-                <w:rFonts w:hint="default" w:ascii="Times New Roman" w:hAnsi="Times New Roman" w:eastAsia="Times New Roman" w:cs="Times New Roman"/>
-                <w:color w:val="000000"/>
-                <w:sz w:val="20"/>
-                <w:szCs w:val="20"/>
-                <w:lang w:val="pt-BR"/>
-              </w:rPr>
-              <w:t>1. O usuário acessa a tela de login.</w:t>
+              <w:spacing w:line="276" w:lineRule="auto"/>
+              <w:rPr>
+                <w:rFonts w:hint="default" w:ascii="Times New Roman" w:hAnsi="Times New Roman" w:eastAsia="Times New Roman" w:cs="Times New Roman"/>
+                <w:color w:val="000000"/>
+                <w:sz w:val="20"/>
+                <w:szCs w:val="20"/>
+                <w:lang w:val="pt-BR"/>
+              </w:rPr>
+            </w:pPr>
+            <w:r>
+              <w:rPr>
+                <w:rFonts w:ascii="Times New Roman" w:hAnsi="Times New Roman" w:eastAsia="Times New Roman" w:cs="Times New Roman"/>
+                <w:color w:val="000000"/>
+                <w:sz w:val="20"/>
+                <w:szCs w:val="20"/>
+              </w:rPr>
+              <w:t xml:space="preserve">1. O </w:t>
+            </w:r>
+            <w:r>
+              <w:rPr>
+                <w:rFonts w:hint="default" w:ascii="Times New Roman" w:hAnsi="Times New Roman" w:eastAsia="Times New Roman" w:cs="Times New Roman"/>
+                <w:color w:val="000000"/>
+                <w:sz w:val="20"/>
+                <w:szCs w:val="20"/>
+                <w:lang w:val="pt-BR"/>
+              </w:rPr>
+              <w:t xml:space="preserve">enfermeiro(a) líder </w:t>
+            </w:r>
+            <w:r>
+              <w:rPr>
+                <w:rFonts w:ascii="Times New Roman" w:hAnsi="Times New Roman" w:eastAsia="Times New Roman" w:cs="Times New Roman"/>
+                <w:color w:val="000000"/>
+                <w:sz w:val="20"/>
+                <w:szCs w:val="20"/>
+              </w:rPr>
+              <w:t xml:space="preserve">acessa a funcionalidade de cadastro de </w:t>
+            </w:r>
+            <w:r>
+              <w:rPr>
+                <w:rFonts w:hint="default" w:ascii="Times New Roman" w:hAnsi="Times New Roman" w:eastAsia="Times New Roman" w:cs="Times New Roman"/>
+                <w:color w:val="000000"/>
+                <w:sz w:val="20"/>
+                <w:szCs w:val="20"/>
+                <w:lang w:val="pt-BR"/>
+              </w:rPr>
+              <w:t>cuidador</w:t>
+            </w:r>
+            <w:r>
+              <w:rPr>
+                <w:rFonts w:ascii="Times New Roman" w:hAnsi="Times New Roman" w:eastAsia="Times New Roman" w:cs="Times New Roman"/>
+                <w:color w:val="000000"/>
+                <w:sz w:val="20"/>
+                <w:szCs w:val="20"/>
+              </w:rPr>
+              <w:t>.</w:t>
             </w:r>
           </w:p>
         </w:tc>
@@ -7491,23 +9059,31 @@
             </w:pPr>
             <w:r>
               <w:rPr>
-                <w:rFonts w:hint="default" w:ascii="Times New Roman" w:hAnsi="Times New Roman" w:eastAsia="Times New Roman" w:cs="Times New Roman"/>
-                <w:color w:val="000000"/>
-                <w:sz w:val="20"/>
-                <w:szCs w:val="20"/>
-                <w:lang w:val="pt-BR"/>
-              </w:rPr>
-              <w:t>2. O usuário insere e-mail e senha.</w:t>
-            </w:r>
-            <w:r>
-              <w:rPr>
-                <w:rFonts w:hint="default" w:ascii="Times New Roman" w:hAnsi="Times New Roman" w:eastAsia="Times New Roman" w:cs="Times New Roman"/>
-                <w:color w:val="000000"/>
-                <w:sz w:val="20"/>
-                <w:szCs w:val="20"/>
-                <w:lang w:val="pt-BR"/>
-              </w:rPr>
-              <w:br w:type="textWrapping"/>
+                <w:rFonts w:ascii="Times New Roman" w:hAnsi="Times New Roman" w:eastAsia="Times New Roman" w:cs="Times New Roman"/>
+                <w:color w:val="000000"/>
+                <w:sz w:val="20"/>
+                <w:szCs w:val="20"/>
+              </w:rPr>
+              <w:t xml:space="preserve">2. O </w:t>
+            </w:r>
+            <w:r>
+              <w:rPr>
+                <w:rFonts w:hint="default" w:ascii="Times New Roman" w:hAnsi="Times New Roman" w:eastAsia="Times New Roman" w:cs="Times New Roman"/>
+                <w:color w:val="000000"/>
+                <w:sz w:val="20"/>
+                <w:szCs w:val="20"/>
+                <w:lang w:val="pt-BR"/>
+              </w:rPr>
+              <w:t xml:space="preserve">enfermeiro(a) líder </w:t>
+            </w:r>
+            <w:r>
+              <w:rPr>
+                <w:rFonts w:ascii="Times New Roman" w:hAnsi="Times New Roman" w:eastAsia="Times New Roman" w:cs="Times New Roman"/>
+                <w:color w:val="000000"/>
+                <w:sz w:val="20"/>
+                <w:szCs w:val="20"/>
+              </w:rPr>
+              <w:t>preenche os dados do profissional.</w:t>
             </w:r>
           </w:p>
         </w:tc>
@@ -7562,19 +9138,29 @@
               <w:bottom w:val="single" w:color="000000" w:sz="4" w:space="0"/>
               <w:right w:val="single" w:color="000000" w:sz="4" w:space="0"/>
             </w:tcBorders>
-          </w:tcPr>
-          <w:p>
-            <w:pPr>
-              <w:pStyle w:val="3"/>
-              <w:spacing w:line="276" w:lineRule="auto"/>
-              <w:rPr>
-                <w:rFonts w:hint="default" w:ascii="Times New Roman" w:hAnsi="Times New Roman" w:eastAsia="Times New Roman" w:cs="Times New Roman"/>
-                <w:color w:val="000000"/>
-                <w:sz w:val="20"/>
-                <w:szCs w:val="20"/>
-                <w:lang w:val="pt-BR"/>
-              </w:rPr>
-            </w:pPr>
+            <w:vAlign w:val="top"/>
+          </w:tcPr>
+          <w:p>
+            <w:pPr>
+              <w:pStyle w:val="3"/>
+              <w:spacing w:line="276" w:lineRule="auto"/>
+              <w:rPr>
+                <w:rFonts w:ascii="Times New Roman" w:hAnsi="Times New Roman" w:eastAsia="Times New Roman" w:cs="Times New Roman"/>
+                <w:color w:val="000000"/>
+                <w:sz w:val="20"/>
+                <w:szCs w:val="20"/>
+              </w:rPr>
+            </w:pPr>
+            <w:r>
+              <w:rPr>
+                <w:rFonts w:hint="default" w:ascii="Times New Roman" w:hAnsi="Times New Roman" w:eastAsia="Times New Roman" w:cs="Times New Roman"/>
+                <w:color w:val="000000"/>
+                <w:sz w:val="20"/>
+                <w:szCs w:val="20"/>
+                <w:lang w:val="pt-BR"/>
+              </w:rPr>
+              <w:t>Fluxo de acerto</w:t>
+            </w:r>
           </w:p>
         </w:tc>
         <w:tc>
@@ -7590,30 +9176,15 @@
           <w:p>
             <w:pPr>
               <w:pStyle w:val="3"/>
-              <w:numPr>
-                <w:ilvl w:val="0"/>
-                <w:numId w:val="0"/>
-              </w:numPr>
-              <w:spacing w:line="276" w:lineRule="auto"/>
-              <w:ind w:leftChars="0"/>
-              <w:rPr>
-                <w:rFonts w:hint="default" w:ascii="Times New Roman" w:hAnsi="Times New Roman" w:eastAsia="Times New Roman" w:cs="Times New Roman"/>
-                <w:color w:val="000000"/>
-                <w:sz w:val="20"/>
-                <w:szCs w:val="20"/>
-                <w:lang w:val="pt-BR"/>
-              </w:rPr>
-            </w:pPr>
-            <w:r>
-              <w:rPr>
-                <w:rFonts w:hint="default" w:ascii="Times New Roman" w:hAnsi="Times New Roman" w:eastAsia="Times New Roman" w:cs="Times New Roman"/>
-                <w:color w:val="000000"/>
-                <w:sz w:val="20"/>
-                <w:szCs w:val="20"/>
-                <w:lang w:val="pt-BR"/>
-              </w:rPr>
-              <w:t>3. O sistema exibe os termos de uso.</w:t>
-            </w:r>
+              <w:spacing w:line="276" w:lineRule="auto"/>
+              <w:rPr>
+                <w:rFonts w:hint="default" w:ascii="Times New Roman" w:hAnsi="Times New Roman" w:eastAsia="Times New Roman" w:cs="Times New Roman"/>
+                <w:color w:val="000000"/>
+                <w:sz w:val="20"/>
+                <w:szCs w:val="20"/>
+                <w:lang w:val="pt-BR"/>
+              </w:rPr>
+            </w:pPr>
           </w:p>
         </w:tc>
       </w:tr>
@@ -7647,30 +9218,15 @@
           <w:p>
             <w:pPr>
               <w:pStyle w:val="3"/>
-              <w:numPr>
-                <w:ilvl w:val="0"/>
-                <w:numId w:val="2"/>
-              </w:numPr>
-              <w:spacing w:line="276" w:lineRule="auto"/>
-              <w:ind w:leftChars="0"/>
-              <w:rPr>
-                <w:rFonts w:hint="default" w:ascii="Times New Roman" w:hAnsi="Times New Roman" w:eastAsia="Times New Roman" w:cs="Times New Roman"/>
-                <w:color w:val="000000"/>
-                <w:sz w:val="20"/>
-                <w:szCs w:val="20"/>
-                <w:lang w:val="pt-BR"/>
-              </w:rPr>
-            </w:pPr>
-            <w:r>
-              <w:rPr>
-                <w:rFonts w:hint="default" w:ascii="Times New Roman" w:hAnsi="Times New Roman" w:eastAsia="Times New Roman" w:cs="Times New Roman"/>
-                <w:color w:val="000000"/>
-                <w:sz w:val="20"/>
-                <w:szCs w:val="20"/>
-                <w:lang w:val="pt-BR"/>
-              </w:rPr>
-              <w:t>O usuário lê os termos e clica em 'Aceitar'.</w:t>
-            </w:r>
+              <w:spacing w:line="276" w:lineRule="auto"/>
+              <w:rPr>
+                <w:rFonts w:hint="default" w:ascii="Times New Roman" w:hAnsi="Times New Roman" w:eastAsia="Times New Roman" w:cs="Times New Roman"/>
+                <w:color w:val="000000"/>
+                <w:sz w:val="20"/>
+                <w:szCs w:val="20"/>
+                <w:lang w:val="pt-BR"/>
+              </w:rPr>
+            </w:pPr>
           </w:p>
         </w:tc>
         <w:tc>
@@ -7686,20 +9242,24 @@
           <w:p>
             <w:pPr>
               <w:pStyle w:val="3"/>
-              <w:numPr>
-                <w:ilvl w:val="0"/>
-                <w:numId w:val="0"/>
-              </w:numPr>
-              <w:spacing w:line="276" w:lineRule="auto"/>
-              <w:ind w:leftChars="0"/>
-              <w:rPr>
-                <w:rFonts w:hint="default" w:ascii="Times New Roman" w:hAnsi="Times New Roman" w:eastAsia="Times New Roman" w:cs="Times New Roman"/>
-                <w:color w:val="000000"/>
-                <w:sz w:val="20"/>
-                <w:szCs w:val="20"/>
-                <w:lang w:val="pt-BR"/>
-              </w:rPr>
-            </w:pPr>
+              <w:spacing w:line="276" w:lineRule="auto"/>
+              <w:rPr>
+                <w:rFonts w:hint="default" w:ascii="Times New Roman" w:hAnsi="Times New Roman" w:eastAsia="Times New Roman" w:cs="Times New Roman"/>
+                <w:color w:val="000000"/>
+                <w:sz w:val="20"/>
+                <w:szCs w:val="20"/>
+                <w:lang w:val="pt-BR"/>
+              </w:rPr>
+            </w:pPr>
+            <w:r>
+              <w:rPr>
+                <w:rFonts w:ascii="Times New Roman" w:hAnsi="Times New Roman" w:eastAsia="Times New Roman" w:cs="Times New Roman"/>
+                <w:color w:val="000000"/>
+                <w:sz w:val="20"/>
+                <w:szCs w:val="20"/>
+              </w:rPr>
+              <w:t>3. O sistema valida e registra o profissional.</w:t>
+            </w:r>
           </w:p>
         </w:tc>
       </w:tr>
@@ -7729,15 +9289,31 @@
               <w:bottom w:val="single" w:color="000000" w:sz="4" w:space="0"/>
               <w:right w:val="single" w:color="000000" w:sz="4" w:space="0"/>
             </w:tcBorders>
-          </w:tcPr>
-          <w:p>
-            <w:pPr>
-              <w:pStyle w:val="3"/>
-              <w:spacing w:line="276" w:lineRule="auto"/>
-              <w:rPr>
-                <w:color w:val="404040"/>
-              </w:rPr>
-            </w:pPr>
+            <w:shd w:val="clear" w:color="auto" w:fill="auto"/>
+            <w:vAlign w:val="top"/>
+          </w:tcPr>
+          <w:p>
+            <w:pPr>
+              <w:pStyle w:val="3"/>
+              <w:spacing w:line="276" w:lineRule="auto"/>
+              <w:rPr>
+                <w:rFonts w:hint="default" w:ascii="Times New Roman" w:hAnsi="Times New Roman" w:eastAsia="Times New Roman" w:cs="Times New Roman"/>
+                <w:color w:val="000000"/>
+                <w:sz w:val="20"/>
+                <w:szCs w:val="20"/>
+                <w:lang w:val="pt-BR" w:eastAsia="pt-BR" w:bidi="ar-SA"/>
+              </w:rPr>
+            </w:pPr>
+            <w:r>
+              <w:rPr>
+                <w:rFonts w:hint="default" w:ascii="Times New Roman" w:hAnsi="Times New Roman" w:eastAsia="Times New Roman" w:cs="Times New Roman"/>
+                <w:color w:val="000000"/>
+                <w:sz w:val="20"/>
+                <w:szCs w:val="20"/>
+                <w:lang w:val="pt-BR"/>
+              </w:rPr>
+              <w:t>Fluxo de erro</w:t>
+            </w:r>
           </w:p>
         </w:tc>
         <w:tc>
@@ -7749,34 +9325,21 @@
               <w:bottom w:val="single" w:color="000000" w:sz="4" w:space="0"/>
               <w:right w:val="single" w:color="000000" w:sz="4" w:space="0"/>
             </w:tcBorders>
-          </w:tcPr>
-          <w:p>
-            <w:pPr>
-              <w:pStyle w:val="3"/>
-              <w:numPr>
-                <w:ilvl w:val="0"/>
-                <w:numId w:val="2"/>
-              </w:numPr>
-              <w:spacing w:line="276" w:lineRule="auto"/>
-              <w:ind w:left="0" w:leftChars="0" w:firstLine="0" w:firstLineChars="0"/>
-              <w:rPr>
-                <w:rFonts w:hint="default" w:ascii="Times New Roman" w:hAnsi="Times New Roman" w:eastAsia="Times New Roman" w:cs="Times New Roman"/>
-                <w:color w:val="000000"/>
-                <w:sz w:val="20"/>
-                <w:szCs w:val="20"/>
-                <w:lang w:val="pt-BR"/>
-              </w:rPr>
-            </w:pPr>
-            <w:r>
-              <w:rPr>
-                <w:rFonts w:hint="default" w:ascii="Times New Roman" w:hAnsi="Times New Roman" w:eastAsia="Times New Roman" w:cs="Times New Roman"/>
-                <w:color w:val="000000"/>
-                <w:sz w:val="20"/>
-                <w:szCs w:val="20"/>
-                <w:lang w:val="pt-BR"/>
-              </w:rPr>
-              <w:t>O sistema registra a aceitação dos termos.</w:t>
-            </w:r>
+            <w:shd w:val="clear" w:color="auto" w:fill="auto"/>
+            <w:vAlign w:val="top"/>
+          </w:tcPr>
+          <w:p>
+            <w:pPr>
+              <w:pStyle w:val="3"/>
+              <w:spacing w:line="276" w:lineRule="auto"/>
+              <w:rPr>
+                <w:rFonts w:hint="default" w:ascii="Times New Roman" w:hAnsi="Times New Roman" w:eastAsia="Times New Roman" w:cs="Times New Roman"/>
+                <w:color w:val="000000"/>
+                <w:sz w:val="20"/>
+                <w:szCs w:val="20"/>
+                <w:lang w:val="pt-BR" w:eastAsia="pt-BR" w:bidi="ar-SA"/>
+              </w:rPr>
+            </w:pPr>
           </w:p>
         </w:tc>
       </w:tr>
@@ -7799,140 +9362,50 @@
         </w:tblPrEx>
         <w:tc>
           <w:tcPr>
-            <w:tcW w:w="2381" w:type="dxa"/>
-            <w:tcBorders>
-              <w:top w:val="single" w:color="000000" w:sz="4" w:space="0"/>
-              <w:left w:val="single" w:color="000000" w:sz="4" w:space="0"/>
-              <w:bottom w:val="single" w:color="000000" w:sz="4" w:space="0"/>
-              <w:right w:val="single" w:color="000000" w:sz="4" w:space="0"/>
-            </w:tcBorders>
-          </w:tcPr>
-          <w:p>
-            <w:pPr>
-              <w:pStyle w:val="3"/>
-              <w:spacing w:line="276" w:lineRule="auto"/>
-              <w:rPr>
-                <w:rFonts w:hint="default" w:ascii="Times New Roman" w:hAnsi="Times New Roman" w:eastAsia="Times New Roman" w:cs="Times New Roman"/>
-                <w:color w:val="000000"/>
-                <w:sz w:val="20"/>
-                <w:szCs w:val="20"/>
-                <w:lang w:val="pt-BR"/>
-              </w:rPr>
-            </w:pPr>
-            <w:r>
-              <w:rPr>
-                <w:rFonts w:hint="default" w:ascii="Times New Roman" w:hAnsi="Times New Roman" w:eastAsia="Times New Roman" w:cs="Times New Roman"/>
-                <w:color w:val="000000"/>
-                <w:sz w:val="20"/>
-                <w:szCs w:val="20"/>
-                <w:lang w:val="pt-BR"/>
-              </w:rPr>
-              <w:t>Fluxo Alternativo</w:t>
-            </w:r>
-          </w:p>
-        </w:tc>
-        <w:tc>
-          <w:tcPr>
-            <w:tcW w:w="6641" w:type="dxa"/>
-            <w:tcBorders>
-              <w:top w:val="single" w:color="000000" w:sz="4" w:space="0"/>
-              <w:left w:val="single" w:color="000000" w:sz="4" w:space="0"/>
-              <w:bottom w:val="single" w:color="000000" w:sz="4" w:space="0"/>
-              <w:right w:val="single" w:color="000000" w:sz="4" w:space="0"/>
-            </w:tcBorders>
-          </w:tcPr>
-          <w:p>
-            <w:pPr>
-              <w:pStyle w:val="3"/>
-              <w:numPr>
-                <w:ilvl w:val="0"/>
-                <w:numId w:val="0"/>
-              </w:numPr>
-              <w:spacing w:line="276" w:lineRule="auto"/>
-              <w:ind w:leftChars="0"/>
-              <w:rPr>
-                <w:rFonts w:hint="default" w:ascii="Times New Roman" w:hAnsi="Times New Roman" w:eastAsia="Times New Roman" w:cs="Times New Roman"/>
-                <w:color w:val="000000"/>
-                <w:sz w:val="20"/>
-                <w:szCs w:val="20"/>
-                <w:lang w:val="pt-BR"/>
-              </w:rPr>
-            </w:pPr>
-          </w:p>
-        </w:tc>
-      </w:tr>
-      <w:tr>
-        <w:tblPrEx>
-          <w:tblBorders>
-            <w:top w:val="single" w:color="000000" w:sz="4" w:space="0"/>
-            <w:left w:val="single" w:color="000000" w:sz="4" w:space="0"/>
-            <w:bottom w:val="single" w:color="000000" w:sz="4" w:space="0"/>
-            <w:right w:val="single" w:color="000000" w:sz="4" w:space="0"/>
-            <w:insideH w:val="single" w:color="000000" w:sz="4" w:space="0"/>
-            <w:insideV w:val="single" w:color="000000" w:sz="4" w:space="0"/>
-          </w:tblBorders>
-          <w:tblCellMar>
-            <w:top w:w="0" w:type="dxa"/>
-            <w:left w:w="108" w:type="dxa"/>
-            <w:bottom w:w="0" w:type="dxa"/>
-            <w:right w:w="108" w:type="dxa"/>
-          </w:tblCellMar>
-        </w:tblPrEx>
-        <w:tc>
-          <w:tcPr>
-            <w:tcW w:w="2381" w:type="dxa"/>
-            <w:tcBorders>
-              <w:top w:val="single" w:color="000000" w:sz="4" w:space="0"/>
-              <w:left w:val="single" w:color="000000" w:sz="4" w:space="0"/>
-              <w:bottom w:val="single" w:color="000000" w:sz="4" w:space="0"/>
-              <w:right w:val="single" w:color="000000" w:sz="4" w:space="0"/>
-            </w:tcBorders>
-          </w:tcPr>
-          <w:p>
-            <w:pPr>
-              <w:pStyle w:val="3"/>
-              <w:spacing w:line="276" w:lineRule="auto"/>
-              <w:rPr>
-                <w:rFonts w:hint="default" w:ascii="Times New Roman" w:hAnsi="Times New Roman" w:eastAsia="Times New Roman" w:cs="Times New Roman"/>
-                <w:color w:val="000000"/>
-                <w:sz w:val="20"/>
-                <w:szCs w:val="20"/>
-                <w:lang w:val="pt-BR"/>
-              </w:rPr>
-            </w:pPr>
-          </w:p>
-        </w:tc>
-        <w:tc>
-          <w:tcPr>
-            <w:tcW w:w="6641" w:type="dxa"/>
-            <w:tcBorders>
-              <w:top w:val="single" w:color="000000" w:sz="4" w:space="0"/>
-              <w:left w:val="single" w:color="000000" w:sz="4" w:space="0"/>
-              <w:bottom w:val="single" w:color="000000" w:sz="4" w:space="0"/>
-              <w:right w:val="single" w:color="000000" w:sz="4" w:space="0"/>
-            </w:tcBorders>
-          </w:tcPr>
-          <w:p>
-            <w:pPr>
-              <w:pStyle w:val="3"/>
-              <w:spacing w:line="276" w:lineRule="auto"/>
-              <w:rPr>
-                <w:rFonts w:hint="default" w:ascii="Times New Roman" w:hAnsi="Times New Roman" w:eastAsia="Times New Roman" w:cs="Times New Roman"/>
-                <w:color w:val="000000"/>
-                <w:sz w:val="20"/>
-                <w:szCs w:val="20"/>
-                <w:lang w:val="pt-BR"/>
-              </w:rPr>
-            </w:pPr>
-            <w:r>
-              <w:rPr>
-                <w:rFonts w:hint="default" w:ascii="Times New Roman" w:hAnsi="Times New Roman" w:eastAsia="Times New Roman" w:cs="Times New Roman"/>
-                <w:color w:val="000000"/>
-                <w:sz w:val="20"/>
-                <w:szCs w:val="20"/>
-                <w:lang w:val="pt-BR"/>
-              </w:rPr>
-              <w:t>2a. Usuário não aceita: O sistema impede o acesso às funcionalidades e solicita a aceitação.</w:t>
+            <w:tcW w:w="0" w:type="auto"/>
+            <w:shd w:val="clear" w:color="auto" w:fill="auto"/>
+            <w:vAlign w:val="top"/>
+          </w:tcPr>
+          <w:p>
+            <w:pPr>
+              <w:pStyle w:val="3"/>
+              <w:spacing w:line="276" w:lineRule="auto"/>
+              <w:rPr>
+                <w:rFonts w:hint="default" w:ascii="Times New Roman" w:hAnsi="Times New Roman" w:eastAsia="Times New Roman" w:cs="Times New Roman"/>
+                <w:color w:val="000000"/>
+                <w:sz w:val="20"/>
+                <w:szCs w:val="20"/>
+                <w:lang w:val="pt-BR" w:eastAsia="pt-BR"/>
+              </w:rPr>
+            </w:pPr>
+          </w:p>
+        </w:tc>
+        <w:tc>
+          <w:tcPr>
+            <w:tcW w:w="0" w:type="auto"/>
+            <w:shd w:val="clear" w:color="auto" w:fill="auto"/>
+            <w:vAlign w:val="top"/>
+          </w:tcPr>
+          <w:p>
+            <w:pPr>
+              <w:pStyle w:val="3"/>
+              <w:spacing w:line="276" w:lineRule="auto"/>
+              <w:rPr>
+                <w:rFonts w:hint="default" w:ascii="Times New Roman" w:hAnsi="Times New Roman" w:eastAsia="Times New Roman" w:cs="Times New Roman"/>
+                <w:color w:val="000000"/>
+                <w:sz w:val="20"/>
+                <w:szCs w:val="20"/>
+                <w:lang w:val="pt-BR" w:eastAsia="pt-BR"/>
+              </w:rPr>
+            </w:pPr>
+            <w:r>
+              <w:rPr>
+                <w:rFonts w:ascii="Times New Roman" w:hAnsi="Times New Roman" w:eastAsia="Times New Roman" w:cs="Times New Roman"/>
+                <w:color w:val="000000"/>
+                <w:sz w:val="20"/>
+                <w:szCs w:val="20"/>
+              </w:rPr>
+              <w:t>3a. Dados inválidos: O sistema exibe mensagem de erro e solicita correção.</w:t>
             </w:r>
           </w:p>
         </w:tc>
@@ -8053,7 +9526,7 @@
                 <w:szCs w:val="20"/>
                 <w:lang w:val="pt-BR"/>
               </w:rPr>
-              <w:t>Autenticação</w:t>
+              <w:t>Desativar profissional da saúde</w:t>
             </w:r>
           </w:p>
         </w:tc>
@@ -8075,9 +9548,6 @@
             <w:right w:w="108" w:type="dxa"/>
           </w:tblCellMar>
         </w:tblPrEx>
-        <w:trPr>
-          <w:trHeight w:val="90" w:hRule="atLeast"/>
-        </w:trPr>
         <w:tc>
           <w:tcPr>
             <w:tcW w:w="2381" w:type="dxa"/>
@@ -8140,7 +9610,7 @@
                 <w:szCs w:val="20"/>
                 <w:lang w:val="pt-BR"/>
               </w:rPr>
-              <w:t>Enfermeiro(a)</w:t>
+              <w:t>Enfermeiro(a) líder</w:t>
             </w:r>
           </w:p>
         </w:tc>
@@ -8218,13 +9688,13 @@
             </w:pPr>
             <w:r>
               <w:rPr>
-                <w:rFonts w:hint="default" w:ascii="Times New Roman" w:hAnsi="Times New Roman" w:eastAsia="Times New Roman"/>
-                <w:color w:val="000000"/>
-                <w:sz w:val="20"/>
-                <w:szCs w:val="20"/>
-                <w:lang w:val="pt-BR"/>
-              </w:rPr>
-              <w:t>Usuário com uma conta criada e ativada.</w:t>
+                <w:rFonts w:hint="default" w:ascii="Times New Roman" w:hAnsi="Times New Roman" w:eastAsia="Times New Roman" w:cs="Times New Roman"/>
+                <w:color w:val="000000"/>
+                <w:sz w:val="20"/>
+                <w:szCs w:val="20"/>
+                <w:lang w:val="pt-BR"/>
+              </w:rPr>
+              <w:t>Enfermeiro(a) líder autenticado(a).</w:t>
             </w:r>
           </w:p>
         </w:tc>
@@ -8287,28 +9757,30 @@
               <w:bottom w:val="single" w:color="000000" w:sz="4" w:space="0"/>
               <w:right w:val="single" w:color="000000" w:sz="4" w:space="0"/>
             </w:tcBorders>
-          </w:tcPr>
-          <w:p>
-            <w:pPr>
-              <w:pStyle w:val="3"/>
-              <w:spacing w:line="276" w:lineRule="auto"/>
-              <w:rPr>
-                <w:rFonts w:hint="default" w:ascii="Times New Roman" w:hAnsi="Times New Roman" w:eastAsia="Times New Roman" w:cs="Times New Roman"/>
-                <w:color w:val="000000"/>
-                <w:sz w:val="20"/>
-                <w:szCs w:val="20"/>
-                <w:lang w:val="pt-BR"/>
-              </w:rPr>
-            </w:pPr>
-            <w:r>
-              <w:rPr>
-                <w:rFonts w:hint="default" w:ascii="Times New Roman" w:hAnsi="Times New Roman" w:eastAsia="Times New Roman" w:cs="Times New Roman"/>
-                <w:color w:val="000000"/>
-                <w:sz w:val="20"/>
-                <w:szCs w:val="20"/>
-                <w:lang w:val="pt-BR"/>
-              </w:rPr>
-              <w:t>Usuário autenticado no sistema.</w:t>
+            <w:shd w:val="clear" w:color="auto" w:fill="auto"/>
+            <w:vAlign w:val="top"/>
+          </w:tcPr>
+          <w:p>
+            <w:pPr>
+              <w:pStyle w:val="3"/>
+              <w:spacing w:line="276" w:lineRule="auto"/>
+              <w:rPr>
+                <w:rFonts w:hint="default" w:ascii="Times New Roman" w:hAnsi="Times New Roman" w:eastAsia="Times New Roman" w:cs="Times New Roman"/>
+                <w:color w:val="000000"/>
+                <w:sz w:val="20"/>
+                <w:szCs w:val="20"/>
+                <w:lang w:val="pt-BR" w:eastAsia="pt-BR"/>
+              </w:rPr>
+            </w:pPr>
+            <w:r>
+              <w:rPr>
+                <w:rFonts w:hint="default" w:ascii="Times New Roman" w:hAnsi="Times New Roman" w:eastAsia="Times New Roman" w:cs="Times New Roman"/>
+                <w:color w:val="000000"/>
+                <w:sz w:val="20"/>
+                <w:szCs w:val="20"/>
+                <w:lang w:val="pt-BR"/>
+              </w:rPr>
+              <w:t>Profissional de saúde desativado.</w:t>
             </w:r>
           </w:p>
         </w:tc>
@@ -8431,29 +9903,25 @@
           <w:p>
             <w:pPr>
               <w:pStyle w:val="3"/>
-              <w:numPr>
-                <w:ilvl w:val="0"/>
-                <w:numId w:val="0"/>
-              </w:numPr>
-              <w:spacing w:line="276" w:lineRule="auto"/>
-              <w:ind w:leftChars="0"/>
-              <w:rPr>
-                <w:rFonts w:hint="default" w:ascii="Times New Roman" w:hAnsi="Times New Roman" w:eastAsia="Times New Roman" w:cs="Times New Roman"/>
-                <w:color w:val="000000"/>
-                <w:sz w:val="20"/>
-                <w:szCs w:val="20"/>
-                <w:lang w:val="pt-BR"/>
-              </w:rPr>
-            </w:pPr>
-            <w:r>
-              <w:rPr>
-                <w:rFonts w:hint="default" w:ascii="Times New Roman" w:hAnsi="Times New Roman" w:eastAsia="Times New Roman" w:cs="Times New Roman"/>
-                <w:color w:val="000000"/>
-                <w:sz w:val="20"/>
-                <w:szCs w:val="20"/>
-                <w:lang w:val="pt-BR"/>
-              </w:rPr>
-              <w:t>1. O usuário acessa a tela de login.</w:t>
+              <w:spacing w:line="276" w:lineRule="auto"/>
+              <w:ind w:left="100" w:hanging="100" w:hangingChars="50"/>
+              <w:rPr>
+                <w:rFonts w:hint="default" w:ascii="Times New Roman" w:hAnsi="Times New Roman" w:eastAsia="Times New Roman" w:cs="Times New Roman"/>
+                <w:color w:val="000000"/>
+                <w:sz w:val="20"/>
+                <w:szCs w:val="20"/>
+                <w:lang w:val="pt-BR"/>
+              </w:rPr>
+            </w:pPr>
+            <w:r>
+              <w:rPr>
+                <w:rFonts w:hint="default" w:ascii="Times New Roman" w:hAnsi="Times New Roman" w:eastAsia="Times New Roman" w:cs="Times New Roman"/>
+                <w:color w:val="000000"/>
+                <w:sz w:val="20"/>
+                <w:szCs w:val="20"/>
+                <w:lang w:val="pt-BR"/>
+              </w:rPr>
+              <w:t>1. O enfermeiro(a) líder seleciona um profissional para desativar.</w:t>
             </w:r>
           </w:p>
         </w:tc>
@@ -8522,16 +9990,6 @@
                 <w:lang w:val="pt-BR"/>
               </w:rPr>
             </w:pPr>
-            <w:r>
-              <w:rPr>
-                <w:rFonts w:hint="default" w:ascii="Times New Roman" w:hAnsi="Times New Roman" w:eastAsia="Times New Roman" w:cs="Times New Roman"/>
-                <w:color w:val="000000"/>
-                <w:sz w:val="20"/>
-                <w:szCs w:val="20"/>
-                <w:lang w:val="pt-BR"/>
-              </w:rPr>
-              <w:t>2. O usuário insere e-mail e senha.</w:t>
-            </w:r>
           </w:p>
         </w:tc>
         <w:tc>
@@ -8556,6 +10014,16 @@
                 <w:lang w:val="pt-BR"/>
               </w:rPr>
             </w:pPr>
+            <w:r>
+              <w:rPr>
+                <w:rFonts w:hint="default" w:ascii="Times New Roman" w:hAnsi="Times New Roman" w:eastAsia="Times New Roman" w:cs="Times New Roman"/>
+                <w:color w:val="000000"/>
+                <w:sz w:val="20"/>
+                <w:szCs w:val="20"/>
+                <w:lang w:val="pt-BR"/>
+              </w:rPr>
+              <w:t>2. O sistema solicita desativação.</w:t>
+            </w:r>
           </w:p>
         </w:tc>
       </w:tr>
@@ -8598,6 +10066,16 @@
                 <w:lang w:val="pt-BR"/>
               </w:rPr>
             </w:pPr>
+            <w:r>
+              <w:rPr>
+                <w:rFonts w:hint="default" w:ascii="Times New Roman" w:hAnsi="Times New Roman" w:eastAsia="Times New Roman" w:cs="Times New Roman"/>
+                <w:color w:val="000000"/>
+                <w:sz w:val="20"/>
+                <w:szCs w:val="20"/>
+                <w:lang w:val="pt-BR"/>
+              </w:rPr>
+              <w:t>3. O enfermeiro(a) líder confirma a desativação.</w:t>
+            </w:r>
           </w:p>
         </w:tc>
         <w:tc>
@@ -8622,16 +10100,6 @@
                 <w:lang w:val="pt-BR"/>
               </w:rPr>
             </w:pPr>
-            <w:r>
-              <w:rPr>
-                <w:rFonts w:hint="default" w:ascii="Times New Roman" w:hAnsi="Times New Roman" w:eastAsia="Times New Roman" w:cs="Times New Roman"/>
-                <w:color w:val="000000"/>
-                <w:sz w:val="20"/>
-                <w:szCs w:val="20"/>
-                <w:lang w:val="pt-BR"/>
-              </w:rPr>
-              <w:t>3. O sistema valida as credenciais.</w:t>
-            </w:r>
           </w:p>
         </w:tc>
       </w:tr>
@@ -8674,6 +10142,16 @@
                 <w:lang w:val="pt-BR"/>
               </w:rPr>
             </w:pPr>
+            <w:r>
+              <w:rPr>
+                <w:rFonts w:hint="default" w:ascii="Times New Roman" w:hAnsi="Times New Roman" w:eastAsia="Times New Roman" w:cs="Times New Roman"/>
+                <w:color w:val="000000"/>
+                <w:sz w:val="20"/>
+                <w:szCs w:val="20"/>
+                <w:lang w:val="pt-BR"/>
+              </w:rPr>
+              <w:t>Fluxo de acerto</w:t>
+            </w:r>
           </w:p>
         </w:tc>
         <w:tc>
@@ -8698,16 +10176,6 @@
                 <w:lang w:val="pt-BR"/>
               </w:rPr>
             </w:pPr>
-            <w:r>
-              <w:rPr>
-                <w:rFonts w:hint="default" w:ascii="Times New Roman" w:hAnsi="Times New Roman" w:eastAsia="Times New Roman" w:cs="Times New Roman"/>
-                <w:color w:val="000000"/>
-                <w:sz w:val="20"/>
-                <w:szCs w:val="20"/>
-                <w:lang w:val="pt-BR"/>
-              </w:rPr>
-              <w:t>4. O sistema autentica o usuário e redireciona para a página inicial.</w:t>
-            </w:r>
           </w:p>
         </w:tc>
       </w:tr>
@@ -8750,16 +10218,6 @@
                 <w:lang w:val="pt-BR"/>
               </w:rPr>
             </w:pPr>
-            <w:r>
-              <w:rPr>
-                <w:rFonts w:hint="default" w:ascii="Times New Roman" w:hAnsi="Times New Roman" w:eastAsia="Times New Roman" w:cs="Times New Roman"/>
-                <w:color w:val="000000"/>
-                <w:sz w:val="20"/>
-                <w:szCs w:val="20"/>
-                <w:lang w:val="pt-BR"/>
-              </w:rPr>
-              <w:t>Fluxo Alternativo</w:t>
-            </w:r>
           </w:p>
         </w:tc>
         <w:tc>
@@ -8775,20 +10233,25 @@
           <w:p>
             <w:pPr>
               <w:pStyle w:val="3"/>
-              <w:numPr>
-                <w:ilvl w:val="0"/>
-                <w:numId w:val="0"/>
-              </w:numPr>
-              <w:spacing w:line="276" w:lineRule="auto"/>
-              <w:ind w:leftChars="0"/>
-              <w:rPr>
-                <w:rFonts w:hint="default" w:ascii="Times New Roman" w:hAnsi="Times New Roman" w:eastAsia="Times New Roman" w:cs="Times New Roman"/>
-                <w:color w:val="000000"/>
-                <w:sz w:val="20"/>
-                <w:szCs w:val="20"/>
-                <w:lang w:val="pt-BR"/>
-              </w:rPr>
-            </w:pPr>
+              <w:spacing w:line="276" w:lineRule="auto"/>
+              <w:rPr>
+                <w:rFonts w:hint="default" w:ascii="Times New Roman" w:hAnsi="Times New Roman" w:eastAsia="Times New Roman" w:cs="Times New Roman"/>
+                <w:color w:val="000000"/>
+                <w:sz w:val="20"/>
+                <w:szCs w:val="20"/>
+                <w:lang w:val="pt-BR"/>
+              </w:rPr>
+            </w:pPr>
+            <w:r>
+              <w:rPr>
+                <w:rFonts w:hint="default" w:ascii="Times New Roman" w:hAnsi="Times New Roman" w:eastAsia="Times New Roman" w:cs="Times New Roman"/>
+                <w:color w:val="000000"/>
+                <w:sz w:val="20"/>
+                <w:szCs w:val="20"/>
+                <w:lang w:val="pt-BR"/>
+              </w:rPr>
+              <w:t>4. O sistema desativa o profissional.</w:t>
+            </w:r>
           </w:p>
         </w:tc>
       </w:tr>
@@ -8831,6 +10294,16 @@
                 <w:lang w:val="pt-BR"/>
               </w:rPr>
             </w:pPr>
+            <w:r>
+              <w:rPr>
+                <w:rFonts w:hint="default" w:ascii="Times New Roman" w:hAnsi="Times New Roman" w:eastAsia="Times New Roman" w:cs="Times New Roman"/>
+                <w:color w:val="000000"/>
+                <w:sz w:val="20"/>
+                <w:szCs w:val="20"/>
+                <w:lang w:val="pt-BR"/>
+              </w:rPr>
+              <w:t>Fluxo de erro</w:t>
+            </w:r>
           </w:p>
         </w:tc>
         <w:tc>
@@ -8855,15 +10328,6 @@
                 <w:lang w:val="pt-BR"/>
               </w:rPr>
             </w:pPr>
-            <w:r>
-              <w:rPr>
-                <w:rFonts w:ascii="Times New Roman" w:hAnsi="Times New Roman" w:eastAsia="Times New Roman" w:cs="Times New Roman"/>
-                <w:color w:val="000000"/>
-                <w:sz w:val="20"/>
-                <w:szCs w:val="20"/>
-              </w:rPr>
-              <w:t>3a. Credenciais inválidas: O sistema exibe mensagem de erro e solicita novas credenciais.</w:t>
-            </w:r>
           </w:p>
         </w:tc>
       </w:tr>
@@ -8932,893 +10396,13 @@
             </w:pPr>
             <w:r>
               <w:rPr>
-                <w:rFonts w:ascii="Times New Roman" w:hAnsi="Times New Roman" w:eastAsia="Times New Roman" w:cs="Times New Roman"/>
-                <w:color w:val="000000"/>
-                <w:sz w:val="20"/>
-                <w:szCs w:val="20"/>
-              </w:rPr>
-              <w:t>3b. Conta inativa: O sistema informa que a conta está inativa e oferece opção para reenviar o código de ativação.</w:t>
-            </w:r>
-          </w:p>
-        </w:tc>
-      </w:tr>
-    </w:tbl>
-    <w:p>
-      <w:pPr>
-        <w:pStyle w:val="3"/>
-        <w:spacing w:after="180" w:line="288" w:lineRule="auto"/>
-        <w:rPr>
-          <w:rFonts w:hint="default" w:ascii="Times New Roman" w:hAnsi="Times New Roman" w:eastAsia="Times New Roman" w:cs="Times New Roman"/>
-          <w:sz w:val="24"/>
-          <w:szCs w:val="24"/>
-          <w:lang w:val="pt-BR"/>
-        </w:rPr>
-      </w:pPr>
-    </w:p>
-    <w:tbl>
-      <w:tblPr>
-        <w:tblStyle w:val="50"/>
-        <w:tblW w:w="9022" w:type="dxa"/>
-        <w:tblInd w:w="-5" w:type="dxa"/>
-        <w:tblBorders>
-          <w:top w:val="single" w:color="000000" w:sz="4" w:space="0"/>
-          <w:left w:val="single" w:color="000000" w:sz="4" w:space="0"/>
-          <w:bottom w:val="single" w:color="000000" w:sz="4" w:space="0"/>
-          <w:right w:val="single" w:color="000000" w:sz="4" w:space="0"/>
-          <w:insideH w:val="single" w:color="000000" w:sz="4" w:space="0"/>
-          <w:insideV w:val="single" w:color="000000" w:sz="4" w:space="0"/>
-        </w:tblBorders>
-        <w:tblLayout w:type="fixed"/>
-        <w:tblCellMar>
-          <w:top w:w="0" w:type="dxa"/>
-          <w:left w:w="108" w:type="dxa"/>
-          <w:bottom w:w="0" w:type="dxa"/>
-          <w:right w:w="108" w:type="dxa"/>
-        </w:tblCellMar>
-      </w:tblPr>
-      <w:tblGrid>
-        <w:gridCol w:w="2381"/>
-        <w:gridCol w:w="6641"/>
-      </w:tblGrid>
-      <w:tr>
-        <w:tblPrEx>
-          <w:tblBorders>
-            <w:top w:val="single" w:color="000000" w:sz="4" w:space="0"/>
-            <w:left w:val="single" w:color="000000" w:sz="4" w:space="0"/>
-            <w:bottom w:val="single" w:color="000000" w:sz="4" w:space="0"/>
-            <w:right w:val="single" w:color="000000" w:sz="4" w:space="0"/>
-            <w:insideH w:val="single" w:color="000000" w:sz="4" w:space="0"/>
-            <w:insideV w:val="single" w:color="000000" w:sz="4" w:space="0"/>
-          </w:tblBorders>
-          <w:tblCellMar>
-            <w:top w:w="0" w:type="dxa"/>
-            <w:left w:w="108" w:type="dxa"/>
-            <w:bottom w:w="0" w:type="dxa"/>
-            <w:right w:w="108" w:type="dxa"/>
-          </w:tblCellMar>
-        </w:tblPrEx>
-        <w:tc>
-          <w:tcPr>
-            <w:tcW w:w="2381" w:type="dxa"/>
-            <w:tcBorders>
-              <w:top w:val="single" w:color="000000" w:sz="4" w:space="0"/>
-              <w:left w:val="single" w:color="000000" w:sz="4" w:space="0"/>
-              <w:bottom w:val="single" w:color="000000" w:sz="4" w:space="0"/>
-              <w:right w:val="single" w:color="000000" w:sz="4" w:space="0"/>
-            </w:tcBorders>
-          </w:tcPr>
-          <w:p>
-            <w:pPr>
-              <w:pStyle w:val="3"/>
-              <w:spacing w:line="276" w:lineRule="auto"/>
-              <w:rPr>
-                <w:rFonts w:ascii="Times New Roman" w:hAnsi="Times New Roman" w:eastAsia="Times New Roman" w:cs="Times New Roman"/>
-                <w:color w:val="000000"/>
-                <w:sz w:val="20"/>
-                <w:szCs w:val="20"/>
-              </w:rPr>
-            </w:pPr>
-            <w:r>
-              <w:rPr>
-                <w:rFonts w:ascii="Times New Roman" w:hAnsi="Times New Roman" w:eastAsia="Times New Roman" w:cs="Times New Roman"/>
-                <w:color w:val="000000"/>
-                <w:sz w:val="20"/>
-                <w:szCs w:val="20"/>
-              </w:rPr>
-              <w:t>Nome do caso de uso:</w:t>
-            </w:r>
-          </w:p>
-        </w:tc>
-        <w:tc>
-          <w:tcPr>
-            <w:tcW w:w="6641" w:type="dxa"/>
-            <w:tcBorders>
-              <w:top w:val="single" w:color="000000" w:sz="4" w:space="0"/>
-              <w:left w:val="single" w:color="000000" w:sz="4" w:space="0"/>
-              <w:bottom w:val="single" w:color="000000" w:sz="4" w:space="0"/>
-              <w:right w:val="single" w:color="000000" w:sz="4" w:space="0"/>
-            </w:tcBorders>
-          </w:tcPr>
-          <w:p>
-            <w:pPr>
-              <w:pStyle w:val="3"/>
-              <w:spacing w:line="276" w:lineRule="auto"/>
-              <w:rPr>
-                <w:rFonts w:hint="default" w:ascii="Times New Roman" w:hAnsi="Times New Roman" w:eastAsia="Times New Roman" w:cs="Times New Roman"/>
-                <w:color w:val="000000"/>
-                <w:sz w:val="20"/>
-                <w:szCs w:val="20"/>
-                <w:lang w:val="pt-BR"/>
-              </w:rPr>
-            </w:pPr>
-            <w:r>
-              <w:rPr>
-                <w:rFonts w:ascii="Times New Roman" w:hAnsi="Times New Roman" w:eastAsia="Times New Roman" w:cs="Times New Roman"/>
-                <w:color w:val="000000"/>
-                <w:sz w:val="20"/>
-                <w:szCs w:val="20"/>
-              </w:rPr>
-              <w:t>Cadastrar profissional da saúde</w:t>
-            </w:r>
-          </w:p>
-        </w:tc>
-      </w:tr>
-      <w:tr>
-        <w:tblPrEx>
-          <w:tblBorders>
-            <w:top w:val="single" w:color="000000" w:sz="4" w:space="0"/>
-            <w:left w:val="single" w:color="000000" w:sz="4" w:space="0"/>
-            <w:bottom w:val="single" w:color="000000" w:sz="4" w:space="0"/>
-            <w:right w:val="single" w:color="000000" w:sz="4" w:space="0"/>
-            <w:insideH w:val="single" w:color="000000" w:sz="4" w:space="0"/>
-            <w:insideV w:val="single" w:color="000000" w:sz="4" w:space="0"/>
-          </w:tblBorders>
-          <w:tblCellMar>
-            <w:top w:w="0" w:type="dxa"/>
-            <w:left w:w="108" w:type="dxa"/>
-            <w:bottom w:w="0" w:type="dxa"/>
-            <w:right w:w="108" w:type="dxa"/>
-          </w:tblCellMar>
-        </w:tblPrEx>
-        <w:tc>
-          <w:tcPr>
-            <w:tcW w:w="2381" w:type="dxa"/>
-            <w:tcBorders>
-              <w:top w:val="single" w:color="000000" w:sz="4" w:space="0"/>
-              <w:left w:val="single" w:color="000000" w:sz="4" w:space="0"/>
-              <w:bottom w:val="single" w:color="000000" w:sz="4" w:space="0"/>
-              <w:right w:val="single" w:color="000000" w:sz="4" w:space="0"/>
-            </w:tcBorders>
-          </w:tcPr>
-          <w:p>
-            <w:pPr>
-              <w:pStyle w:val="3"/>
-              <w:spacing w:line="276" w:lineRule="auto"/>
-              <w:rPr>
-                <w:rFonts w:ascii="Times New Roman" w:hAnsi="Times New Roman" w:eastAsia="Times New Roman" w:cs="Times New Roman"/>
-                <w:color w:val="000000"/>
-                <w:sz w:val="20"/>
-                <w:szCs w:val="20"/>
-              </w:rPr>
-            </w:pPr>
-            <w:r>
-              <w:rPr>
-                <w:rFonts w:ascii="Times New Roman" w:hAnsi="Times New Roman" w:eastAsia="Times New Roman" w:cs="Times New Roman"/>
-                <w:color w:val="000000"/>
-                <w:sz w:val="20"/>
-                <w:szCs w:val="20"/>
-              </w:rPr>
-              <w:t>Ator(es) envolvido(s):</w:t>
-            </w:r>
-          </w:p>
-        </w:tc>
-        <w:tc>
-          <w:tcPr>
-            <w:tcW w:w="6641" w:type="dxa"/>
-            <w:tcBorders>
-              <w:top w:val="single" w:color="000000" w:sz="4" w:space="0"/>
-              <w:left w:val="single" w:color="000000" w:sz="4" w:space="0"/>
-              <w:bottom w:val="single" w:color="000000" w:sz="4" w:space="0"/>
-              <w:right w:val="single" w:color="000000" w:sz="4" w:space="0"/>
-            </w:tcBorders>
-          </w:tcPr>
-          <w:p>
-            <w:pPr>
-              <w:pStyle w:val="3"/>
-              <w:spacing w:line="276" w:lineRule="auto"/>
-              <w:rPr>
-                <w:rFonts w:hint="default" w:ascii="Times New Roman" w:hAnsi="Times New Roman" w:eastAsia="Times New Roman" w:cs="Times New Roman"/>
-                <w:color w:val="000000"/>
-                <w:sz w:val="20"/>
-                <w:szCs w:val="20"/>
-                <w:lang w:val="pt-BR"/>
-              </w:rPr>
-            </w:pPr>
-            <w:r>
-              <w:rPr>
-                <w:rFonts w:hint="default" w:ascii="Times New Roman" w:hAnsi="Times New Roman" w:eastAsia="Times New Roman" w:cs="Times New Roman"/>
-                <w:color w:val="000000"/>
-                <w:sz w:val="20"/>
-                <w:szCs w:val="20"/>
-                <w:lang w:val="pt-BR"/>
-              </w:rPr>
-              <w:t>Enfermeiro(a)</w:t>
-            </w:r>
-          </w:p>
-        </w:tc>
-      </w:tr>
-      <w:tr>
-        <w:tblPrEx>
-          <w:tblBorders>
-            <w:top w:val="single" w:color="000000" w:sz="4" w:space="0"/>
-            <w:left w:val="single" w:color="000000" w:sz="4" w:space="0"/>
-            <w:bottom w:val="single" w:color="000000" w:sz="4" w:space="0"/>
-            <w:right w:val="single" w:color="000000" w:sz="4" w:space="0"/>
-            <w:insideH w:val="single" w:color="000000" w:sz="4" w:space="0"/>
-            <w:insideV w:val="single" w:color="000000" w:sz="4" w:space="0"/>
-          </w:tblBorders>
-          <w:tblCellMar>
-            <w:top w:w="0" w:type="dxa"/>
-            <w:left w:w="108" w:type="dxa"/>
-            <w:bottom w:w="0" w:type="dxa"/>
-            <w:right w:w="108" w:type="dxa"/>
-          </w:tblCellMar>
-        </w:tblPrEx>
-        <w:tc>
-          <w:tcPr>
-            <w:tcW w:w="2381" w:type="dxa"/>
-            <w:tcBorders>
-              <w:top w:val="single" w:color="000000" w:sz="4" w:space="0"/>
-              <w:left w:val="single" w:color="000000" w:sz="4" w:space="0"/>
-              <w:bottom w:val="single" w:color="000000" w:sz="4" w:space="0"/>
-              <w:right w:val="single" w:color="000000" w:sz="4" w:space="0"/>
-            </w:tcBorders>
-          </w:tcPr>
-          <w:p>
-            <w:pPr>
-              <w:pStyle w:val="3"/>
-              <w:spacing w:line="276" w:lineRule="auto"/>
-              <w:rPr>
-                <w:rFonts w:ascii="Times New Roman" w:hAnsi="Times New Roman" w:eastAsia="Times New Roman" w:cs="Times New Roman"/>
-                <w:color w:val="000000"/>
-                <w:sz w:val="20"/>
-                <w:szCs w:val="20"/>
-              </w:rPr>
-            </w:pPr>
-            <w:r>
-              <w:rPr>
-                <w:rFonts w:ascii="Times New Roman" w:hAnsi="Times New Roman" w:eastAsia="Times New Roman" w:cs="Times New Roman"/>
-                <w:color w:val="000000"/>
-                <w:sz w:val="20"/>
-                <w:szCs w:val="20"/>
-              </w:rPr>
-              <w:t>Pré-condição:</w:t>
-            </w:r>
-          </w:p>
-        </w:tc>
-        <w:tc>
-          <w:tcPr>
-            <w:tcW w:w="6641" w:type="dxa"/>
-            <w:tcBorders>
-              <w:top w:val="single" w:color="000000" w:sz="4" w:space="0"/>
-              <w:left w:val="single" w:color="000000" w:sz="4" w:space="0"/>
-              <w:bottom w:val="single" w:color="000000" w:sz="4" w:space="0"/>
-              <w:right w:val="single" w:color="000000" w:sz="4" w:space="0"/>
-            </w:tcBorders>
-          </w:tcPr>
-          <w:p>
-            <w:pPr>
-              <w:pStyle w:val="3"/>
-              <w:spacing w:line="276" w:lineRule="auto"/>
-              <w:rPr>
-                <w:rFonts w:hint="default" w:ascii="Times New Roman" w:hAnsi="Times New Roman" w:eastAsia="Times New Roman" w:cs="Times New Roman"/>
-                <w:color w:val="000000"/>
-                <w:sz w:val="20"/>
-                <w:szCs w:val="20"/>
-                <w:lang w:val="pt-BR"/>
-              </w:rPr>
-            </w:pPr>
-            <w:r>
-              <w:rPr>
-                <w:rFonts w:hint="default" w:ascii="Times New Roman" w:hAnsi="Times New Roman" w:eastAsia="Times New Roman" w:cs="Times New Roman"/>
-                <w:color w:val="000000"/>
-                <w:sz w:val="20"/>
-                <w:szCs w:val="20"/>
-                <w:lang w:val="pt-BR"/>
-              </w:rPr>
-              <w:t xml:space="preserve">Enfermeiro(a) </w:t>
-            </w:r>
-            <w:r>
-              <w:rPr>
-                <w:rFonts w:ascii="Times New Roman" w:hAnsi="Times New Roman" w:eastAsia="Times New Roman" w:cs="Times New Roman"/>
-                <w:color w:val="000000"/>
-                <w:sz w:val="20"/>
-                <w:szCs w:val="20"/>
-              </w:rPr>
-              <w:t>autenticado.</w:t>
-            </w:r>
-          </w:p>
-        </w:tc>
-      </w:tr>
-      <w:tr>
-        <w:tblPrEx>
-          <w:tblBorders>
-            <w:top w:val="single" w:color="000000" w:sz="4" w:space="0"/>
-            <w:left w:val="single" w:color="000000" w:sz="4" w:space="0"/>
-            <w:bottom w:val="single" w:color="000000" w:sz="4" w:space="0"/>
-            <w:right w:val="single" w:color="000000" w:sz="4" w:space="0"/>
-            <w:insideH w:val="single" w:color="000000" w:sz="4" w:space="0"/>
-            <w:insideV w:val="single" w:color="000000" w:sz="4" w:space="0"/>
-          </w:tblBorders>
-          <w:tblCellMar>
-            <w:top w:w="0" w:type="dxa"/>
-            <w:left w:w="108" w:type="dxa"/>
-            <w:bottom w:w="0" w:type="dxa"/>
-            <w:right w:w="108" w:type="dxa"/>
-          </w:tblCellMar>
-        </w:tblPrEx>
-        <w:tc>
-          <w:tcPr>
-            <w:tcW w:w="2381" w:type="dxa"/>
-            <w:tcBorders>
-              <w:top w:val="single" w:color="000000" w:sz="4" w:space="0"/>
-              <w:left w:val="single" w:color="000000" w:sz="4" w:space="0"/>
-              <w:bottom w:val="single" w:color="000000" w:sz="4" w:space="0"/>
-              <w:right w:val="single" w:color="000000" w:sz="4" w:space="0"/>
-            </w:tcBorders>
-          </w:tcPr>
-          <w:p>
-            <w:pPr>
-              <w:pStyle w:val="3"/>
-              <w:spacing w:line="276" w:lineRule="auto"/>
-              <w:rPr>
-                <w:rFonts w:ascii="Times New Roman" w:hAnsi="Times New Roman" w:eastAsia="Times New Roman" w:cs="Times New Roman"/>
-                <w:color w:val="000000"/>
-                <w:sz w:val="20"/>
-                <w:szCs w:val="20"/>
-              </w:rPr>
-            </w:pPr>
-            <w:r>
-              <w:rPr>
-                <w:rFonts w:ascii="Times New Roman" w:hAnsi="Times New Roman" w:eastAsia="Times New Roman" w:cs="Times New Roman"/>
-                <w:color w:val="000000"/>
-                <w:sz w:val="20"/>
-                <w:szCs w:val="20"/>
-              </w:rPr>
-              <w:t>Pós-condição:</w:t>
-            </w:r>
-          </w:p>
-        </w:tc>
-        <w:tc>
-          <w:tcPr>
-            <w:tcW w:w="6641" w:type="dxa"/>
-            <w:tcBorders>
-              <w:top w:val="single" w:color="000000" w:sz="4" w:space="0"/>
-              <w:left w:val="single" w:color="000000" w:sz="4" w:space="0"/>
-              <w:bottom w:val="single" w:color="000000" w:sz="4" w:space="0"/>
-              <w:right w:val="single" w:color="000000" w:sz="4" w:space="0"/>
-            </w:tcBorders>
-            <w:vAlign w:val="top"/>
-          </w:tcPr>
-          <w:p>
-            <w:pPr>
-              <w:pStyle w:val="3"/>
-              <w:spacing w:line="276" w:lineRule="auto"/>
-              <w:rPr>
-                <w:rFonts w:hint="default" w:ascii="Times New Roman" w:hAnsi="Times New Roman" w:eastAsia="Times New Roman" w:cs="Times New Roman"/>
-                <w:color w:val="000000"/>
-                <w:sz w:val="20"/>
-                <w:szCs w:val="20"/>
-                <w:lang w:val="pt-BR"/>
-              </w:rPr>
-            </w:pPr>
-            <w:r>
-              <w:rPr>
-                <w:rFonts w:ascii="Times New Roman" w:hAnsi="Times New Roman" w:eastAsia="Times New Roman" w:cs="Times New Roman"/>
-                <w:color w:val="000000"/>
-                <w:sz w:val="20"/>
-                <w:szCs w:val="20"/>
-              </w:rPr>
-              <w:t>Profissional de saúde cadastrado.</w:t>
-            </w:r>
-          </w:p>
-        </w:tc>
-      </w:tr>
-      <w:tr>
-        <w:tblPrEx>
-          <w:tblBorders>
-            <w:top w:val="single" w:color="000000" w:sz="4" w:space="0"/>
-            <w:left w:val="single" w:color="000000" w:sz="4" w:space="0"/>
-            <w:bottom w:val="single" w:color="000000" w:sz="4" w:space="0"/>
-            <w:right w:val="single" w:color="000000" w:sz="4" w:space="0"/>
-            <w:insideH w:val="single" w:color="000000" w:sz="4" w:space="0"/>
-            <w:insideV w:val="single" w:color="000000" w:sz="4" w:space="0"/>
-          </w:tblBorders>
-          <w:tblCellMar>
-            <w:top w:w="0" w:type="dxa"/>
-            <w:left w:w="108" w:type="dxa"/>
-            <w:bottom w:w="0" w:type="dxa"/>
-            <w:right w:w="108" w:type="dxa"/>
-          </w:tblCellMar>
-        </w:tblPrEx>
-        <w:tc>
-          <w:tcPr>
-            <w:tcW w:w="2381" w:type="dxa"/>
-            <w:tcBorders>
-              <w:top w:val="single" w:color="000000" w:sz="4" w:space="0"/>
-              <w:left w:val="single" w:color="000000" w:sz="4" w:space="0"/>
-              <w:bottom w:val="single" w:color="000000" w:sz="4" w:space="0"/>
-              <w:right w:val="single" w:color="000000" w:sz="4" w:space="0"/>
-            </w:tcBorders>
-          </w:tcPr>
-          <w:p>
-            <w:pPr>
-              <w:pStyle w:val="3"/>
-              <w:spacing w:line="276" w:lineRule="auto"/>
-              <w:jc w:val="center"/>
-              <w:rPr>
-                <w:rFonts w:ascii="Times New Roman" w:hAnsi="Times New Roman" w:eastAsia="Times New Roman" w:cs="Times New Roman"/>
-                <w:b/>
-                <w:color w:val="000000"/>
-                <w:sz w:val="20"/>
-                <w:szCs w:val="20"/>
-              </w:rPr>
-            </w:pPr>
-            <w:r>
-              <w:rPr>
-                <w:rFonts w:ascii="Times New Roman" w:hAnsi="Times New Roman" w:eastAsia="Times New Roman" w:cs="Times New Roman"/>
-                <w:b/>
-                <w:color w:val="000000"/>
-                <w:sz w:val="20"/>
-                <w:szCs w:val="20"/>
-              </w:rPr>
-              <w:t>Ator</w:t>
-            </w:r>
-          </w:p>
-        </w:tc>
-        <w:tc>
-          <w:tcPr>
-            <w:tcW w:w="6641" w:type="dxa"/>
-            <w:tcBorders>
-              <w:top w:val="single" w:color="000000" w:sz="4" w:space="0"/>
-              <w:left w:val="single" w:color="000000" w:sz="4" w:space="0"/>
-              <w:bottom w:val="single" w:color="000000" w:sz="4" w:space="0"/>
-              <w:right w:val="single" w:color="000000" w:sz="4" w:space="0"/>
-            </w:tcBorders>
-          </w:tcPr>
-          <w:p>
-            <w:pPr>
-              <w:pStyle w:val="3"/>
-              <w:spacing w:line="276" w:lineRule="auto"/>
-              <w:jc w:val="center"/>
-              <w:rPr>
-                <w:rFonts w:ascii="Times New Roman" w:hAnsi="Times New Roman" w:eastAsia="Times New Roman" w:cs="Times New Roman"/>
-                <w:b/>
-                <w:color w:val="000000"/>
-                <w:sz w:val="20"/>
-                <w:szCs w:val="20"/>
-              </w:rPr>
-            </w:pPr>
-            <w:r>
-              <w:rPr>
-                <w:rFonts w:ascii="Times New Roman" w:hAnsi="Times New Roman" w:eastAsia="Times New Roman" w:cs="Times New Roman"/>
-                <w:b/>
-                <w:color w:val="000000"/>
-                <w:sz w:val="20"/>
-                <w:szCs w:val="20"/>
-              </w:rPr>
-              <w:t>Sistema</w:t>
-            </w:r>
-          </w:p>
-        </w:tc>
-      </w:tr>
-      <w:tr>
-        <w:tblPrEx>
-          <w:tblBorders>
-            <w:top w:val="single" w:color="000000" w:sz="4" w:space="0"/>
-            <w:left w:val="single" w:color="000000" w:sz="4" w:space="0"/>
-            <w:bottom w:val="single" w:color="000000" w:sz="4" w:space="0"/>
-            <w:right w:val="single" w:color="000000" w:sz="4" w:space="0"/>
-            <w:insideH w:val="single" w:color="000000" w:sz="4" w:space="0"/>
-            <w:insideV w:val="single" w:color="000000" w:sz="4" w:space="0"/>
-          </w:tblBorders>
-          <w:tblCellMar>
-            <w:top w:w="0" w:type="dxa"/>
-            <w:left w:w="108" w:type="dxa"/>
-            <w:bottom w:w="0" w:type="dxa"/>
-            <w:right w:w="108" w:type="dxa"/>
-          </w:tblCellMar>
-        </w:tblPrEx>
-        <w:tc>
-          <w:tcPr>
-            <w:tcW w:w="2381" w:type="dxa"/>
-            <w:tcBorders>
-              <w:top w:val="single" w:color="000000" w:sz="4" w:space="0"/>
-              <w:left w:val="single" w:color="000000" w:sz="4" w:space="0"/>
-              <w:bottom w:val="single" w:color="000000" w:sz="4" w:space="0"/>
-              <w:right w:val="single" w:color="000000" w:sz="4" w:space="0"/>
-            </w:tcBorders>
-          </w:tcPr>
-          <w:p>
-            <w:pPr>
-              <w:pStyle w:val="3"/>
-              <w:spacing w:line="276" w:lineRule="auto"/>
-              <w:rPr>
-                <w:rFonts w:hint="default" w:ascii="Times New Roman" w:hAnsi="Times New Roman" w:eastAsia="Times New Roman" w:cs="Times New Roman"/>
-                <w:color w:val="000000"/>
-                <w:sz w:val="20"/>
-                <w:szCs w:val="20"/>
-                <w:lang w:val="pt-BR"/>
-              </w:rPr>
-            </w:pPr>
-            <w:r>
-              <w:rPr>
-                <w:rFonts w:ascii="Times New Roman" w:hAnsi="Times New Roman" w:eastAsia="Times New Roman" w:cs="Times New Roman"/>
-                <w:color w:val="000000"/>
-                <w:sz w:val="20"/>
-                <w:szCs w:val="20"/>
-              </w:rPr>
-              <w:t xml:space="preserve">1. O </w:t>
-            </w:r>
-            <w:r>
-              <w:rPr>
-                <w:rFonts w:hint="default" w:ascii="Times New Roman" w:hAnsi="Times New Roman" w:eastAsia="Times New Roman" w:cs="Times New Roman"/>
-                <w:color w:val="000000"/>
-                <w:sz w:val="20"/>
-                <w:szCs w:val="20"/>
-                <w:lang w:val="pt-BR"/>
-              </w:rPr>
-              <w:t xml:space="preserve">enfermeiro(a) </w:t>
-            </w:r>
-            <w:r>
-              <w:rPr>
-                <w:rFonts w:ascii="Times New Roman" w:hAnsi="Times New Roman" w:eastAsia="Times New Roman" w:cs="Times New Roman"/>
-                <w:color w:val="000000"/>
-                <w:sz w:val="20"/>
-                <w:szCs w:val="20"/>
-              </w:rPr>
-              <w:t>acessa a funcionalidade de cadastro de profissional.</w:t>
-            </w:r>
-          </w:p>
-        </w:tc>
-        <w:tc>
-          <w:tcPr>
-            <w:tcW w:w="6641" w:type="dxa"/>
-            <w:tcBorders>
-              <w:top w:val="single" w:color="000000" w:sz="4" w:space="0"/>
-              <w:left w:val="single" w:color="000000" w:sz="4" w:space="0"/>
-              <w:bottom w:val="single" w:color="000000" w:sz="4" w:space="0"/>
-              <w:right w:val="single" w:color="000000" w:sz="4" w:space="0"/>
-            </w:tcBorders>
-          </w:tcPr>
-          <w:p>
-            <w:pPr>
-              <w:pStyle w:val="3"/>
-              <w:spacing w:line="276" w:lineRule="auto"/>
-              <w:rPr>
-                <w:rFonts w:hint="default" w:ascii="Times New Roman" w:hAnsi="Times New Roman" w:eastAsia="Times New Roman" w:cs="Times New Roman"/>
-                <w:color w:val="000000"/>
-                <w:sz w:val="20"/>
-                <w:szCs w:val="20"/>
-                <w:lang w:val="pt-BR"/>
-              </w:rPr>
-            </w:pPr>
-          </w:p>
-        </w:tc>
-      </w:tr>
-      <w:tr>
-        <w:tblPrEx>
-          <w:tblBorders>
-            <w:top w:val="single" w:color="000000" w:sz="4" w:space="0"/>
-            <w:left w:val="single" w:color="000000" w:sz="4" w:space="0"/>
-            <w:bottom w:val="single" w:color="000000" w:sz="4" w:space="0"/>
-            <w:right w:val="single" w:color="000000" w:sz="4" w:space="0"/>
-            <w:insideH w:val="single" w:color="000000" w:sz="4" w:space="0"/>
-            <w:insideV w:val="single" w:color="000000" w:sz="4" w:space="0"/>
-          </w:tblBorders>
-          <w:tblCellMar>
-            <w:top w:w="0" w:type="dxa"/>
-            <w:left w:w="108" w:type="dxa"/>
-            <w:bottom w:w="0" w:type="dxa"/>
-            <w:right w:w="108" w:type="dxa"/>
-          </w:tblCellMar>
-        </w:tblPrEx>
-        <w:tc>
-          <w:tcPr>
-            <w:tcW w:w="2381" w:type="dxa"/>
-            <w:tcBorders>
-              <w:top w:val="single" w:color="000000" w:sz="4" w:space="0"/>
-              <w:left w:val="single" w:color="000000" w:sz="4" w:space="0"/>
-              <w:bottom w:val="single" w:color="000000" w:sz="4" w:space="0"/>
-              <w:right w:val="single" w:color="000000" w:sz="4" w:space="0"/>
-            </w:tcBorders>
-            <w:vAlign w:val="top"/>
-          </w:tcPr>
-          <w:p>
-            <w:pPr>
-              <w:pStyle w:val="3"/>
-              <w:spacing w:line="276" w:lineRule="auto"/>
-              <w:rPr>
-                <w:rFonts w:hint="default" w:ascii="Times New Roman" w:hAnsi="Times New Roman" w:eastAsia="Times New Roman" w:cs="Times New Roman"/>
-                <w:color w:val="000000"/>
-                <w:sz w:val="20"/>
-                <w:szCs w:val="20"/>
-                <w:lang w:val="pt-BR"/>
-              </w:rPr>
-            </w:pPr>
-            <w:r>
-              <w:rPr>
-                <w:rFonts w:ascii="Times New Roman" w:hAnsi="Times New Roman" w:eastAsia="Times New Roman" w:cs="Times New Roman"/>
-                <w:color w:val="000000"/>
-                <w:sz w:val="20"/>
-                <w:szCs w:val="20"/>
-              </w:rPr>
-              <w:t xml:space="preserve">2. O </w:t>
-            </w:r>
-            <w:r>
-              <w:rPr>
-                <w:rFonts w:hint="default" w:ascii="Times New Roman" w:hAnsi="Times New Roman" w:eastAsia="Times New Roman" w:cs="Times New Roman"/>
-                <w:color w:val="000000"/>
-                <w:sz w:val="20"/>
-                <w:szCs w:val="20"/>
-                <w:lang w:val="pt-BR"/>
-              </w:rPr>
-              <w:t xml:space="preserve">enfermeiro(a) </w:t>
-            </w:r>
-            <w:r>
-              <w:rPr>
-                <w:rFonts w:ascii="Times New Roman" w:hAnsi="Times New Roman" w:eastAsia="Times New Roman" w:cs="Times New Roman"/>
-                <w:color w:val="000000"/>
-                <w:sz w:val="20"/>
-                <w:szCs w:val="20"/>
-              </w:rPr>
-              <w:t>preenche os dados do profissional.</w:t>
-            </w:r>
-          </w:p>
-        </w:tc>
-        <w:tc>
-          <w:tcPr>
-            <w:tcW w:w="6641" w:type="dxa"/>
-            <w:tcBorders>
-              <w:top w:val="single" w:color="000000" w:sz="4" w:space="0"/>
-              <w:left w:val="single" w:color="000000" w:sz="4" w:space="0"/>
-              <w:bottom w:val="single" w:color="000000" w:sz="4" w:space="0"/>
-              <w:right w:val="single" w:color="000000" w:sz="4" w:space="0"/>
-            </w:tcBorders>
-          </w:tcPr>
-          <w:p>
-            <w:pPr>
-              <w:pStyle w:val="3"/>
-              <w:spacing w:line="276" w:lineRule="auto"/>
-              <w:rPr>
-                <w:rFonts w:hint="default" w:ascii="Times New Roman" w:hAnsi="Times New Roman" w:eastAsia="Times New Roman" w:cs="Times New Roman"/>
-                <w:color w:val="000000"/>
-                <w:sz w:val="20"/>
-                <w:szCs w:val="20"/>
-                <w:lang w:val="pt-BR"/>
-              </w:rPr>
-            </w:pPr>
-          </w:p>
-        </w:tc>
-      </w:tr>
-      <w:tr>
-        <w:tblPrEx>
-          <w:tblBorders>
-            <w:top w:val="single" w:color="000000" w:sz="4" w:space="0"/>
-            <w:left w:val="single" w:color="000000" w:sz="4" w:space="0"/>
-            <w:bottom w:val="single" w:color="000000" w:sz="4" w:space="0"/>
-            <w:right w:val="single" w:color="000000" w:sz="4" w:space="0"/>
-            <w:insideH w:val="single" w:color="000000" w:sz="4" w:space="0"/>
-            <w:insideV w:val="single" w:color="000000" w:sz="4" w:space="0"/>
-          </w:tblBorders>
-          <w:tblCellMar>
-            <w:top w:w="0" w:type="dxa"/>
-            <w:left w:w="108" w:type="dxa"/>
-            <w:bottom w:w="0" w:type="dxa"/>
-            <w:right w:w="108" w:type="dxa"/>
-          </w:tblCellMar>
-        </w:tblPrEx>
-        <w:tc>
-          <w:tcPr>
-            <w:tcW w:w="2381" w:type="dxa"/>
-            <w:tcBorders>
-              <w:top w:val="single" w:color="000000" w:sz="4" w:space="0"/>
-              <w:left w:val="single" w:color="000000" w:sz="4" w:space="0"/>
-              <w:bottom w:val="single" w:color="000000" w:sz="4" w:space="0"/>
-              <w:right w:val="single" w:color="000000" w:sz="4" w:space="0"/>
-            </w:tcBorders>
-          </w:tcPr>
-          <w:p>
-            <w:pPr>
-              <w:pStyle w:val="3"/>
-              <w:spacing w:line="276" w:lineRule="auto"/>
-              <w:rPr>
-                <w:rFonts w:hint="default" w:ascii="Times New Roman" w:hAnsi="Times New Roman" w:eastAsia="Times New Roman" w:cs="Times New Roman"/>
-                <w:color w:val="000000"/>
-                <w:sz w:val="20"/>
-                <w:szCs w:val="20"/>
-                <w:lang w:val="pt-BR"/>
-              </w:rPr>
-            </w:pPr>
-          </w:p>
-        </w:tc>
-        <w:tc>
-          <w:tcPr>
-            <w:tcW w:w="6641" w:type="dxa"/>
-            <w:tcBorders>
-              <w:top w:val="single" w:color="000000" w:sz="4" w:space="0"/>
-              <w:left w:val="single" w:color="000000" w:sz="4" w:space="0"/>
-              <w:bottom w:val="single" w:color="000000" w:sz="4" w:space="0"/>
-              <w:right w:val="single" w:color="000000" w:sz="4" w:space="0"/>
-            </w:tcBorders>
-          </w:tcPr>
-          <w:p>
-            <w:pPr>
-              <w:pStyle w:val="3"/>
-              <w:spacing w:line="276" w:lineRule="auto"/>
-              <w:rPr>
-                <w:rFonts w:hint="default" w:ascii="Times New Roman" w:hAnsi="Times New Roman" w:eastAsia="Times New Roman" w:cs="Times New Roman"/>
-                <w:color w:val="000000"/>
-                <w:sz w:val="20"/>
-                <w:szCs w:val="20"/>
-                <w:lang w:val="pt-BR"/>
-              </w:rPr>
-            </w:pPr>
-            <w:r>
-              <w:rPr>
-                <w:rFonts w:ascii="Times New Roman" w:hAnsi="Times New Roman" w:eastAsia="Times New Roman" w:cs="Times New Roman"/>
-                <w:color w:val="000000"/>
-                <w:sz w:val="20"/>
-                <w:szCs w:val="20"/>
-              </w:rPr>
-              <w:t>3. O sistema valida e registra o profissional.</w:t>
-            </w:r>
-          </w:p>
-        </w:tc>
-      </w:tr>
-      <w:tr>
-        <w:tblPrEx>
-          <w:tblBorders>
-            <w:top w:val="single" w:color="000000" w:sz="4" w:space="0"/>
-            <w:left w:val="single" w:color="000000" w:sz="4" w:space="0"/>
-            <w:bottom w:val="single" w:color="000000" w:sz="4" w:space="0"/>
-            <w:right w:val="single" w:color="000000" w:sz="4" w:space="0"/>
-            <w:insideH w:val="single" w:color="000000" w:sz="4" w:space="0"/>
-            <w:insideV w:val="single" w:color="000000" w:sz="4" w:space="0"/>
-          </w:tblBorders>
-          <w:tblCellMar>
-            <w:top w:w="0" w:type="dxa"/>
-            <w:left w:w="108" w:type="dxa"/>
-            <w:bottom w:w="0" w:type="dxa"/>
-            <w:right w:w="108" w:type="dxa"/>
-          </w:tblCellMar>
-        </w:tblPrEx>
-        <w:tc>
-          <w:tcPr>
-            <w:tcW w:w="2381" w:type="dxa"/>
-            <w:tcBorders>
-              <w:top w:val="single" w:color="000000" w:sz="4" w:space="0"/>
-              <w:left w:val="single" w:color="000000" w:sz="4" w:space="0"/>
-              <w:bottom w:val="single" w:color="000000" w:sz="4" w:space="0"/>
-              <w:right w:val="single" w:color="000000" w:sz="4" w:space="0"/>
-            </w:tcBorders>
-            <w:shd w:val="clear" w:color="auto" w:fill="auto"/>
-            <w:vAlign w:val="top"/>
-          </w:tcPr>
-          <w:p>
-            <w:pPr>
-              <w:pStyle w:val="3"/>
-              <w:spacing w:line="276" w:lineRule="auto"/>
-              <w:rPr>
-                <w:rFonts w:hint="default" w:ascii="Times New Roman" w:hAnsi="Times New Roman" w:eastAsia="Times New Roman" w:cs="Times New Roman"/>
-                <w:color w:val="000000"/>
-                <w:sz w:val="20"/>
-                <w:szCs w:val="20"/>
-                <w:lang w:val="pt-BR" w:eastAsia="pt-BR" w:bidi="ar-SA"/>
-              </w:rPr>
-            </w:pPr>
-            <w:r>
-              <w:rPr>
-                <w:rFonts w:hint="default" w:ascii="Times New Roman" w:hAnsi="Times New Roman" w:eastAsia="Times New Roman" w:cs="Times New Roman"/>
-                <w:color w:val="000000"/>
-                <w:sz w:val="20"/>
-                <w:szCs w:val="20"/>
-                <w:lang w:val="pt-BR"/>
-              </w:rPr>
-              <w:t>Fluxo Alternativo</w:t>
-            </w:r>
-          </w:p>
-        </w:tc>
-        <w:tc>
-          <w:tcPr>
-            <w:tcW w:w="6641" w:type="dxa"/>
-            <w:tcBorders>
-              <w:top w:val="single" w:color="000000" w:sz="4" w:space="0"/>
-              <w:left w:val="single" w:color="000000" w:sz="4" w:space="0"/>
-              <w:bottom w:val="single" w:color="000000" w:sz="4" w:space="0"/>
-              <w:right w:val="single" w:color="000000" w:sz="4" w:space="0"/>
-            </w:tcBorders>
-            <w:shd w:val="clear" w:color="auto" w:fill="auto"/>
-            <w:vAlign w:val="top"/>
-          </w:tcPr>
-          <w:p>
-            <w:pPr>
-              <w:pStyle w:val="3"/>
-              <w:spacing w:line="276" w:lineRule="auto"/>
-              <w:rPr>
-                <w:rFonts w:hint="default" w:ascii="Times New Roman" w:hAnsi="Times New Roman" w:eastAsia="Times New Roman" w:cs="Times New Roman"/>
-                <w:color w:val="000000"/>
-                <w:sz w:val="20"/>
-                <w:szCs w:val="20"/>
-                <w:lang w:val="pt-BR" w:eastAsia="pt-BR" w:bidi="ar-SA"/>
-              </w:rPr>
-            </w:pPr>
-          </w:p>
-        </w:tc>
-      </w:tr>
-      <w:tr>
-        <w:tblPrEx>
-          <w:tblBorders>
-            <w:top w:val="single" w:color="000000" w:sz="4" w:space="0"/>
-            <w:left w:val="single" w:color="000000" w:sz="4" w:space="0"/>
-            <w:bottom w:val="single" w:color="000000" w:sz="4" w:space="0"/>
-            <w:right w:val="single" w:color="000000" w:sz="4" w:space="0"/>
-            <w:insideH w:val="single" w:color="000000" w:sz="4" w:space="0"/>
-            <w:insideV w:val="single" w:color="000000" w:sz="4" w:space="0"/>
-          </w:tblBorders>
-          <w:tblCellMar>
-            <w:top w:w="0" w:type="dxa"/>
-            <w:left w:w="108" w:type="dxa"/>
-            <w:bottom w:w="0" w:type="dxa"/>
-            <w:right w:w="108" w:type="dxa"/>
-          </w:tblCellMar>
-        </w:tblPrEx>
-        <w:tc>
-          <w:tcPr>
-            <w:tcW w:w="0" w:type="auto"/>
-            <w:shd w:val="clear" w:color="auto" w:fill="auto"/>
-            <w:vAlign w:val="top"/>
-          </w:tcPr>
-          <w:p>
-            <w:pPr>
-              <w:pStyle w:val="3"/>
-              <w:spacing w:line="276" w:lineRule="auto"/>
-              <w:rPr>
-                <w:rFonts w:hint="default" w:ascii="Times New Roman" w:hAnsi="Times New Roman" w:eastAsia="Times New Roman" w:cs="Times New Roman"/>
-                <w:color w:val="000000"/>
-                <w:sz w:val="20"/>
-                <w:szCs w:val="20"/>
-                <w:lang w:val="pt-BR" w:eastAsia="pt-BR"/>
-              </w:rPr>
-            </w:pPr>
-          </w:p>
-        </w:tc>
-        <w:tc>
-          <w:tcPr>
-            <w:tcW w:w="0" w:type="auto"/>
-            <w:shd w:val="clear" w:color="auto" w:fill="auto"/>
-            <w:vAlign w:val="top"/>
-          </w:tcPr>
-          <w:p>
-            <w:pPr>
-              <w:pStyle w:val="3"/>
-              <w:spacing w:line="276" w:lineRule="auto"/>
-              <w:rPr>
-                <w:rFonts w:hint="default" w:ascii="Times New Roman" w:hAnsi="Times New Roman" w:eastAsia="Times New Roman" w:cs="Times New Roman"/>
-                <w:color w:val="000000"/>
-                <w:sz w:val="20"/>
-                <w:szCs w:val="20"/>
-                <w:lang w:val="pt-BR" w:eastAsia="pt-BR"/>
-              </w:rPr>
-            </w:pPr>
-            <w:r>
-              <w:rPr>
-                <w:rFonts w:ascii="Times New Roman" w:hAnsi="Times New Roman" w:eastAsia="Times New Roman" w:cs="Times New Roman"/>
-                <w:color w:val="000000"/>
-                <w:sz w:val="20"/>
-                <w:szCs w:val="20"/>
-              </w:rPr>
-              <w:t>3a. Dados inválidos: O sistema exibe mensagem de erro e solicita correção.</w:t>
+                <w:rFonts w:hint="default" w:ascii="Times New Roman" w:hAnsi="Times New Roman" w:eastAsia="Times New Roman" w:cs="Times New Roman"/>
+                <w:color w:val="000000"/>
+                <w:sz w:val="20"/>
+                <w:szCs w:val="20"/>
+                <w:lang w:val="pt-BR"/>
+              </w:rPr>
+              <w:t>4a. Não há</w:t>
             </w:r>
           </w:p>
         </w:tc>
@@ -9939,7 +10523,7 @@
                 <w:szCs w:val="20"/>
                 <w:lang w:val="pt-BR"/>
               </w:rPr>
-              <w:t>Desativar profissional da saúde</w:t>
+              <w:t>Ativar profissional da saúde</w:t>
             </w:r>
           </w:p>
         </w:tc>
@@ -10023,7 +10607,7 @@
                 <w:szCs w:val="20"/>
                 <w:lang w:val="pt-BR"/>
               </w:rPr>
-              <w:t>Enfermeiro(a)</w:t>
+              <w:t>Enfermeiro(a) líder</w:t>
             </w:r>
           </w:p>
         </w:tc>
@@ -10107,7 +10691,7 @@
                 <w:szCs w:val="20"/>
                 <w:lang w:val="pt-BR"/>
               </w:rPr>
-              <w:t>Enfermeiro(a) autenticado.</w:t>
+              <w:t>Enfermeiro(a) líder autenticado(a).</w:t>
             </w:r>
           </w:p>
         </w:tc>
@@ -10193,7 +10777,7 @@
                 <w:szCs w:val="20"/>
                 <w:lang w:val="pt-BR"/>
               </w:rPr>
-              <w:t>Profissional de saúde desativado.</w:t>
+              <w:t>Profissional de saúde ativado.</w:t>
             </w:r>
           </w:p>
         </w:tc>
@@ -10317,23 +10901,24 @@
             <w:pPr>
               <w:pStyle w:val="3"/>
               <w:spacing w:line="276" w:lineRule="auto"/>
-              <w:rPr>
-                <w:rFonts w:hint="default" w:ascii="Times New Roman" w:hAnsi="Times New Roman" w:eastAsia="Times New Roman" w:cs="Times New Roman"/>
-                <w:color w:val="000000"/>
-                <w:sz w:val="20"/>
-                <w:szCs w:val="20"/>
-                <w:lang w:val="pt-BR"/>
-              </w:rPr>
-            </w:pPr>
-            <w:r>
-              <w:rPr>
-                <w:rFonts w:hint="default" w:ascii="Times New Roman" w:hAnsi="Times New Roman" w:eastAsia="Times New Roman" w:cs="Times New Roman"/>
-                <w:color w:val="000000"/>
-                <w:sz w:val="20"/>
-                <w:szCs w:val="20"/>
-                <w:lang w:val="pt-BR"/>
-              </w:rPr>
-              <w:t>1. O enfermeiro(a) seleciona um profissional para desativar.</w:t>
+              <w:ind w:left="100" w:hanging="100" w:hangingChars="50"/>
+              <w:rPr>
+                <w:rFonts w:hint="default" w:ascii="Times New Roman" w:hAnsi="Times New Roman" w:eastAsia="Times New Roman" w:cs="Times New Roman"/>
+                <w:color w:val="000000"/>
+                <w:sz w:val="20"/>
+                <w:szCs w:val="20"/>
+                <w:lang w:val="pt-BR"/>
+              </w:rPr>
+            </w:pPr>
+            <w:r>
+              <w:rPr>
+                <w:rFonts w:hint="default" w:ascii="Times New Roman" w:hAnsi="Times New Roman" w:eastAsia="Times New Roman" w:cs="Times New Roman"/>
+                <w:color w:val="000000"/>
+                <w:sz w:val="20"/>
+                <w:szCs w:val="20"/>
+                <w:lang w:val="pt-BR"/>
+              </w:rPr>
+              <w:t>1. O enfermeiro(a) líder seleciona um profissional para ativar.</w:t>
             </w:r>
           </w:p>
         </w:tc>
@@ -10434,7 +11019,7 @@
                 <w:szCs w:val="20"/>
                 <w:lang w:val="pt-BR"/>
               </w:rPr>
-              <w:t>2. O sistema solicita confirmação.</w:t>
+              <w:t>2. O sistema solicita ativação.</w:t>
             </w:r>
           </w:p>
         </w:tc>
@@ -10486,7 +11071,7 @@
                 <w:szCs w:val="20"/>
                 <w:lang w:val="pt-BR"/>
               </w:rPr>
-              <w:t>3. O enfermeiro(a) confirma a desativação.</w:t>
+              <w:t>3. O enfermeiro(a) líder confirma a ativação.</w:t>
             </w:r>
           </w:p>
         </w:tc>
@@ -10554,6 +11139,16 @@
                 <w:lang w:val="pt-BR"/>
               </w:rPr>
             </w:pPr>
+            <w:r>
+              <w:rPr>
+                <w:rFonts w:hint="default" w:ascii="Times New Roman" w:hAnsi="Times New Roman" w:eastAsia="Times New Roman" w:cs="Times New Roman"/>
+                <w:color w:val="000000"/>
+                <w:sz w:val="20"/>
+                <w:szCs w:val="20"/>
+                <w:lang w:val="pt-BR"/>
+              </w:rPr>
+              <w:t>Fluxo de acerto</w:t>
+            </w:r>
           </w:p>
         </w:tc>
         <w:tc>
@@ -10578,16 +11173,6 @@
                 <w:lang w:val="pt-BR"/>
               </w:rPr>
             </w:pPr>
-            <w:r>
-              <w:rPr>
-                <w:rFonts w:hint="default" w:ascii="Times New Roman" w:hAnsi="Times New Roman" w:eastAsia="Times New Roman" w:cs="Times New Roman"/>
-                <w:color w:val="000000"/>
-                <w:sz w:val="20"/>
-                <w:szCs w:val="20"/>
-                <w:lang w:val="pt-BR"/>
-              </w:rPr>
-              <w:t>4. O sistema desativa o profissional.</w:t>
-            </w:r>
           </w:p>
         </w:tc>
       </w:tr>
@@ -10617,31 +11202,19 @@
               <w:bottom w:val="single" w:color="000000" w:sz="4" w:space="0"/>
               <w:right w:val="single" w:color="000000" w:sz="4" w:space="0"/>
             </w:tcBorders>
-            <w:shd w:val="clear" w:color="auto" w:fill="auto"/>
-            <w:vAlign w:val="top"/>
-          </w:tcPr>
-          <w:p>
-            <w:pPr>
-              <w:pStyle w:val="3"/>
-              <w:spacing w:line="276" w:lineRule="auto"/>
-              <w:rPr>
-                <w:rFonts w:hint="default" w:ascii="Times New Roman" w:hAnsi="Times New Roman" w:eastAsia="Times New Roman" w:cs="Times New Roman"/>
-                <w:color w:val="000000"/>
-                <w:sz w:val="20"/>
-                <w:szCs w:val="20"/>
-                <w:lang w:val="pt-BR" w:eastAsia="pt-BR" w:bidi="ar-SA"/>
-              </w:rPr>
-            </w:pPr>
-            <w:r>
-              <w:rPr>
-                <w:rFonts w:hint="default" w:ascii="Times New Roman" w:hAnsi="Times New Roman" w:eastAsia="Times New Roman" w:cs="Times New Roman"/>
-                <w:color w:val="000000"/>
-                <w:sz w:val="20"/>
-                <w:szCs w:val="20"/>
-                <w:lang w:val="pt-BR"/>
-              </w:rPr>
-              <w:t>Fluxo Alternativo</w:t>
-            </w:r>
+          </w:tcPr>
+          <w:p>
+            <w:pPr>
+              <w:pStyle w:val="3"/>
+              <w:spacing w:line="276" w:lineRule="auto"/>
+              <w:rPr>
+                <w:rFonts w:hint="default" w:ascii="Times New Roman" w:hAnsi="Times New Roman" w:eastAsia="Times New Roman" w:cs="Times New Roman"/>
+                <w:color w:val="000000"/>
+                <w:sz w:val="20"/>
+                <w:szCs w:val="20"/>
+                <w:lang w:val="pt-BR"/>
+              </w:rPr>
+            </w:pPr>
           </w:p>
         </w:tc>
         <w:tc>
@@ -10653,21 +11226,29 @@
               <w:bottom w:val="single" w:color="000000" w:sz="4" w:space="0"/>
               <w:right w:val="single" w:color="000000" w:sz="4" w:space="0"/>
             </w:tcBorders>
-            <w:shd w:val="clear" w:color="auto" w:fill="auto"/>
-            <w:vAlign w:val="top"/>
-          </w:tcPr>
-          <w:p>
-            <w:pPr>
-              <w:pStyle w:val="3"/>
-              <w:spacing w:line="276" w:lineRule="auto"/>
-              <w:rPr>
-                <w:rFonts w:hint="default" w:ascii="Times New Roman" w:hAnsi="Times New Roman" w:eastAsia="Times New Roman" w:cs="Times New Roman"/>
-                <w:color w:val="000000"/>
-                <w:sz w:val="20"/>
-                <w:szCs w:val="20"/>
-                <w:lang w:val="pt-BR" w:eastAsia="pt-BR"/>
-              </w:rPr>
-            </w:pPr>
+          </w:tcPr>
+          <w:p>
+            <w:pPr>
+              <w:pStyle w:val="3"/>
+              <w:spacing w:line="276" w:lineRule="auto"/>
+              <w:rPr>
+                <w:rFonts w:hint="default" w:ascii="Times New Roman" w:hAnsi="Times New Roman" w:eastAsia="Times New Roman" w:cs="Times New Roman"/>
+                <w:color w:val="000000"/>
+                <w:sz w:val="20"/>
+                <w:szCs w:val="20"/>
+                <w:lang w:val="pt-BR"/>
+              </w:rPr>
+            </w:pPr>
+            <w:r>
+              <w:rPr>
+                <w:rFonts w:hint="default" w:ascii="Times New Roman" w:hAnsi="Times New Roman" w:eastAsia="Times New Roman" w:cs="Times New Roman"/>
+                <w:color w:val="000000"/>
+                <w:sz w:val="20"/>
+                <w:szCs w:val="20"/>
+                <w:lang w:val="pt-BR"/>
+              </w:rPr>
+              <w:t>4. O sistema ativa o profissional.</w:t>
+            </w:r>
           </w:p>
         </w:tc>
       </w:tr>
@@ -10691,110 +11272,139 @@
         <w:tc>
           <w:tcPr>
             <w:tcW w:w="2381" w:type="dxa"/>
-            <w:shd w:val="clear" w:color="auto" w:fill="auto"/>
-            <w:vAlign w:val="top"/>
-          </w:tcPr>
-          <w:p>
-            <w:pPr>
-              <w:pStyle w:val="3"/>
-              <w:spacing w:line="276" w:lineRule="auto"/>
-              <w:rPr>
-                <w:rFonts w:hint="default" w:ascii="Times New Roman" w:hAnsi="Times New Roman" w:eastAsia="Times New Roman" w:cs="Times New Roman"/>
-                <w:color w:val="000000"/>
-                <w:sz w:val="20"/>
-                <w:szCs w:val="20"/>
-                <w:lang w:val="pt-BR" w:eastAsia="pt-BR"/>
-              </w:rPr>
-            </w:pPr>
+            <w:tcBorders>
+              <w:top w:val="single" w:color="000000" w:sz="4" w:space="0"/>
+              <w:left w:val="single" w:color="000000" w:sz="4" w:space="0"/>
+              <w:bottom w:val="single" w:color="000000" w:sz="4" w:space="0"/>
+              <w:right w:val="single" w:color="000000" w:sz="4" w:space="0"/>
+            </w:tcBorders>
+          </w:tcPr>
+          <w:p>
+            <w:pPr>
+              <w:pStyle w:val="3"/>
+              <w:spacing w:line="276" w:lineRule="auto"/>
+              <w:rPr>
+                <w:rFonts w:hint="default" w:ascii="Times New Roman" w:hAnsi="Times New Roman" w:eastAsia="Times New Roman" w:cs="Times New Roman"/>
+                <w:color w:val="000000"/>
+                <w:sz w:val="20"/>
+                <w:szCs w:val="20"/>
+                <w:lang w:val="pt-BR"/>
+              </w:rPr>
+            </w:pPr>
+            <w:r>
+              <w:rPr>
+                <w:rFonts w:hint="default" w:ascii="Times New Roman" w:hAnsi="Times New Roman" w:eastAsia="Times New Roman" w:cs="Times New Roman"/>
+                <w:color w:val="000000"/>
+                <w:sz w:val="20"/>
+                <w:szCs w:val="20"/>
+                <w:lang w:val="pt-BR"/>
+              </w:rPr>
+              <w:t>Fluxo de erro</w:t>
+            </w:r>
           </w:p>
         </w:tc>
         <w:tc>
           <w:tcPr>
             <w:tcW w:w="6641" w:type="dxa"/>
-            <w:shd w:val="clear" w:color="auto" w:fill="auto"/>
-            <w:vAlign w:val="top"/>
-          </w:tcPr>
-          <w:p>
-            <w:pPr>
-              <w:pStyle w:val="3"/>
-              <w:spacing w:line="276" w:lineRule="auto"/>
-              <w:rPr>
-                <w:rFonts w:hint="default" w:ascii="Times New Roman" w:hAnsi="Times New Roman" w:eastAsia="Times New Roman" w:cs="Times New Roman"/>
-                <w:color w:val="000000"/>
-                <w:sz w:val="20"/>
-                <w:szCs w:val="20"/>
-                <w:lang w:val="pt-BR" w:eastAsia="pt-BR"/>
-              </w:rPr>
-            </w:pPr>
-            <w:r>
-              <w:rPr>
-                <w:rFonts w:hint="default" w:ascii="Times New Roman" w:hAnsi="Times New Roman" w:eastAsia="Times New Roman" w:cs="Times New Roman"/>
-                <w:color w:val="000000"/>
-                <w:sz w:val="20"/>
-                <w:szCs w:val="20"/>
-                <w:lang w:val="pt-BR"/>
-              </w:rPr>
-              <w:t>2a. Administrador cancela: A operação é abortada.</w:t>
+            <w:tcBorders>
+              <w:top w:val="single" w:color="000000" w:sz="4" w:space="0"/>
+              <w:left w:val="single" w:color="000000" w:sz="4" w:space="0"/>
+              <w:bottom w:val="single" w:color="000000" w:sz="4" w:space="0"/>
+              <w:right w:val="single" w:color="000000" w:sz="4" w:space="0"/>
+            </w:tcBorders>
+          </w:tcPr>
+          <w:p>
+            <w:pPr>
+              <w:pStyle w:val="3"/>
+              <w:spacing w:line="276" w:lineRule="auto"/>
+              <w:rPr>
+                <w:rFonts w:hint="default" w:ascii="Times New Roman" w:hAnsi="Times New Roman" w:eastAsia="Times New Roman" w:cs="Times New Roman"/>
+                <w:color w:val="000000"/>
+                <w:sz w:val="20"/>
+                <w:szCs w:val="20"/>
+                <w:lang w:val="pt-BR"/>
+              </w:rPr>
+            </w:pPr>
+          </w:p>
+        </w:tc>
+      </w:tr>
+      <w:tr>
+        <w:tblPrEx>
+          <w:tblBorders>
+            <w:top w:val="single" w:color="000000" w:sz="4" w:space="0"/>
+            <w:left w:val="single" w:color="000000" w:sz="4" w:space="0"/>
+            <w:bottom w:val="single" w:color="000000" w:sz="4" w:space="0"/>
+            <w:right w:val="single" w:color="000000" w:sz="4" w:space="0"/>
+            <w:insideH w:val="single" w:color="000000" w:sz="4" w:space="0"/>
+            <w:insideV w:val="single" w:color="000000" w:sz="4" w:space="0"/>
+          </w:tblBorders>
+          <w:tblCellMar>
+            <w:top w:w="0" w:type="dxa"/>
+            <w:left w:w="108" w:type="dxa"/>
+            <w:bottom w:w="0" w:type="dxa"/>
+            <w:right w:w="108" w:type="dxa"/>
+          </w:tblCellMar>
+        </w:tblPrEx>
+        <w:tc>
+          <w:tcPr>
+            <w:tcW w:w="2381" w:type="dxa"/>
+            <w:tcBorders>
+              <w:top w:val="single" w:color="000000" w:sz="4" w:space="0"/>
+              <w:left w:val="single" w:color="000000" w:sz="4" w:space="0"/>
+              <w:bottom w:val="single" w:color="000000" w:sz="4" w:space="0"/>
+              <w:right w:val="single" w:color="000000" w:sz="4" w:space="0"/>
+            </w:tcBorders>
+          </w:tcPr>
+          <w:p>
+            <w:pPr>
+              <w:pStyle w:val="3"/>
+              <w:spacing w:line="276" w:lineRule="auto"/>
+              <w:rPr>
+                <w:rFonts w:hint="default" w:ascii="Times New Roman" w:hAnsi="Times New Roman" w:eastAsia="Times New Roman" w:cs="Times New Roman"/>
+                <w:color w:val="000000"/>
+                <w:sz w:val="20"/>
+                <w:szCs w:val="20"/>
+                <w:lang w:val="pt-BR"/>
+              </w:rPr>
+            </w:pPr>
+          </w:p>
+        </w:tc>
+        <w:tc>
+          <w:tcPr>
+            <w:tcW w:w="6641" w:type="dxa"/>
+            <w:tcBorders>
+              <w:top w:val="single" w:color="000000" w:sz="4" w:space="0"/>
+              <w:left w:val="single" w:color="000000" w:sz="4" w:space="0"/>
+              <w:bottom w:val="single" w:color="000000" w:sz="4" w:space="0"/>
+              <w:right w:val="single" w:color="000000" w:sz="4" w:space="0"/>
+            </w:tcBorders>
+          </w:tcPr>
+          <w:p>
+            <w:pPr>
+              <w:pStyle w:val="3"/>
+              <w:spacing w:line="276" w:lineRule="auto"/>
+              <w:rPr>
+                <w:rFonts w:hint="default" w:ascii="Times New Roman" w:hAnsi="Times New Roman" w:eastAsia="Times New Roman" w:cs="Times New Roman"/>
+                <w:color w:val="000000"/>
+                <w:sz w:val="20"/>
+                <w:szCs w:val="20"/>
+                <w:lang w:val="pt-BR"/>
+              </w:rPr>
+            </w:pPr>
+            <w:r>
+              <w:rPr>
+                <w:rFonts w:hint="default" w:ascii="Times New Roman" w:hAnsi="Times New Roman" w:eastAsia="Times New Roman" w:cs="Times New Roman"/>
+                <w:color w:val="000000"/>
+                <w:sz w:val="20"/>
+                <w:szCs w:val="20"/>
+                <w:lang w:val="pt-BR"/>
+              </w:rPr>
+              <w:t>4a.Não há.</w:t>
             </w:r>
           </w:p>
         </w:tc>
       </w:tr>
     </w:tbl>
-    <w:p>
-      <w:pPr>
-        <w:pStyle w:val="3"/>
-        <w:spacing w:after="180" w:line="288" w:lineRule="auto"/>
-        <w:rPr>
-          <w:rFonts w:ascii="Times New Roman" w:hAnsi="Times New Roman" w:eastAsia="Times New Roman" w:cs="Times New Roman"/>
-          <w:sz w:val="24"/>
-          <w:szCs w:val="24"/>
-        </w:rPr>
-      </w:pPr>
-    </w:p>
-    <w:p>
-      <w:pPr>
-        <w:pStyle w:val="3"/>
-        <w:spacing w:after="180" w:line="288" w:lineRule="auto"/>
-        <w:rPr>
-          <w:rFonts w:ascii="Times New Roman" w:hAnsi="Times New Roman" w:eastAsia="Times New Roman" w:cs="Times New Roman"/>
-          <w:sz w:val="24"/>
-          <w:szCs w:val="24"/>
-        </w:rPr>
-      </w:pPr>
-    </w:p>
-    <w:p>
-      <w:pPr>
-        <w:pStyle w:val="3"/>
-        <w:spacing w:after="180" w:line="288" w:lineRule="auto"/>
-        <w:rPr>
-          <w:rFonts w:ascii="Times New Roman" w:hAnsi="Times New Roman" w:eastAsia="Times New Roman" w:cs="Times New Roman"/>
-          <w:sz w:val="24"/>
-          <w:szCs w:val="24"/>
-        </w:rPr>
-      </w:pPr>
-    </w:p>
-    <w:p>
-      <w:pPr>
-        <w:pStyle w:val="3"/>
-        <w:spacing w:after="180" w:line="288" w:lineRule="auto"/>
-        <w:rPr>
-          <w:rFonts w:ascii="Times New Roman" w:hAnsi="Times New Roman" w:eastAsia="Times New Roman" w:cs="Times New Roman"/>
-          <w:sz w:val="24"/>
-          <w:szCs w:val="24"/>
-        </w:rPr>
-      </w:pPr>
-    </w:p>
-    <w:p>
-      <w:pPr>
-        <w:pStyle w:val="3"/>
-        <w:spacing w:after="180" w:line="288" w:lineRule="auto"/>
-        <w:rPr>
-          <w:rFonts w:ascii="Times New Roman" w:hAnsi="Times New Roman" w:eastAsia="Times New Roman" w:cs="Times New Roman"/>
-          <w:sz w:val="24"/>
-          <w:szCs w:val="24"/>
-        </w:rPr>
-      </w:pPr>
-    </w:p>
     <w:p>
       <w:pPr>
         <w:pStyle w:val="3"/>
@@ -11563,7 +12173,7 @@
                 <w:szCs w:val="20"/>
                 <w:lang w:val="pt-BR"/>
               </w:rPr>
-              <w:t>Fluxo Alternativo</w:t>
+              <w:t>Fluxo de erro</w:t>
             </w:r>
           </w:p>
         </w:tc>
@@ -11656,83 +12266,7 @@
                 <w:sz w:val="20"/>
                 <w:szCs w:val="20"/>
               </w:rPr>
-              <w:t>2a. Falha na conexão: O sistema tenta novamente ou registra erro.</w:t>
-            </w:r>
-          </w:p>
-        </w:tc>
-      </w:tr>
-      <w:tr>
-        <w:tblPrEx>
-          <w:tblBorders>
-            <w:top w:val="single" w:color="000000" w:sz="4" w:space="0"/>
-            <w:left w:val="single" w:color="000000" w:sz="4" w:space="0"/>
-            <w:bottom w:val="single" w:color="000000" w:sz="4" w:space="0"/>
-            <w:right w:val="single" w:color="000000" w:sz="4" w:space="0"/>
-            <w:insideH w:val="single" w:color="000000" w:sz="4" w:space="0"/>
-            <w:insideV w:val="single" w:color="000000" w:sz="4" w:space="0"/>
-          </w:tblBorders>
-          <w:tblCellMar>
-            <w:top w:w="0" w:type="dxa"/>
-            <w:left w:w="108" w:type="dxa"/>
-            <w:bottom w:w="0" w:type="dxa"/>
-            <w:right w:w="108" w:type="dxa"/>
-          </w:tblCellMar>
-        </w:tblPrEx>
-        <w:tc>
-          <w:tcPr>
-            <w:tcW w:w="2381" w:type="dxa"/>
-            <w:shd w:val="clear" w:color="auto" w:fill="auto"/>
-            <w:vAlign w:val="top"/>
-          </w:tcPr>
-          <w:p>
-            <w:pPr>
-              <w:pStyle w:val="3"/>
-              <w:spacing w:line="276" w:lineRule="auto"/>
-              <w:rPr>
-                <w:rFonts w:hint="default" w:ascii="Times New Roman" w:hAnsi="Times New Roman" w:eastAsia="Times New Roman" w:cs="Times New Roman"/>
-                <w:color w:val="000000"/>
-                <w:sz w:val="20"/>
-                <w:szCs w:val="20"/>
-                <w:lang w:val="pt-BR" w:eastAsia="pt-BR"/>
-              </w:rPr>
-            </w:pPr>
-          </w:p>
-        </w:tc>
-        <w:tc>
-          <w:tcPr>
-            <w:tcW w:w="6641" w:type="dxa"/>
-            <w:shd w:val="clear" w:color="auto" w:fill="auto"/>
-            <w:vAlign w:val="top"/>
-          </w:tcPr>
-          <w:p>
-            <w:pPr>
-              <w:pStyle w:val="3"/>
-              <w:spacing w:line="276" w:lineRule="auto"/>
-              <w:rPr>
-                <w:rFonts w:ascii="Times New Roman" w:hAnsi="Times New Roman" w:eastAsia="Times New Roman" w:cs="Times New Roman"/>
-                <w:color w:val="000000"/>
-                <w:sz w:val="20"/>
-                <w:szCs w:val="20"/>
-              </w:rPr>
-            </w:pPr>
-            <w:r>
-              <w:rPr>
-                <w:rFonts w:hint="default" w:ascii="Times New Roman" w:hAnsi="Times New Roman" w:eastAsia="Times New Roman" w:cs="Times New Roman"/>
-                <w:color w:val="000000"/>
-                <w:sz w:val="20"/>
-                <w:szCs w:val="20"/>
-                <w:lang w:val="pt-BR"/>
-              </w:rPr>
-              <w:t>4b</w:t>
-            </w:r>
-            <w:r>
-              <w:rPr>
-                <w:rFonts w:ascii="Times New Roman" w:hAnsi="Times New Roman" w:eastAsia="Times New Roman" w:cs="Times New Roman"/>
-                <w:color w:val="000000"/>
-                <w:sz w:val="20"/>
-                <w:szCs w:val="20"/>
-              </w:rPr>
-              <w:t>. Falha na conexão: O sistema tenta novamente ou registra erro.</w:t>
+              <w:t>2a. Falha na conexão: O sistema tenta novamente.</w:t>
             </w:r>
           </w:p>
         </w:tc>
@@ -12266,7 +12800,26 @@
                 <w:sz w:val="20"/>
                 <w:szCs w:val="20"/>
               </w:rPr>
-              <w:t>1. A central de alarmes envia dados.</w:t>
+              <w:t>1. A central de alarmes envia dados</w:t>
+            </w:r>
+            <w:r>
+              <w:rPr>
+                <w:rFonts w:hint="default" w:ascii="Times New Roman" w:hAnsi="Times New Roman" w:eastAsia="Times New Roman" w:cs="Times New Roman"/>
+                <w:color w:val="000000"/>
+                <w:sz w:val="20"/>
+                <w:szCs w:val="20"/>
+                <w:lang w:val="pt-BR"/>
+              </w:rPr>
+              <w:t xml:space="preserve"> relacionados ao controle remoto</w:t>
+            </w:r>
+            <w:r>
+              <w:rPr>
+                <w:rFonts w:ascii="Times New Roman" w:hAnsi="Times New Roman" w:eastAsia="Times New Roman" w:cs="Times New Roman"/>
+                <w:color w:val="000000"/>
+                <w:sz w:val="20"/>
+                <w:szCs w:val="20"/>
+              </w:rPr>
+              <w:t>.</w:t>
             </w:r>
           </w:p>
         </w:tc>
@@ -12505,7 +13058,7 @@
                 <w:szCs w:val="20"/>
                 <w:lang w:val="pt-BR"/>
               </w:rPr>
-              <w:t>Fluxo Alternativo</w:t>
+              <w:t>Fluxo de erro</w:t>
             </w:r>
           </w:p>
         </w:tc>
@@ -12599,7 +13152,75 @@
                 <w:szCs w:val="20"/>
                 <w:lang w:val="pt-BR"/>
               </w:rPr>
-              <w:t>Nenhum.</w:t>
+              <w:t>2a. O sinal do controle remoto não chega na central.</w:t>
+            </w:r>
+          </w:p>
+        </w:tc>
+      </w:tr>
+      <w:tr>
+        <w:tblPrEx>
+          <w:tblBorders>
+            <w:top w:val="single" w:color="000000" w:sz="4" w:space="0"/>
+            <w:left w:val="single" w:color="000000" w:sz="4" w:space="0"/>
+            <w:bottom w:val="single" w:color="000000" w:sz="4" w:space="0"/>
+            <w:right w:val="single" w:color="000000" w:sz="4" w:space="0"/>
+            <w:insideH w:val="single" w:color="000000" w:sz="4" w:space="0"/>
+            <w:insideV w:val="single" w:color="000000" w:sz="4" w:space="0"/>
+          </w:tblBorders>
+          <w:tblCellMar>
+            <w:top w:w="0" w:type="dxa"/>
+            <w:left w:w="108" w:type="dxa"/>
+            <w:bottom w:w="0" w:type="dxa"/>
+            <w:right w:w="108" w:type="dxa"/>
+          </w:tblCellMar>
+        </w:tblPrEx>
+        <w:tc>
+          <w:tcPr>
+            <w:tcW w:w="2381" w:type="dxa"/>
+            <w:shd w:val="clear" w:color="auto" w:fill="auto"/>
+            <w:vAlign w:val="top"/>
+          </w:tcPr>
+          <w:p>
+            <w:pPr>
+              <w:pStyle w:val="3"/>
+              <w:spacing w:line="276" w:lineRule="auto"/>
+              <w:rPr>
+                <w:rFonts w:hint="default" w:ascii="Times New Roman" w:hAnsi="Times New Roman" w:eastAsia="Times New Roman" w:cs="Times New Roman"/>
+                <w:color w:val="000000"/>
+                <w:sz w:val="20"/>
+                <w:szCs w:val="20"/>
+                <w:lang w:val="pt-BR" w:eastAsia="pt-BR"/>
+              </w:rPr>
+            </w:pPr>
+          </w:p>
+        </w:tc>
+        <w:tc>
+          <w:tcPr>
+            <w:tcW w:w="6641" w:type="dxa"/>
+            <w:shd w:val="clear" w:color="auto" w:fill="auto"/>
+            <w:vAlign w:val="top"/>
+          </w:tcPr>
+          <w:p>
+            <w:pPr>
+              <w:pStyle w:val="3"/>
+              <w:spacing w:line="276" w:lineRule="auto"/>
+              <w:rPr>
+                <w:rFonts w:hint="default" w:ascii="Times New Roman" w:hAnsi="Times New Roman" w:eastAsia="Times New Roman" w:cs="Times New Roman"/>
+                <w:color w:val="000000"/>
+                <w:sz w:val="20"/>
+                <w:szCs w:val="20"/>
+                <w:lang w:val="pt-BR"/>
+              </w:rPr>
+            </w:pPr>
+            <w:r>
+              <w:rPr>
+                <w:rFonts w:hint="default" w:ascii="Times New Roman" w:hAnsi="Times New Roman" w:eastAsia="Times New Roman" w:cs="Times New Roman"/>
+                <w:color w:val="000000"/>
+                <w:sz w:val="20"/>
+                <w:szCs w:val="20"/>
+                <w:lang w:val="pt-BR"/>
+              </w:rPr>
+              <w:t>3a. Sem ter recebido o sinal do controle a central não envia dados para o software.</w:t>
             </w:r>
           </w:p>
         </w:tc>
@@ -12621,8 +13242,6 @@
         <w:pStyle w:val="3"/>
         <w:spacing w:after="180" w:line="288" w:lineRule="auto"/>
       </w:pPr>
-      <w:bookmarkStart w:id="0" w:name="_GoBack"/>
-      <w:bookmarkEnd w:id="0"/>
     </w:p>
     <w:sectPr>
       <w:headerReference r:id="rId5" w:type="default"/>
@@ -12814,18 +13433,6 @@
 <file path=word/numbering.xml><?xml version="1.0" encoding="utf-8"?>
 <w:numbering xmlns:wpc="http://schemas.microsoft.com/office/word/2010/wordprocessingCanvas" xmlns:mc="http://schemas.openxmlformats.org/markup-compatibility/2006" xmlns:o="urn:schemas-microsoft-com:office:office" xmlns:r="http://schemas.openxmlformats.org/officeDocument/2006/relationships" xmlns:m="http://schemas.openxmlformats.org/officeDocument/2006/math" xmlns:v="urn:schemas-microsoft-com:vml" xmlns:wp14="http://schemas.microsoft.com/office/word/2010/wordprocessingDrawing" xmlns:wp="http://schemas.openxmlformats.org/drawingml/2006/wordprocessingDrawing" xmlns:w10="urn:schemas-microsoft-com:office:word" xmlns:w="http://schemas.openxmlformats.org/wordprocessingml/2006/main" xmlns:w14="http://schemas.microsoft.com/office/word/2010/wordml" xmlns:wpg="http://schemas.microsoft.com/office/word/2010/wordprocessingGroup" xmlns:wpi="http://schemas.microsoft.com/office/word/2010/wordprocessingInk" xmlns:wne="http://schemas.microsoft.com/office/word/2006/wordml" xmlns:wps="http://schemas.microsoft.com/office/word/2010/wordprocessingShape" xmlns:wpsCustomData="http://www.wps.cn/officeDocument/2013/wpsCustomData" mc:Ignorable="w14 wp14">
   <w:abstractNum w:abstractNumId="0">
-    <w:nsid w:val="9CE4E6C5"/>
-    <w:multiLevelType w:val="singleLevel"/>
-    <w:tmpl w:val="9CE4E6C5"/>
-    <w:lvl w:ilvl="0" w:tentative="0">
-      <w:start w:val="4"/>
-      <w:numFmt w:val="decimal"/>
-      <w:suff w:val="space"/>
-      <w:lvlText w:val="%1."/>
-      <w:lvlJc w:val="left"/>
-    </w:lvl>
-  </w:abstractNum>
-  <w:abstractNum w:abstractNumId="1">
     <w:nsid w:val="B3A3C26B"/>
     <w:multiLevelType w:val="singleLevel"/>
     <w:tmpl w:val="B3A3C26B"/>
@@ -12837,7 +13444,7 @@
       <w:lvlJc w:val="left"/>
     </w:lvl>
   </w:abstractNum>
-  <w:abstractNum w:abstractNumId="2">
+  <w:abstractNum w:abstractNumId="1">
     <w:nsid w:val="C1FA1D09"/>
     <w:multiLevelType w:val="singleLevel"/>
     <w:tmpl w:val="C1FA1D09"/>
@@ -12849,14 +13456,26 @@
       <w:lvlJc w:val="left"/>
     </w:lvl>
   </w:abstractNum>
+  <w:abstractNum w:abstractNumId="2">
+    <w:nsid w:val="55B9991E"/>
+    <w:multiLevelType w:val="singleLevel"/>
+    <w:tmpl w:val="55B9991E"/>
+    <w:lvl w:ilvl="0" w:tentative="0">
+      <w:start w:val="6"/>
+      <w:numFmt w:val="decimal"/>
+      <w:suff w:val="space"/>
+      <w:lvlText w:val="%1."/>
+      <w:lvlJc w:val="left"/>
+    </w:lvl>
+  </w:abstractNum>
   <w:num w:numId="1">
-    <w:abstractNumId w:val="1"/>
+    <w:abstractNumId w:val="2"/>
   </w:num>
   <w:num w:numId="2">
     <w:abstractNumId w:val="0"/>
   </w:num>
   <w:num w:numId="3">
-    <w:abstractNumId w:val="2"/>
+    <w:abstractNumId w:val="1"/>
   </w:num>
 </w:numbering>
 </file>
